--- a/05-数字电路/02-时序逻辑电路/RS触发器电路/RS触发器电路.docx
+++ b/05-数字电路/02-时序逻辑电路/RS触发器电路/RS触发器电路.docx
@@ -2481,6 +2481,20 @@
     </w:p>
     <w:bookmarkEnd w:id="26"/>
     <w:bookmarkEnd w:id="27"/>
+    <w:p>
+      <w:pPr>
+        <w:spacing w:before="360"/>
+        <w:jc w:val="center"/>
+      </w:pPr>
+      <w:r>
+        <w:rPr>
+          <w:rFonts w:ascii="Times New Roman" w:hAnsi="Times New Roman"/>
+          <w:color w:val="555555"/>
+          <w:sz w:val="21"/>
+        </w:rPr>
+        <w:t>材料收集者：杜文杰</w:t>
+      </w:r>
+    </w:p>
     <w:sectPr>
       <w:headerReference r:id="rId9" w:type="default"/>
       <w:footerReference r:id="rId10" w:type="default"/>

--- a/05-数字电路/02-时序逻辑电路/RS触发器电路/RS触发器电路.docx
+++ b/05-数字电路/02-时序逻辑电路/RS触发器电路/RS触发器电路.docx
@@ -1,6 +1,6 @@
 
 <file path=word/document.xml><?xml version="1.0" encoding="utf-8"?>
-<w:document xmlns:w="http://schemas.openxmlformats.org/wordprocessingml/2006/main" xmlns:m="http://schemas.openxmlformats.org/officeDocument/2006/math" xmlns:r="http://schemas.openxmlformats.org/officeDocument/2006/relationships" xmlns:o="urn:schemas-microsoft-com:office:office" xmlns:v="urn:schemas-microsoft-com:vml" xmlns:w10="urn:schemas-microsoft-com:office:word" xmlns:a="http://schemas.openxmlformats.org/drawingml/2006/main" xmlns:pic="http://schemas.openxmlformats.org/drawingml/2006/picture" xmlns:wp="http://schemas.openxmlformats.org/drawingml/2006/wordprocessingDrawing">
+<w:document xmlns:m="http://schemas.openxmlformats.org/officeDocument/2006/math" xmlns:r="http://schemas.openxmlformats.org/officeDocument/2006/relationships" xmlns:w="http://schemas.openxmlformats.org/wordprocessingml/2006/main" xmlns:o="urn:schemas-microsoft-com:office:office" xmlns:v="urn:schemas-microsoft-com:vml" xmlns:w10="urn:schemas-microsoft-com:office:word" xmlns:a="http://schemas.openxmlformats.org/drawingml/2006/main" xmlns:pic="http://schemas.openxmlformats.org/drawingml/2006/picture" xmlns:wp="http://schemas.openxmlformats.org/drawingml/2006/wordprocessingDrawing">
   <w:body>
     <w:bookmarkStart w:id="27" w:name="rs-触发器电路"/>
     <w:p>
@@ -8,11 +8,14 @@
         <w:pStyle w:val="Heading1"/>
       </w:pPr>
       <w:r>
+        <w:rPr>
+          <w:rFonts w:eastAsia="黑体"/>
+        </w:rPr>
         <w:t xml:space="preserve">RS </w:t>
       </w:r>
       <w:r>
         <w:rPr>
-          <w:rFonts w:hint="eastAsia"/>
+          <w:rFonts w:hint="eastAsia" w:eastAsia="黑体"/>
         </w:rPr>
         <w:t xml:space="preserve">触发器电路</w:t>
       </w:r>
@@ -24,7 +27,7 @@
       </w:pPr>
       <w:r>
         <w:rPr>
-          <w:rFonts w:hint="eastAsia"/>
+          <w:rFonts w:hint="eastAsia" w:eastAsia="黑体"/>
         </w:rPr>
         <w:t xml:space="preserve">拓扑描述</w:t>
       </w:r>
@@ -35,13 +38,13 @@
       </w:pPr>
       <w:r>
         <w:rPr>
-          <w:rFonts w:hint="eastAsia"/>
+          <w:rFonts w:hint="eastAsia" w:eastAsia="黑体"/>
         </w:rPr>
         <w:t xml:space="preserve">由</w:t>
       </w:r>
       <w:r>
         <w:rPr>
-          <w:rFonts w:hint="eastAsia"/>
+          <w:rFonts w:hint="eastAsia" w:eastAsia="黑体"/>
           <w:b/>
           <w:bCs/>
         </w:rPr>
@@ -49,6 +52,7 @@
       </w:r>
       <w:r>
         <w:rPr>
+          <w:rFonts w:eastAsia="黑体"/>
           <w:b/>
           <w:bCs/>
         </w:rPr>
@@ -70,6 +74,7 @@
       </m:oMath>
       <w:r>
         <w:rPr>
+          <w:rFonts w:eastAsia="黑体"/>
           <w:b/>
           <w:bCs/>
         </w:rPr>
@@ -91,7 +96,7 @@
       </m:oMath>
       <w:r>
         <w:rPr>
-          <w:rFonts w:hint="eastAsia"/>
+          <w:rFonts w:hint="eastAsia" w:eastAsia="黑体"/>
         </w:rPr>
         <w:t xml:space="preserve">（或两个或非门）构成，</w:t>
       </w:r>
@@ -110,15 +115,21 @@
         </m:sSub>
       </m:oMath>
       <w:r>
+        <w:rPr>
+          <w:rFonts w:eastAsia="黑体"/>
+        </w:rPr>
         <w:t xml:space="preserve"> </w:t>
       </w:r>
       <w:r>
         <w:rPr>
-          <w:rFonts w:hint="eastAsia"/>
+          <w:rFonts w:hint="eastAsia" w:eastAsia="黑体"/>
         </w:rPr>
         <w:t xml:space="preserve">的输出反馈到</w:t>
       </w:r>
       <w:r>
+        <w:rPr>
+          <w:rFonts w:eastAsia="黑体"/>
+        </w:rPr>
         <w:t xml:space="preserve"> </w:t>
       </w:r>
       <m:oMath>
@@ -136,11 +147,14 @@
         </m:sSub>
       </m:oMath>
       <w:r>
+        <w:rPr>
+          <w:rFonts w:eastAsia="黑体"/>
+        </w:rPr>
         <w:t xml:space="preserve"> </w:t>
       </w:r>
       <w:r>
         <w:rPr>
-          <w:rFonts w:hint="eastAsia"/>
+          <w:rFonts w:hint="eastAsia" w:eastAsia="黑体"/>
         </w:rPr>
         <w:t xml:space="preserve">的输入、</w:t>
       </w:r>
@@ -159,15 +173,21 @@
         </m:sSub>
       </m:oMath>
       <w:r>
+        <w:rPr>
+          <w:rFonts w:eastAsia="黑体"/>
+        </w:rPr>
         <w:t xml:space="preserve"> </w:t>
       </w:r>
       <w:r>
         <w:rPr>
-          <w:rFonts w:hint="eastAsia"/>
+          <w:rFonts w:hint="eastAsia" w:eastAsia="黑体"/>
         </w:rPr>
         <w:t xml:space="preserve">的输出反馈到</w:t>
       </w:r>
       <w:r>
+        <w:rPr>
+          <w:rFonts w:eastAsia="黑体"/>
+        </w:rPr>
         <w:t xml:space="preserve"> </w:t>
       </w:r>
       <m:oMath>
@@ -185,26 +205,32 @@
         </m:sSub>
       </m:oMath>
       <w:r>
+        <w:rPr>
+          <w:rFonts w:eastAsia="黑体"/>
+        </w:rPr>
         <w:t xml:space="preserve"> </w:t>
       </w:r>
       <w:r>
         <w:rPr>
-          <w:rFonts w:hint="eastAsia"/>
+          <w:rFonts w:hint="eastAsia" w:eastAsia="黑体"/>
         </w:rPr>
         <w:t xml:space="preserve">的输入，形成双稳态正反馈。电路共</w:t>
       </w:r>
       <w:r>
+        <w:rPr>
+          <w:rFonts w:eastAsia="黑体"/>
+        </w:rPr>
         <w:t xml:space="preserve"> 5 </w:t>
       </w:r>
       <w:r>
         <w:rPr>
-          <w:rFonts w:hint="eastAsia"/>
+          <w:rFonts w:hint="eastAsia" w:eastAsia="黑体"/>
         </w:rPr>
         <w:t xml:space="preserve">个关键节点：</w:t>
       </w:r>
       <w:r>
         <w:rPr>
-          <w:rFonts w:hint="eastAsia"/>
+          <w:rFonts w:hint="eastAsia" w:eastAsia="黑体"/>
           <w:b/>
           <w:bCs/>
         </w:rPr>
@@ -212,6 +238,7 @@
       </w:r>
       <w:r>
         <w:rPr>
+          <w:rFonts w:eastAsia="黑体"/>
           <w:b/>
           <w:bCs/>
         </w:rPr>
@@ -219,7 +246,7 @@
       </w:r>
       <w:r>
         <w:rPr>
-          <w:rFonts w:hint="eastAsia"/>
+          <w:rFonts w:hint="eastAsia" w:eastAsia="黑体"/>
           <w:b/>
           <w:bCs/>
         </w:rPr>
@@ -227,6 +254,7 @@
       </w:r>
       <w:r>
         <w:rPr>
+          <w:rFonts w:eastAsia="黑体"/>
           <w:b/>
           <w:bCs/>
         </w:rPr>
@@ -246,11 +274,14 @@
       </m:oMath>
       <w:r>
         <w:rPr>
-          <w:rFonts w:hint="eastAsia"/>
+          <w:rFonts w:hint="eastAsia" w:eastAsia="黑体"/>
         </w:rPr>
         <w:t xml:space="preserve">（外部置位输入，低有效，接</w:t>
       </w:r>
       <w:r>
+        <w:rPr>
+          <w:rFonts w:eastAsia="黑体"/>
+        </w:rPr>
         <w:t xml:space="preserve"> </w:t>
       </w:r>
       <m:oMath>
@@ -268,17 +299,20 @@
         </m:sSub>
       </m:oMath>
       <w:r>
+        <w:rPr>
+          <w:rFonts w:eastAsia="黑体"/>
+        </w:rPr>
         <w:t xml:space="preserve"> </w:t>
       </w:r>
       <w:r>
         <w:rPr>
-          <w:rFonts w:hint="eastAsia"/>
+          <w:rFonts w:hint="eastAsia" w:eastAsia="黑体"/>
         </w:rPr>
         <w:t xml:space="preserve">的置位控制脚）；</w:t>
       </w:r>
       <w:r>
         <w:rPr>
-          <w:rFonts w:hint="eastAsia"/>
+          <w:rFonts w:hint="eastAsia" w:eastAsia="黑体"/>
           <w:b/>
           <w:bCs/>
         </w:rPr>
@@ -286,6 +320,7 @@
       </w:r>
       <w:r>
         <w:rPr>
+          <w:rFonts w:eastAsia="黑体"/>
           <w:b/>
           <w:bCs/>
         </w:rPr>
@@ -293,7 +328,7 @@
       </w:r>
       <w:r>
         <w:rPr>
-          <w:rFonts w:hint="eastAsia"/>
+          <w:rFonts w:hint="eastAsia" w:eastAsia="黑体"/>
           <w:b/>
           <w:bCs/>
         </w:rPr>
@@ -301,6 +336,7 @@
       </w:r>
       <w:r>
         <w:rPr>
+          <w:rFonts w:eastAsia="黑体"/>
           <w:b/>
           <w:bCs/>
         </w:rPr>
@@ -320,11 +356,14 @@
       </m:oMath>
       <w:r>
         <w:rPr>
-          <w:rFonts w:hint="eastAsia"/>
+          <w:rFonts w:hint="eastAsia" w:eastAsia="黑体"/>
         </w:rPr>
         <w:t xml:space="preserve">（外部复位输入，低有效，接</w:t>
       </w:r>
       <w:r>
+        <w:rPr>
+          <w:rFonts w:eastAsia="黑体"/>
+        </w:rPr>
         <w:t xml:space="preserve"> </w:t>
       </w:r>
       <m:oMath>
@@ -342,17 +381,20 @@
         </m:sSub>
       </m:oMath>
       <w:r>
+        <w:rPr>
+          <w:rFonts w:eastAsia="黑体"/>
+        </w:rPr>
         <w:t xml:space="preserve"> </w:t>
       </w:r>
       <w:r>
         <w:rPr>
-          <w:rFonts w:hint="eastAsia"/>
+          <w:rFonts w:hint="eastAsia" w:eastAsia="黑体"/>
         </w:rPr>
         <w:t xml:space="preserve">的复位控制脚）；</w:t>
       </w:r>
       <w:r>
         <w:rPr>
-          <w:rFonts w:hint="eastAsia"/>
+          <w:rFonts w:hint="eastAsia" w:eastAsia="黑体"/>
           <w:b/>
           <w:bCs/>
         </w:rPr>
@@ -360,6 +402,7 @@
       </w:r>
       <w:r>
         <w:rPr>
+          <w:rFonts w:eastAsia="黑体"/>
           <w:b/>
           <w:bCs/>
         </w:rPr>
@@ -367,7 +410,7 @@
       </w:r>
       <w:r>
         <w:rPr>
-          <w:rFonts w:hint="eastAsia"/>
+          <w:rFonts w:hint="eastAsia" w:eastAsia="黑体"/>
           <w:b/>
           <w:bCs/>
         </w:rPr>
@@ -375,6 +418,7 @@
       </w:r>
       <w:r>
         <w:rPr>
+          <w:rFonts w:eastAsia="黑体"/>
           <w:b/>
           <w:bCs/>
         </w:rPr>
@@ -387,7 +431,7 @@
       </m:oMath>
       <w:r>
         <w:rPr>
-          <w:rFonts w:hint="eastAsia"/>
+          <w:rFonts w:hint="eastAsia" w:eastAsia="黑体"/>
         </w:rPr>
         <w:t xml:space="preserve">（</w:t>
       </w:r>
@@ -406,17 +450,20 @@
         </m:sSub>
       </m:oMath>
       <w:r>
+        <w:rPr>
+          <w:rFonts w:eastAsia="黑体"/>
+        </w:rPr>
         <w:t xml:space="preserve"> </w:t>
       </w:r>
       <w:r>
         <w:rPr>
-          <w:rFonts w:hint="eastAsia"/>
+          <w:rFonts w:hint="eastAsia" w:eastAsia="黑体"/>
         </w:rPr>
         <w:t xml:space="preserve">的输出端，作为电路输出）；</w:t>
       </w:r>
       <w:r>
         <w:rPr>
-          <w:rFonts w:hint="eastAsia"/>
+          <w:rFonts w:hint="eastAsia" w:eastAsia="黑体"/>
           <w:b/>
           <w:bCs/>
         </w:rPr>
@@ -424,6 +471,7 @@
       </w:r>
       <w:r>
         <w:rPr>
+          <w:rFonts w:eastAsia="黑体"/>
           <w:b/>
           <w:bCs/>
         </w:rPr>
@@ -431,7 +479,7 @@
       </w:r>
       <w:r>
         <w:rPr>
-          <w:rFonts w:hint="eastAsia"/>
+          <w:rFonts w:hint="eastAsia" w:eastAsia="黑体"/>
           <w:b/>
           <w:bCs/>
         </w:rPr>
@@ -439,6 +487,7 @@
       </w:r>
       <w:r>
         <w:rPr>
+          <w:rFonts w:eastAsia="黑体"/>
           <w:b/>
           <w:bCs/>
         </w:rPr>
@@ -458,7 +507,7 @@
       </m:oMath>
       <w:r>
         <w:rPr>
-          <w:rFonts w:hint="eastAsia"/>
+          <w:rFonts w:hint="eastAsia" w:eastAsia="黑体"/>
         </w:rPr>
         <w:t xml:space="preserve">（</w:t>
       </w:r>
@@ -477,17 +526,20 @@
         </m:sSub>
       </m:oMath>
       <w:r>
+        <w:rPr>
+          <w:rFonts w:eastAsia="黑体"/>
+        </w:rPr>
         <w:t xml:space="preserve"> </w:t>
       </w:r>
       <w:r>
         <w:rPr>
-          <w:rFonts w:hint="eastAsia"/>
+          <w:rFonts w:hint="eastAsia" w:eastAsia="黑体"/>
         </w:rPr>
         <w:t xml:space="preserve">的输出端，作为互补输出）；</w:t>
       </w:r>
       <w:r>
         <w:rPr>
-          <w:rFonts w:hint="eastAsia"/>
+          <w:rFonts w:hint="eastAsia" w:eastAsia="黑体"/>
           <w:b/>
           <w:bCs/>
         </w:rPr>
@@ -495,6 +547,7 @@
       </w:r>
       <w:r>
         <w:rPr>
+          <w:rFonts w:eastAsia="黑体"/>
           <w:b/>
           <w:bCs/>
         </w:rPr>
@@ -502,7 +555,7 @@
       </w:r>
       <w:r>
         <w:rPr>
-          <w:rFonts w:hint="eastAsia"/>
+          <w:rFonts w:hint="eastAsia" w:eastAsia="黑体"/>
           <w:b/>
           <w:bCs/>
         </w:rPr>
@@ -510,7 +563,7 @@
       </w:r>
       <w:r>
         <w:rPr>
-          <w:rFonts w:hint="eastAsia"/>
+          <w:rFonts w:hint="eastAsia" w:eastAsia="黑体"/>
         </w:rPr>
         <w:t xml:space="preserve">（</w:t>
       </w:r>
@@ -532,15 +585,21 @@
         </m:sSub>
       </m:oMath>
       <w:r>
+        <w:rPr>
+          <w:rFonts w:eastAsia="黑体"/>
+        </w:rPr>
         <w:t xml:space="preserve"> </w:t>
       </w:r>
       <w:r>
         <w:rPr>
-          <w:rFonts w:hint="eastAsia"/>
+          <w:rFonts w:hint="eastAsia" w:eastAsia="黑体"/>
         </w:rPr>
         <w:t xml:space="preserve">与</w:t>
       </w:r>
       <w:r>
+        <w:rPr>
+          <w:rFonts w:eastAsia="黑体"/>
+        </w:rPr>
         <w:t xml:space="preserve"> </w:t>
       </w:r>
       <m:oMath>
@@ -556,7 +615,7 @@
       </m:oMath>
       <w:r>
         <w:rPr>
-          <w:rFonts w:hint="eastAsia"/>
+          <w:rFonts w:hint="eastAsia" w:eastAsia="黑体"/>
         </w:rPr>
         <w:t xml:space="preserve">）。</w:t>
       </w:r>
@@ -565,7 +624,7 @@
       <w:pPr/>
       <w:r>
         <w:rPr>
-          <w:rFonts w:hint="eastAsia"/>
+          <w:rFonts w:hint="eastAsia" w:eastAsia="黑体"/>
         </w:rPr>
         <w:t xml:space="preserve">各单元管脚连接：</w:t>
       </w:r>
@@ -585,22 +644,28 @@
       </m:oMath>
       <w:r>
         <w:rPr>
-          <w:rFonts w:hint="eastAsia"/>
+          <w:rFonts w:hint="eastAsia" w:eastAsia="黑体"/>
           <w:b/>
           <w:bCs/>
         </w:rPr>
         <w:t xml:space="preserve">（与非门）</w:t>
       </w:r>
       <w:r>
+        <w:rPr>
+          <w:rFonts w:eastAsia="黑体"/>
+        </w:rPr>
         <w:t xml:space="preserve"> </w:t>
       </w:r>
       <w:r>
         <w:rPr>
-          <w:rFonts w:hint="eastAsia"/>
+          <w:rFonts w:hint="eastAsia" w:eastAsia="黑体"/>
         </w:rPr>
         <w:t xml:space="preserve">一个输入端接置位输入</w:t>
       </w:r>
       <w:r>
+        <w:rPr>
+          <w:rFonts w:eastAsia="黑体"/>
+        </w:rPr>
         <w:t xml:space="preserve"> </w:t>
       </w:r>
       <m:oMath>
@@ -617,11 +682,14 @@
       </m:oMath>
       <w:r>
         <w:rPr>
-          <w:rFonts w:hint="eastAsia"/>
+          <w:rFonts w:hint="eastAsia" w:eastAsia="黑体"/>
         </w:rPr>
         <w:t xml:space="preserve">、另一个输入端接</w:t>
       </w:r>
       <w:r>
+        <w:rPr>
+          <w:rFonts w:eastAsia="黑体"/>
+        </w:rPr>
         <w:t xml:space="preserve"> </w:t>
       </w:r>
       <m:oMath>
@@ -639,15 +707,21 @@
         </m:sSub>
       </m:oMath>
       <w:r>
+        <w:rPr>
+          <w:rFonts w:eastAsia="黑体"/>
+        </w:rPr>
         <w:t xml:space="preserve"> </w:t>
       </w:r>
       <w:r>
         <w:rPr>
-          <w:rFonts w:hint="eastAsia"/>
+          <w:rFonts w:hint="eastAsia" w:eastAsia="黑体"/>
         </w:rPr>
         <w:t xml:space="preserve">的输出节点</w:t>
       </w:r>
       <w:r>
+        <w:rPr>
+          <w:rFonts w:eastAsia="黑体"/>
+        </w:rPr>
         <w:t xml:space="preserve"> </w:t>
       </w:r>
       <m:oMath>
@@ -664,11 +738,14 @@
       </m:oMath>
       <w:r>
         <w:rPr>
-          <w:rFonts w:hint="eastAsia"/>
+          <w:rFonts w:hint="eastAsia" w:eastAsia="黑体"/>
         </w:rPr>
         <w:t xml:space="preserve">，输出脚接输出节点</w:t>
       </w:r>
       <w:r>
+        <w:rPr>
+          <w:rFonts w:eastAsia="黑体"/>
+        </w:rPr>
         <w:t xml:space="preserve"> </w:t>
       </w:r>
       <m:oMath>
@@ -678,7 +755,7 @@
       </m:oMath>
       <w:r>
         <w:rPr>
-          <w:rFonts w:hint="eastAsia"/>
+          <w:rFonts w:hint="eastAsia" w:eastAsia="黑体"/>
         </w:rPr>
         <w:t xml:space="preserve">；</w:t>
       </w:r>
@@ -698,22 +775,28 @@
       </m:oMath>
       <w:r>
         <w:rPr>
-          <w:rFonts w:hint="eastAsia"/>
+          <w:rFonts w:hint="eastAsia" w:eastAsia="黑体"/>
           <w:b/>
           <w:bCs/>
         </w:rPr>
         <w:t xml:space="preserve">（与非门）</w:t>
       </w:r>
       <w:r>
+        <w:rPr>
+          <w:rFonts w:eastAsia="黑体"/>
+        </w:rPr>
         <w:t xml:space="preserve"> </w:t>
       </w:r>
       <w:r>
         <w:rPr>
-          <w:rFonts w:hint="eastAsia"/>
+          <w:rFonts w:hint="eastAsia" w:eastAsia="黑体"/>
         </w:rPr>
         <w:t xml:space="preserve">一个输入端接复位输入</w:t>
       </w:r>
       <w:r>
+        <w:rPr>
+          <w:rFonts w:eastAsia="黑体"/>
+        </w:rPr>
         <w:t xml:space="preserve"> </w:t>
       </w:r>
       <m:oMath>
@@ -730,11 +813,14 @@
       </m:oMath>
       <w:r>
         <w:rPr>
-          <w:rFonts w:hint="eastAsia"/>
+          <w:rFonts w:hint="eastAsia" w:eastAsia="黑体"/>
         </w:rPr>
         <w:t xml:space="preserve">、另一个输入端接</w:t>
       </w:r>
       <w:r>
+        <w:rPr>
+          <w:rFonts w:eastAsia="黑体"/>
+        </w:rPr>
         <w:t xml:space="preserve"> </w:t>
       </w:r>
       <m:oMath>
@@ -752,15 +838,21 @@
         </m:sSub>
       </m:oMath>
       <w:r>
+        <w:rPr>
+          <w:rFonts w:eastAsia="黑体"/>
+        </w:rPr>
         <w:t xml:space="preserve"> </w:t>
       </w:r>
       <w:r>
         <w:rPr>
-          <w:rFonts w:hint="eastAsia"/>
+          <w:rFonts w:hint="eastAsia" w:eastAsia="黑体"/>
         </w:rPr>
         <w:t xml:space="preserve">的输出节点</w:t>
       </w:r>
       <w:r>
+        <w:rPr>
+          <w:rFonts w:eastAsia="黑体"/>
+        </w:rPr>
         <w:t xml:space="preserve"> </w:t>
       </w:r>
       <m:oMath>
@@ -770,11 +862,14 @@
       </m:oMath>
       <w:r>
         <w:rPr>
-          <w:rFonts w:hint="eastAsia"/>
+          <w:rFonts w:hint="eastAsia" w:eastAsia="黑体"/>
         </w:rPr>
         <w:t xml:space="preserve">，输出脚接反相输出节点</w:t>
       </w:r>
       <w:r>
+        <w:rPr>
+          <w:rFonts w:eastAsia="黑体"/>
+        </w:rPr>
         <w:t xml:space="preserve"> </w:t>
       </w:r>
       <m:oMath>
@@ -791,11 +886,14 @@
       </m:oMath>
       <w:r>
         <w:rPr>
-          <w:rFonts w:hint="eastAsia"/>
+          <w:rFonts w:hint="eastAsia" w:eastAsia="黑体"/>
         </w:rPr>
         <w:t xml:space="preserve">；两门正电源脚</w:t>
       </w:r>
       <w:r>
+        <w:rPr>
+          <w:rFonts w:eastAsia="黑体"/>
+        </w:rPr>
         <w:t xml:space="preserve"> </w:t>
       </w:r>
       <m:oMath>
@@ -816,15 +914,21 @@
         </m:sSub>
       </m:oMath>
       <w:r>
+        <w:rPr>
+          <w:rFonts w:eastAsia="黑体"/>
+        </w:rPr>
         <w:t xml:space="preserve"> </w:t>
       </w:r>
       <w:r>
         <w:rPr>
-          <w:rFonts w:hint="eastAsia"/>
+          <w:rFonts w:hint="eastAsia" w:eastAsia="黑体"/>
         </w:rPr>
         <w:t xml:space="preserve">接</w:t>
       </w:r>
       <w:r>
+        <w:rPr>
+          <w:rFonts w:eastAsia="黑体"/>
+        </w:rPr>
         <w:t xml:space="preserve"> </w:t>
       </w:r>
       <m:oMath>
@@ -852,11 +956,14 @@
       </m:oMath>
       <w:r>
         <w:rPr>
-          <w:rFonts w:hint="eastAsia"/>
+          <w:rFonts w:hint="eastAsia" w:eastAsia="黑体"/>
         </w:rPr>
         <w:t xml:space="preserve">、地脚</w:t>
       </w:r>
       <w:r>
+        <w:rPr>
+          <w:rFonts w:eastAsia="黑体"/>
+        </w:rPr>
         <w:t xml:space="preserve"> </w:t>
       </w:r>
       <m:oMath>
@@ -871,15 +978,21 @@
         </m:r>
       </m:oMath>
       <w:r>
+        <w:rPr>
+          <w:rFonts w:eastAsia="黑体"/>
+        </w:rPr>
         <w:t xml:space="preserve"> </w:t>
       </w:r>
       <w:r>
         <w:rPr>
-          <w:rFonts w:hint="eastAsia"/>
+          <w:rFonts w:hint="eastAsia" w:eastAsia="黑体"/>
         </w:rPr>
         <w:t xml:space="preserve">接地。正反馈锁存使电路在</w:t>
       </w:r>
       <w:r>
+        <w:rPr>
+          <w:rFonts w:eastAsia="黑体"/>
+        </w:rPr>
         <w:t xml:space="preserve"> </w:t>
       </w:r>
       <m:oMath>
@@ -888,6 +1001,9 @@
         </m:r>
       </m:oMath>
       <w:r>
+        <w:rPr>
+          <w:rFonts w:eastAsia="黑体"/>
+        </w:rPr>
         <w:t xml:space="preserve">、</w:t>
       </w:r>
       <m:oMath>
@@ -896,11 +1012,14 @@
         </m:r>
       </m:oMath>
       <w:r>
+        <w:rPr>
+          <w:rFonts w:eastAsia="黑体"/>
+        </w:rPr>
         <w:t xml:space="preserve"> </w:t>
       </w:r>
       <w:r>
         <w:rPr>
-          <w:rFonts w:hint="eastAsia"/>
+          <w:rFonts w:hint="eastAsia" w:eastAsia="黑体"/>
         </w:rPr>
         <w:t xml:space="preserve">均无效（</w:t>
       </w:r>
@@ -943,7 +1062,7 @@
       </m:oMath>
       <w:r>
         <w:rPr>
-          <w:rFonts w:hint="eastAsia"/>
+          <w:rFonts w:hint="eastAsia" w:eastAsia="黑体"/>
         </w:rPr>
         <w:t xml:space="preserve">）时保持原态，</w:t>
       </w:r>
@@ -953,15 +1072,21 @@
         </m:r>
       </m:oMath>
       <w:r>
+        <w:rPr>
+          <w:rFonts w:eastAsia="黑体"/>
+        </w:rPr>
         <w:t xml:space="preserve"> </w:t>
       </w:r>
       <w:r>
         <w:rPr>
-          <w:rFonts w:hint="eastAsia"/>
+          <w:rFonts w:hint="eastAsia" w:eastAsia="黑体"/>
         </w:rPr>
         <w:t xml:space="preserve">有效置</w:t>
       </w:r>
       <w:r>
+        <w:rPr>
+          <w:rFonts w:eastAsia="黑体"/>
+        </w:rPr>
         <w:t xml:space="preserve"> 1、</w:t>
       </w:r>
       <m:oMath>
@@ -970,15 +1095,21 @@
         </m:r>
       </m:oMath>
       <w:r>
+        <w:rPr>
+          <w:rFonts w:eastAsia="黑体"/>
+        </w:rPr>
         <w:t xml:space="preserve"> </w:t>
       </w:r>
       <w:r>
         <w:rPr>
-          <w:rFonts w:hint="eastAsia"/>
+          <w:rFonts w:hint="eastAsia" w:eastAsia="黑体"/>
         </w:rPr>
         <w:t xml:space="preserve">有效清</w:t>
       </w:r>
       <w:r>
+        <w:rPr>
+          <w:rFonts w:eastAsia="黑体"/>
+        </w:rPr>
         <w:t xml:space="preserve"> 0。</w:t>
       </w:r>
     </w:p>
@@ -986,25 +1117,31 @@
       <w:pPr/>
       <w:r>
         <w:rPr>
-          <w:rFonts w:hint="eastAsia"/>
+          <w:rFonts w:hint="eastAsia" w:eastAsia="黑体"/>
         </w:rPr>
         <w:t xml:space="preserve">由此构成”交叉耦合双稳态</w:t>
       </w:r>
       <w:r>
+        <w:rPr>
+          <w:rFonts w:eastAsia="黑体"/>
+        </w:rPr>
         <w:t xml:space="preserve"> SR </w:t>
       </w:r>
       <w:r>
         <w:rPr>
-          <w:rFonts w:hint="eastAsia"/>
+          <w:rFonts w:hint="eastAsia" w:eastAsia="黑体"/>
         </w:rPr>
         <w:t xml:space="preserve">锁存器”组态，置位、复位与保持三态并存，是最基本的</w:t>
       </w:r>
       <w:r>
+        <w:rPr>
+          <w:rFonts w:eastAsia="黑体"/>
+        </w:rPr>
         <w:t xml:space="preserve"> 1 bit </w:t>
       </w:r>
       <w:r>
         <w:rPr>
-          <w:rFonts w:hint="eastAsia"/>
+          <w:rFonts w:hint="eastAsia" w:eastAsia="黑体"/>
         </w:rPr>
         <w:t xml:space="preserve">存储单元，也是其他触发器的构成基础。</w:t>
       </w:r>
@@ -1017,7 +1154,7 @@
       </w:pPr>
       <w:r>
         <w:rPr>
-          <w:rFonts w:hint="eastAsia"/>
+          <w:rFonts w:hint="eastAsia" w:eastAsia="黑体"/>
         </w:rPr>
         <w:t xml:space="preserve">工作原理</w:t>
       </w:r>
@@ -1028,61 +1165,79 @@
       </w:pPr>
       <w:r>
         <w:rPr>
-          <w:rFonts w:hint="eastAsia"/>
+          <w:rFonts w:hint="eastAsia" w:eastAsia="黑体"/>
         </w:rPr>
         <w:t xml:space="preserve">两个门的输出分别反馈到对方输入，形成正反馈锁存。当</w:t>
       </w:r>
       <w:r>
+        <w:rPr>
+          <w:rFonts w:eastAsia="黑体"/>
+        </w:rPr>
         <w:t xml:space="preserve"> S </w:t>
       </w:r>
       <w:r>
         <w:rPr>
-          <w:rFonts w:hint="eastAsia"/>
+          <w:rFonts w:hint="eastAsia" w:eastAsia="黑体"/>
         </w:rPr>
         <w:t xml:space="preserve">有效时输出置</w:t>
       </w:r>
       <w:r>
+        <w:rPr>
+          <w:rFonts w:eastAsia="黑体"/>
+        </w:rPr>
         <w:t xml:space="preserve"> </w:t>
       </w:r>
       <w:r>
         <w:rPr>
-          <w:rFonts w:hint="eastAsia"/>
+          <w:rFonts w:hint="eastAsia" w:eastAsia="黑体"/>
         </w:rPr>
         <w:t xml:space="preserve">1，R</w:t>
       </w:r>
       <w:r>
+        <w:rPr>
+          <w:rFonts w:eastAsia="黑体"/>
+        </w:rPr>
         <w:t xml:space="preserve"> </w:t>
       </w:r>
       <w:r>
         <w:rPr>
-          <w:rFonts w:hint="eastAsia"/>
+          <w:rFonts w:hint="eastAsia" w:eastAsia="黑体"/>
         </w:rPr>
         <w:t xml:space="preserve">有效时输出清</w:t>
       </w:r>
       <w:r>
+        <w:rPr>
+          <w:rFonts w:eastAsia="黑体"/>
+        </w:rPr>
         <w:t xml:space="preserve"> </w:t>
       </w:r>
       <w:r>
         <w:rPr>
-          <w:rFonts w:hint="eastAsia"/>
+          <w:rFonts w:hint="eastAsia" w:eastAsia="黑体"/>
         </w:rPr>
         <w:t xml:space="preserve">0；S、R</w:t>
       </w:r>
       <w:r>
+        <w:rPr>
+          <w:rFonts w:eastAsia="黑体"/>
+        </w:rPr>
         <w:t xml:space="preserve"> </w:t>
       </w:r>
       <w:r>
         <w:rPr>
-          <w:rFonts w:hint="eastAsia"/>
+          <w:rFonts w:hint="eastAsia" w:eastAsia="黑体"/>
         </w:rPr>
         <w:t xml:space="preserve">均无效时保持原态。S、R</w:t>
       </w:r>
       <w:r>
+        <w:rPr>
+          <w:rFonts w:eastAsia="黑体"/>
+        </w:rPr>
         <w:t xml:space="preserve"> </w:t>
       </w:r>
       <w:r>
         <w:rPr>
-          <w:rFonts w:hint="eastAsia"/>
+          <w:rFonts w:hint="eastAsia" w:eastAsia="黑体"/>
         </w:rPr>
         <w:t xml:space="preserve">同时有效的组合（违禁态）会使输出状态不确定，使用时必须避免。</w:t>
       </w:r>
@@ -1095,7 +1250,7 @@
       </w:pPr>
       <w:r>
         <w:rPr>
-          <w:rFonts w:hint="eastAsia"/>
+          <w:rFonts w:hint="eastAsia" w:eastAsia="黑体"/>
         </w:rPr>
         <w:t xml:space="preserve">关键计算公式</w:t>
       </w:r>
@@ -1109,16 +1264,19 @@
       </w:pPr>
       <w:r>
         <w:rPr>
-          <w:rFonts w:hint="eastAsia"/>
+          <w:rFonts w:hint="eastAsia" w:eastAsia="黑体"/>
         </w:rPr>
         <w:t xml:space="preserve">用与非门实现的低有效</w:t>
       </w:r>
       <w:r>
+        <w:rPr>
+          <w:rFonts w:eastAsia="黑体"/>
+        </w:rPr>
         <w:t xml:space="preserve"> SR </w:t>
       </w:r>
       <w:r>
         <w:rPr>
-          <w:rFonts w:hint="eastAsia"/>
+          <w:rFonts w:hint="eastAsia" w:eastAsia="黑体"/>
         </w:rPr>
         <w:t xml:space="preserve">锁存器：</w:t>
       </w:r>
@@ -1336,16 +1494,19 @@
       </w:pPr>
       <w:r>
         <w:rPr>
-          <w:rFonts w:hint="eastAsia"/>
+          <w:rFonts w:hint="eastAsia" w:eastAsia="黑体"/>
         </w:rPr>
         <w:t xml:space="preserve">特性方程（S、R</w:t>
       </w:r>
       <w:r>
+        <w:rPr>
+          <w:rFonts w:eastAsia="黑体"/>
+        </w:rPr>
         <w:t xml:space="preserve"> </w:t>
       </w:r>
       <w:r>
         <w:rPr>
-          <w:rFonts w:hint="eastAsia"/>
+          <w:rFonts w:hint="eastAsia" w:eastAsia="黑体"/>
         </w:rPr>
         <w:t xml:space="preserve">高有效，或非门实现）：</w:t>
       </w:r>
@@ -1433,7 +1594,7 @@
       </w:pPr>
       <w:r>
         <w:rPr>
-          <w:rFonts w:hint="eastAsia"/>
+          <w:rFonts w:hint="eastAsia" w:eastAsia="黑体"/>
         </w:rPr>
         <w:t xml:space="preserve">约束条件（不得同时有效）：</w:t>
       </w:r>
@@ -1503,7 +1664,7 @@
             </w:pPr>
             <w:r>
               <w:rPr>
-                <w:rFonts w:hint="eastAsia"/>
+                <w:rFonts w:hint="eastAsia" w:eastAsia="黑体"/>
               </w:rPr>
               <w:t xml:space="preserve">符号</w:t>
             </w:r>
@@ -1517,7 +1678,7 @@
             </w:pPr>
             <w:r>
               <w:rPr>
-                <w:rFonts w:hint="eastAsia"/>
+                <w:rFonts w:hint="eastAsia" w:eastAsia="黑体"/>
               </w:rPr>
               <w:t xml:space="preserve">含义</w:t>
             </w:r>
@@ -1531,7 +1692,7 @@
             </w:pPr>
             <w:r>
               <w:rPr>
-                <w:rFonts w:hint="eastAsia"/>
+                <w:rFonts w:hint="eastAsia" w:eastAsia="黑体"/>
               </w:rPr>
               <w:t xml:space="preserve">单位</w:t>
             </w:r>
@@ -1551,6 +1712,9 @@
               </m:r>
             </m:oMath>
             <w:r>
+              <w:rPr>
+                <w:rFonts w:eastAsia="黑体"/>
+              </w:rPr>
               <w:t xml:space="preserve">​</w:t>
             </w:r>
           </w:p>
@@ -1563,7 +1727,7 @@
             </w:pPr>
             <w:r>
               <w:rPr>
-                <w:rFonts w:hint="eastAsia"/>
+                <w:rFonts w:hint="eastAsia" w:eastAsia="黑体"/>
               </w:rPr>
               <w:t xml:space="preserve">置位输入</w:t>
             </w:r>
@@ -1576,6 +1740,9 @@
               <w:pStyle w:val="Compact"/>
             </w:pPr>
             <w:r>
+              <w:rPr>
+                <w:rFonts w:eastAsia="黑体"/>
+              </w:rPr>
               <w:t xml:space="preserve">—</w:t>
             </w:r>
           </w:p>
@@ -1594,6 +1761,9 @@
               </m:r>
             </m:oMath>
             <w:r>
+              <w:rPr>
+                <w:rFonts w:eastAsia="黑体"/>
+              </w:rPr>
               <w:t xml:space="preserve">​</w:t>
             </w:r>
           </w:p>
@@ -1606,7 +1776,7 @@
             </w:pPr>
             <w:r>
               <w:rPr>
-                <w:rFonts w:hint="eastAsia"/>
+                <w:rFonts w:hint="eastAsia" w:eastAsia="黑体"/>
               </w:rPr>
               <w:t xml:space="preserve">复位输入</w:t>
             </w:r>
@@ -1619,6 +1789,9 @@
               <w:pStyle w:val="Compact"/>
             </w:pPr>
             <w:r>
+              <w:rPr>
+                <w:rFonts w:eastAsia="黑体"/>
+              </w:rPr>
               <w:t xml:space="preserve">—</w:t>
             </w:r>
           </w:p>
@@ -1646,6 +1819,9 @@
               </m:sSup>
             </m:oMath>
             <w:r>
+              <w:rPr>
+                <w:rFonts w:eastAsia="黑体"/>
+              </w:rPr>
               <w:t xml:space="preserve">​</w:t>
             </w:r>
           </w:p>
@@ -1658,7 +1834,7 @@
             </w:pPr>
             <w:r>
               <w:rPr>
-                <w:rFonts w:hint="eastAsia"/>
+                <w:rFonts w:hint="eastAsia" w:eastAsia="黑体"/>
               </w:rPr>
               <w:t xml:space="preserve">现态</w:t>
             </w:r>
@@ -1671,6 +1847,9 @@
               <w:pStyle w:val="Compact"/>
             </w:pPr>
             <w:r>
+              <w:rPr>
+                <w:rFonts w:eastAsia="黑体"/>
+              </w:rPr>
               <w:t xml:space="preserve">—</w:t>
             </w:r>
           </w:p>
@@ -1707,6 +1886,9 @@
               </m:sSup>
             </m:oMath>
             <w:r>
+              <w:rPr>
+                <w:rFonts w:eastAsia="黑体"/>
+              </w:rPr>
               <w:t xml:space="preserve">​</w:t>
             </w:r>
           </w:p>
@@ -1719,7 +1901,7 @@
             </w:pPr>
             <w:r>
               <w:rPr>
-                <w:rFonts w:hint="eastAsia"/>
+                <w:rFonts w:hint="eastAsia" w:eastAsia="黑体"/>
               </w:rPr>
               <w:t xml:space="preserve">次态</w:t>
             </w:r>
@@ -1732,6 +1914,9 @@
               <w:pStyle w:val="Compact"/>
             </w:pPr>
             <w:r>
+              <w:rPr>
+                <w:rFonts w:eastAsia="黑体"/>
+              </w:rPr>
               <w:t xml:space="preserve">—</w:t>
             </w:r>
           </w:p>
@@ -1746,7 +1931,7 @@
       </w:pPr>
       <w:r>
         <w:rPr>
-          <w:rFonts w:hint="eastAsia"/>
+          <w:rFonts w:hint="eastAsia" w:eastAsia="黑体"/>
         </w:rPr>
         <w:t xml:space="preserve">元件调整影响</w:t>
       </w:r>
@@ -1761,6 +1946,7 @@
       </w:pPr>
       <w:r>
         <w:rPr>
+          <w:rFonts w:eastAsia="黑体"/>
           <w:b/>
           <w:bCs/>
         </w:rPr>
@@ -1768,34 +1954,46 @@
       </w:r>
       <w:r>
         <w:rPr>
-          <w:rFonts w:hint="eastAsia"/>
+          <w:rFonts w:hint="eastAsia" w:eastAsia="黑体"/>
           <w:b/>
           <w:bCs/>
         </w:rPr>
         <w:t xml:space="preserve">同时有效</w:t>
       </w:r>
       <w:r>
+        <w:rPr>
+          <w:rFonts w:eastAsia="黑体"/>
+        </w:rPr>
         <w:t xml:space="preserve"> </w:t>
       </w:r>
       <w:r>
+        <w:rPr>
+          <w:rFonts w:eastAsia="黑体"/>
+        </w:rPr>
         <w:t xml:space="preserve">→ </w:t>
       </w:r>
       <w:r>
         <w:rPr>
-          <w:rFonts w:hint="eastAsia"/>
+          <w:rFonts w:hint="eastAsia" w:eastAsia="黑体"/>
         </w:rPr>
         <w:t xml:space="preserve">违禁态，Q</w:t>
       </w:r>
       <w:r>
+        <w:rPr>
+          <w:rFonts w:eastAsia="黑体"/>
+        </w:rPr>
         <w:t xml:space="preserve"> </w:t>
       </w:r>
       <w:r>
         <w:rPr>
-          <w:rFonts w:hint="eastAsia"/>
+          <w:rFonts w:hint="eastAsia" w:eastAsia="黑体"/>
         </w:rPr>
         <w:t xml:space="preserve">与</w:t>
       </w:r>
       <w:r>
+        <w:rPr>
+          <w:rFonts w:eastAsia="黑体"/>
+        </w:rPr>
         <w:t xml:space="preserve"> </w:t>
       </w:r>
       <m:oMath>
@@ -1811,11 +2009,14 @@
         </m:bar>
       </m:oMath>
       <w:r>
+        <w:rPr>
+          <w:rFonts w:eastAsia="黑体"/>
+        </w:rPr>
         <w:t xml:space="preserve"> </w:t>
       </w:r>
       <w:r>
         <w:rPr>
-          <w:rFonts w:hint="eastAsia"/>
+          <w:rFonts w:hint="eastAsia" w:eastAsia="黑体"/>
         </w:rPr>
         <w:t xml:space="preserve">破坏互补关系，状态不定，必须避免。</w:t>
       </w:r>
@@ -1830,21 +2031,27 @@
       </w:pPr>
       <w:r>
         <w:rPr>
-          <w:rFonts w:hint="eastAsia"/>
+          <w:rFonts w:hint="eastAsia" w:eastAsia="黑体"/>
           <w:b/>
           <w:bCs/>
         </w:rPr>
         <w:t xml:space="preserve">输入撤销后</w:t>
       </w:r>
       <w:r>
+        <w:rPr>
+          <w:rFonts w:eastAsia="黑体"/>
+        </w:rPr>
         <w:t xml:space="preserve"> </w:t>
       </w:r>
       <w:r>
+        <w:rPr>
+          <w:rFonts w:eastAsia="黑体"/>
+        </w:rPr>
         <w:t xml:space="preserve">→ </w:t>
       </w:r>
       <w:r>
         <w:rPr>
-          <w:rFonts w:hint="eastAsia"/>
+          <w:rFonts w:hint="eastAsia" w:eastAsia="黑体"/>
         </w:rPr>
         <w:t xml:space="preserve">违禁态下两个输入同时撤销时次态取决于门延迟，结果不定。</w:t>
       </w:r>
@@ -1859,48 +2066,63 @@
       </w:pPr>
       <w:r>
         <w:rPr>
-          <w:rFonts w:hint="eastAsia"/>
+          <w:rFonts w:hint="eastAsia" w:eastAsia="黑体"/>
           <w:b/>
           <w:bCs/>
         </w:rPr>
         <w:t xml:space="preserve">加入门控（时钟）</w:t>
       </w:r>
       <w:r>
+        <w:rPr>
+          <w:rFonts w:eastAsia="黑体"/>
+        </w:rPr>
         <w:t xml:space="preserve"> </w:t>
       </w:r>
       <w:r>
+        <w:rPr>
+          <w:rFonts w:eastAsia="黑体"/>
+        </w:rPr>
         <w:t xml:space="preserve">→ </w:t>
       </w:r>
       <w:r>
         <w:rPr>
-          <w:rFonts w:hint="eastAsia"/>
+          <w:rFonts w:hint="eastAsia" w:eastAsia="黑体"/>
         </w:rPr>
         <w:t xml:space="preserve">变为门控</w:t>
       </w:r>
       <w:r>
+        <w:rPr>
+          <w:rFonts w:eastAsia="黑体"/>
+        </w:rPr>
         <w:t xml:space="preserve"> RS </w:t>
       </w:r>
       <w:r>
         <w:rPr>
-          <w:rFonts w:hint="eastAsia"/>
+          <w:rFonts w:hint="eastAsia" w:eastAsia="黑体"/>
         </w:rPr>
         <w:t xml:space="preserve">锁存器</w:t>
       </w:r>
       <w:r>
+        <w:rPr>
+          <w:rFonts w:eastAsia="黑体"/>
+        </w:rPr>
         <w:t xml:space="preserve"> / </w:t>
       </w:r>
       <w:r>
         <w:rPr>
-          <w:rFonts w:hint="eastAsia"/>
+          <w:rFonts w:hint="eastAsia" w:eastAsia="黑体"/>
         </w:rPr>
         <w:t xml:space="preserve">门控</w:t>
       </w:r>
       <w:r>
+        <w:rPr>
+          <w:rFonts w:eastAsia="黑体"/>
+        </w:rPr>
         <w:t xml:space="preserve"> D </w:t>
       </w:r>
       <w:r>
         <w:rPr>
-          <w:rFonts w:hint="eastAsia"/>
+          <w:rFonts w:hint="eastAsia" w:eastAsia="黑体"/>
         </w:rPr>
         <w:t xml:space="preserve">锁存器，消除直通干扰。</w:t>
       </w:r>
@@ -1915,21 +2137,27 @@
       </w:pPr>
       <w:r>
         <w:rPr>
-          <w:rFonts w:hint="eastAsia"/>
+          <w:rFonts w:hint="eastAsia" w:eastAsia="黑体"/>
           <w:b/>
           <w:bCs/>
         </w:rPr>
         <w:t xml:space="preserve">输出负载过重</w:t>
       </w:r>
       <w:r>
+        <w:rPr>
+          <w:rFonts w:eastAsia="黑体"/>
+        </w:rPr>
         <w:t xml:space="preserve"> </w:t>
       </w:r>
       <w:r>
+        <w:rPr>
+          <w:rFonts w:eastAsia="黑体"/>
+        </w:rPr>
         <w:t xml:space="preserve">→ </w:t>
       </w:r>
       <w:r>
         <w:rPr>
-          <w:rFonts w:hint="eastAsia"/>
+          <w:rFonts w:hint="eastAsia" w:eastAsia="黑体"/>
         </w:rPr>
         <w:t xml:space="preserve">正反馈建立时间变长，锁存速度下降。</w:t>
       </w:r>
@@ -1942,7 +2170,7 @@
       </w:pPr>
       <w:r>
         <w:rPr>
-          <w:rFonts w:hint="eastAsia"/>
+          <w:rFonts w:hint="eastAsia" w:eastAsia="黑体"/>
         </w:rPr>
         <w:t xml:space="preserve">典型参数示例</w:t>
       </w:r>
@@ -1957,11 +2185,14 @@
       </w:pPr>
       <w:r>
         <w:rPr>
-          <w:rFonts w:hint="eastAsia"/>
+          <w:rFonts w:hint="eastAsia" w:eastAsia="黑体"/>
         </w:rPr>
         <w:t xml:space="preserve">用两个与非门构建（输入低有效）：设初始</w:t>
       </w:r>
       <w:r>
+        <w:rPr>
+          <w:rFonts w:eastAsia="黑体"/>
+        </w:rPr>
         <w:t xml:space="preserve"> </w:t>
       </w:r>
       <m:oMath>
@@ -1980,11 +2211,14 @@
       </m:oMath>
       <w:r>
         <w:rPr>
-          <w:rFonts w:hint="eastAsia"/>
+          <w:rFonts w:hint="eastAsia" w:eastAsia="黑体"/>
         </w:rPr>
         <w:t xml:space="preserve">，令</w:t>
       </w:r>
       <w:r>
+        <w:rPr>
+          <w:rFonts w:eastAsia="黑体"/>
+        </w:rPr>
         <w:t xml:space="preserve"> </w:t>
       </w:r>
       <m:oMath>
@@ -2035,11 +2269,14 @@
       </m:oMath>
       <w:r>
         <w:rPr>
-          <w:rFonts w:hint="eastAsia"/>
+          <w:rFonts w:hint="eastAsia" w:eastAsia="黑体"/>
         </w:rPr>
         <w:t xml:space="preserve">，则</w:t>
       </w:r>
       <w:r>
+        <w:rPr>
+          <w:rFonts w:eastAsia="黑体"/>
+        </w:rPr>
         <w:t xml:space="preserve"> </w:t>
       </w:r>
       <m:oMath>
@@ -2076,11 +2313,14 @@
       </m:oMath>
       <w:r>
         <w:rPr>
-          <w:rFonts w:hint="eastAsia"/>
+          <w:rFonts w:hint="eastAsia" w:eastAsia="黑体"/>
         </w:rPr>
         <w:t xml:space="preserve">（置位）；随后</w:t>
       </w:r>
       <w:r>
+        <w:rPr>
+          <w:rFonts w:eastAsia="黑体"/>
+        </w:rPr>
         <w:t xml:space="preserve"> </w:t>
       </w:r>
       <m:oMath>
@@ -2106,20 +2346,26 @@
       </m:oMath>
       <w:r>
         <w:rPr>
-          <w:rFonts w:hint="eastAsia"/>
+          <w:rFonts w:hint="eastAsia" w:eastAsia="黑体"/>
         </w:rPr>
         <w:t xml:space="preserve">，Q</w:t>
       </w:r>
       <w:r>
+        <w:rPr>
+          <w:rFonts w:eastAsia="黑体"/>
+        </w:rPr>
         <w:t xml:space="preserve"> </w:t>
       </w:r>
       <w:r>
         <w:rPr>
-          <w:rFonts w:hint="eastAsia"/>
+          <w:rFonts w:hint="eastAsia" w:eastAsia="黑体"/>
         </w:rPr>
         <w:t xml:space="preserve">保持</w:t>
       </w:r>
       <w:r>
+        <w:rPr>
+          <w:rFonts w:eastAsia="黑体"/>
+        </w:rPr>
         <w:t xml:space="preserve"> 1。</w:t>
       </w:r>
     </w:p>
@@ -2133,7 +2379,7 @@
       </w:pPr>
       <w:r>
         <w:rPr>
-          <w:rFonts w:hint="eastAsia"/>
+          <w:rFonts w:hint="eastAsia" w:eastAsia="黑体"/>
         </w:rPr>
         <w:t xml:space="preserve">特性方程验证：</w:t>
       </w:r>
@@ -2170,15 +2416,21 @@
         </m:r>
       </m:oMath>
       <w:r>
+        <w:rPr>
+          <w:rFonts w:eastAsia="黑体"/>
+        </w:rPr>
         <w:t xml:space="preserve"> </w:t>
       </w:r>
       <w:r>
         <w:rPr>
-          <w:rFonts w:hint="eastAsia"/>
+          <w:rFonts w:hint="eastAsia" w:eastAsia="黑体"/>
         </w:rPr>
         <w:t xml:space="preserve">时</w:t>
       </w:r>
       <w:r>
+        <w:rPr>
+          <w:rFonts w:eastAsia="黑体"/>
+        </w:rPr>
         <w:t xml:space="preserve"> </w:t>
       </w:r>
       <m:oMath>
@@ -2258,11 +2510,14 @@
       </m:oMath>
       <w:r>
         <w:rPr>
-          <w:rFonts w:hint="eastAsia"/>
+          <w:rFonts w:hint="eastAsia" w:eastAsia="黑体"/>
         </w:rPr>
         <w:t xml:space="preserve">，即被置</w:t>
       </w:r>
       <w:r>
+        <w:rPr>
+          <w:rFonts w:eastAsia="黑体"/>
+        </w:rPr>
         <w:t xml:space="preserve"> 1。</w:t>
       </w:r>
     </w:p>
@@ -2274,7 +2529,7 @@
       </w:pPr>
       <w:r>
         <w:rPr>
-          <w:rFonts w:hint="eastAsia"/>
+          <w:rFonts w:hint="eastAsia" w:eastAsia="黑体"/>
         </w:rPr>
         <w:t xml:space="preserve">常见器件型号</w:t>
       </w:r>
@@ -2289,16 +2544,19 @@
       </w:pPr>
       <w:r>
         <w:rPr>
-          <w:rFonts w:hint="eastAsia"/>
+          <w:rFonts w:hint="eastAsia" w:eastAsia="黑体"/>
         </w:rPr>
         <w:t xml:space="preserve">74HC279：四</w:t>
       </w:r>
       <w:r>
+        <w:rPr>
+          <w:rFonts w:eastAsia="黑体"/>
+        </w:rPr>
         <w:t xml:space="preserve"> SR </w:t>
       </w:r>
       <w:r>
         <w:rPr>
-          <w:rFonts w:hint="eastAsia"/>
+          <w:rFonts w:hint="eastAsia" w:eastAsia="黑体"/>
         </w:rPr>
         <w:t xml:space="preserve">锁存器（低有效）。</w:t>
       </w:r>
@@ -2313,16 +2571,19 @@
       </w:pPr>
       <w:r>
         <w:rPr>
-          <w:rFonts w:hint="eastAsia"/>
+          <w:rFonts w:hint="eastAsia" w:eastAsia="黑体"/>
         </w:rPr>
         <w:t xml:space="preserve">CD4043：四</w:t>
       </w:r>
       <w:r>
+        <w:rPr>
+          <w:rFonts w:eastAsia="黑体"/>
+        </w:rPr>
         <w:t xml:space="preserve"> RS </w:t>
       </w:r>
       <w:r>
         <w:rPr>
-          <w:rFonts w:hint="eastAsia"/>
+          <w:rFonts w:hint="eastAsia" w:eastAsia="黑体"/>
         </w:rPr>
         <w:t xml:space="preserve">锁存器（三态输出）。</w:t>
       </w:r>
@@ -2336,20 +2597,26 @@
         </w:numPr>
       </w:pPr>
       <w:r>
+        <w:rPr>
+          <w:rFonts w:eastAsia="黑体"/>
+        </w:rPr>
         <w:t xml:space="preserve">555 </w:t>
       </w:r>
       <w:r>
         <w:rPr>
-          <w:rFonts w:hint="eastAsia"/>
+          <w:rFonts w:hint="eastAsia" w:eastAsia="黑体"/>
         </w:rPr>
         <w:t xml:space="preserve">定时器内部亦含</w:t>
       </w:r>
       <w:r>
+        <w:rPr>
+          <w:rFonts w:eastAsia="黑体"/>
+        </w:rPr>
         <w:t xml:space="preserve"> SR </w:t>
       </w:r>
       <w:r>
         <w:rPr>
-          <w:rFonts w:hint="eastAsia"/>
+          <w:rFonts w:hint="eastAsia" w:eastAsia="黑体"/>
         </w:rPr>
         <w:t xml:space="preserve">锁存器（用于去抖等）。</w:t>
       </w:r>
@@ -2362,7 +2629,7 @@
       </w:pPr>
       <w:r>
         <w:rPr>
-          <w:rFonts w:hint="eastAsia"/>
+          <w:rFonts w:hint="eastAsia" w:eastAsia="黑体"/>
         </w:rPr>
         <w:t xml:space="preserve">注意事项</w:t>
       </w:r>
@@ -2377,16 +2644,19 @@
       </w:pPr>
       <w:r>
         <w:rPr>
-          <w:rFonts w:hint="eastAsia"/>
+          <w:rFonts w:hint="eastAsia" w:eastAsia="黑体"/>
         </w:rPr>
         <w:t xml:space="preserve">严格避免</w:t>
       </w:r>
       <w:r>
+        <w:rPr>
+          <w:rFonts w:eastAsia="黑体"/>
+        </w:rPr>
         <w:t xml:space="preserve"> S、R </w:t>
       </w:r>
       <w:r>
         <w:rPr>
-          <w:rFonts w:hint="eastAsia"/>
+          <w:rFonts w:hint="eastAsia" w:eastAsia="黑体"/>
         </w:rPr>
         <w:t xml:space="preserve">同时有效，否则输出状态不确定。</w:t>
       </w:r>
@@ -2401,7 +2671,7 @@
       </w:pPr>
       <w:r>
         <w:rPr>
-          <w:rFonts w:hint="eastAsia"/>
+          <w:rFonts w:hint="eastAsia" w:eastAsia="黑体"/>
         </w:rPr>
         <w:t xml:space="preserve">按键去抖应用中常用低有效输入，注意有效电平极性。</w:t>
       </w:r>
@@ -2416,7 +2686,7 @@
       </w:pPr>
       <w:r>
         <w:rPr>
-          <w:rFonts w:hint="eastAsia"/>
+          <w:rFonts w:hint="eastAsia" w:eastAsia="黑体"/>
         </w:rPr>
         <w:t xml:space="preserve">作为基础单元理解其他触发器（D、JK）的工作原理很有帮助。</w:t>
       </w:r>
@@ -2429,7 +2699,7 @@
       </w:pPr>
       <w:r>
         <w:rPr>
-          <w:rFonts w:hint="eastAsia"/>
+          <w:rFonts w:hint="eastAsia" w:eastAsia="黑体"/>
         </w:rPr>
         <w:t xml:space="preserve">参考资料</w:t>
       </w:r>
@@ -2444,7 +2714,7 @@
       </w:pPr>
       <w:r>
         <w:rPr>
-          <w:rFonts w:hint="eastAsia"/>
+          <w:rFonts w:hint="eastAsia" w:eastAsia="黑体"/>
         </w:rPr>
         <w:t xml:space="preserve">《数字电子技术基础》（阎石）。</w:t>
       </w:r>
@@ -2458,6 +2728,9 @@
         </w:numPr>
       </w:pPr>
       <w:r>
+        <w:rPr>
+          <w:rFonts w:eastAsia="黑体"/>
+        </w:rPr>
         <w:t xml:space="preserve">Wikipedia: SR latch。</w:t>
       </w:r>
     </w:p>
@@ -2470,11 +2743,14 @@
         </w:numPr>
       </w:pPr>
       <w:r>
+        <w:rPr>
+          <w:rFonts w:eastAsia="黑体"/>
+        </w:rPr>
         <w:t xml:space="preserve">TI 74HC279 </w:t>
       </w:r>
       <w:r>
         <w:rPr>
-          <w:rFonts w:hint="eastAsia"/>
+          <w:rFonts w:hint="eastAsia" w:eastAsia="黑体"/>
         </w:rPr>
         <w:t xml:space="preserve">数据手册。</w:t>
       </w:r>
@@ -2488,11 +2764,11 @@
       </w:pPr>
       <w:r>
         <w:rPr>
-          <w:rFonts w:ascii="Times New Roman" w:hAnsi="Times New Roman"/>
+          <w:rFonts w:ascii="Times New Roman" w:hAnsi="Times New Roman" w:eastAsia="黑体"/>
           <w:color w:val="555555"/>
           <w:sz w:val="21"/>
         </w:rPr>
-        <w:t>材料收集者：杜文杰</w:t>
+        <w:t>材料收集者：杜文杰，WX手机：19519196569，QQ:3478827729</w:t>
       </w:r>
     </w:p>
     <w:sectPr>
@@ -2512,7 +2788,7 @@
 </file>
 
 <file path=word/footer1.xml><?xml version="1.0" encoding="utf-8"?>
-<w:ftr xmlns:m="http://schemas.openxmlformats.org/officeDocument/2006/math" xmlns:mc="http://schemas.openxmlformats.org/markup-compatibility/2006" xmlns:mo="http://schemas.microsoft.com/office/mac/office/2008/main" xmlns:mv="urn:schemas-microsoft-com:mac:vml" xmlns:o="urn:schemas-microsoft-com:office:office" xmlns:r="http://schemas.openxmlformats.org/officeDocument/2006/relationships" xmlns:v="urn:schemas-microsoft-com:vml" xmlns:w10="urn:schemas-microsoft-com:office:word" xmlns:w14="http://schemas.microsoft.com/office/word/2010/wordml" xmlns:w="http://schemas.openxmlformats.org/wordprocessingml/2006/main" xmlns:wne="http://schemas.microsoft.com/office/word/2006/wordml" xmlns:wp14="http://schemas.microsoft.com/office/word/2010/wordprocessingDrawing" xmlns:wp="http://schemas.openxmlformats.org/drawingml/2006/wordprocessingDrawing" xmlns:wpc="http://schemas.microsoft.com/office/word/2010/wordprocessingCanvas" xmlns:wpg="http://schemas.microsoft.com/office/word/2010/wordprocessingGroup" xmlns:wpi="http://schemas.microsoft.com/office/word/2010/wordprocessingInk" xmlns:wps="http://schemas.microsoft.com/office/word/2010/wordprocessingShape" mc:Ignorable="w14 wp14">
+<w:ftr xmlns:mc="http://schemas.openxmlformats.org/markup-compatibility/2006" xmlns:w="http://schemas.openxmlformats.org/wordprocessingml/2006/main" xmlns:m="http://schemas.openxmlformats.org/officeDocument/2006/math" xmlns:mo="http://schemas.microsoft.com/office/mac/office/2008/main" xmlns:mv="urn:schemas-microsoft-com:mac:vml" xmlns:o="urn:schemas-microsoft-com:office:office" xmlns:r="http://schemas.openxmlformats.org/officeDocument/2006/relationships" xmlns:v="urn:schemas-microsoft-com:vml" xmlns:w10="urn:schemas-microsoft-com:office:word" xmlns:w14="http://schemas.microsoft.com/office/word/2010/wordml" xmlns:wne="http://schemas.microsoft.com/office/word/2006/wordml" xmlns:wp14="http://schemas.microsoft.com/office/word/2010/wordprocessingDrawing" xmlns:wp="http://schemas.openxmlformats.org/drawingml/2006/wordprocessingDrawing" xmlns:wpc="http://schemas.microsoft.com/office/word/2010/wordprocessingCanvas" xmlns:wpg="http://schemas.microsoft.com/office/word/2010/wordprocessingGroup" xmlns:wpi="http://schemas.microsoft.com/office/word/2010/wordprocessingInk" xmlns:wps="http://schemas.microsoft.com/office/word/2010/wordprocessingShape" mc:Ignorable="w14 wp14">
   <w:p>
     <w:pPr>
       <w:pStyle w:val="Footer"/>
@@ -2520,12 +2796,14 @@
     </w:pPr>
     <w:r>
       <w:rPr>
+        <w:rFonts w:eastAsia="黑体"/>
         <w:sz w:val="18"/>
       </w:rPr>
       <w:t xml:space="preserve">第 </w:t>
     </w:r>
     <w:r>
       <w:rPr>
+        <w:rFonts w:eastAsia="黑体"/>
         <w:sz w:val="18"/>
       </w:rPr>
       <w:fldChar w:fldCharType="begin"/>
@@ -2534,6 +2812,7 @@
     </w:r>
     <w:r>
       <w:rPr>
+        <w:rFonts w:eastAsia="黑体"/>
         <w:sz w:val="18"/>
       </w:rPr>
       <w:t xml:space="preserve"> 页</w:t>
@@ -2547,6 +2826,9 @@
   <w:footnote w:type="continuationSeparator" w:id="0">
     <w:p>
       <w:r>
+        <w:rPr>
+          <w:rFonts w:eastAsia="黑体"/>
+        </w:rPr>
         <w:continuationSeparator/>
       </w:r>
     </w:p>
@@ -2554,6 +2836,9 @@
   <w:footnote w:type="separator" w:id="-1">
     <w:p>
       <w:r>
+        <w:rPr>
+          <w:rFonts w:eastAsia="黑体"/>
+        </w:rPr>
         <w:separator/>
       </w:r>
     </w:p>
@@ -2562,7 +2847,7 @@
 </file>
 
 <file path=word/header1.xml><?xml version="1.0" encoding="utf-8"?>
-<w:hdr xmlns:m="http://schemas.openxmlformats.org/officeDocument/2006/math" xmlns:mc="http://schemas.openxmlformats.org/markup-compatibility/2006" xmlns:mo="http://schemas.microsoft.com/office/mac/office/2008/main" xmlns:mv="urn:schemas-microsoft-com:mac:vml" xmlns:o="urn:schemas-microsoft-com:office:office" xmlns:r="http://schemas.openxmlformats.org/officeDocument/2006/relationships" xmlns:v="urn:schemas-microsoft-com:vml" xmlns:w10="urn:schemas-microsoft-com:office:word" xmlns:w14="http://schemas.microsoft.com/office/word/2010/wordml" xmlns:w="http://schemas.openxmlformats.org/wordprocessingml/2006/main" xmlns:wne="http://schemas.microsoft.com/office/word/2006/wordml" xmlns:wp14="http://schemas.microsoft.com/office/word/2010/wordprocessingDrawing" xmlns:wp="http://schemas.openxmlformats.org/drawingml/2006/wordprocessingDrawing" xmlns:wpc="http://schemas.microsoft.com/office/word/2010/wordprocessingCanvas" xmlns:wpg="http://schemas.microsoft.com/office/word/2010/wordprocessingGroup" xmlns:wpi="http://schemas.microsoft.com/office/word/2010/wordprocessingInk" xmlns:wps="http://schemas.microsoft.com/office/word/2010/wordprocessingShape" mc:Ignorable="w14 wp14">
+<w:hdr xmlns:mc="http://schemas.openxmlformats.org/markup-compatibility/2006" xmlns:w="http://schemas.openxmlformats.org/wordprocessingml/2006/main" xmlns:m="http://schemas.openxmlformats.org/officeDocument/2006/math" xmlns:mo="http://schemas.microsoft.com/office/mac/office/2008/main" xmlns:mv="urn:schemas-microsoft-com:mac:vml" xmlns:o="urn:schemas-microsoft-com:office:office" xmlns:r="http://schemas.openxmlformats.org/officeDocument/2006/relationships" xmlns:v="urn:schemas-microsoft-com:vml" xmlns:w10="urn:schemas-microsoft-com:office:word" xmlns:w14="http://schemas.microsoft.com/office/word/2010/wordml" xmlns:wne="http://schemas.microsoft.com/office/word/2006/wordml" xmlns:wp14="http://schemas.microsoft.com/office/word/2010/wordprocessingDrawing" xmlns:wp="http://schemas.openxmlformats.org/drawingml/2006/wordprocessingDrawing" xmlns:wpc="http://schemas.microsoft.com/office/word/2010/wordprocessingCanvas" xmlns:wpg="http://schemas.microsoft.com/office/word/2010/wordprocessingGroup" xmlns:wpi="http://schemas.microsoft.com/office/word/2010/wordprocessingInk" xmlns:wps="http://schemas.microsoft.com/office/word/2010/wordprocessingShape" mc:Ignorable="w14 wp14">
   <w:p>
     <w:pPr>
       <w:pStyle w:val="Header"/>
@@ -2570,7 +2855,7 @@
     </w:pPr>
     <w:r>
       <w:rPr>
-        <w:rFonts w:ascii="Times New Roman" w:hAnsi="Times New Roman"/>
+        <w:rFonts w:ascii="Times New Roman" w:hAnsi="Times New Roman" w:eastAsia="黑体"/>
         <w:sz w:val="18"/>
         <w:rFonts w:eastAsia="黑体"/>
         <w:rFonts w:eastAsia="黑体"/>
@@ -2582,7 +2867,7 @@
 </file>
 
 <file path=word/numbering.xml><?xml version="1.0" encoding="utf-8"?>
-<w:numbering xmlns:m="http://schemas.openxmlformats.org/officeDocument/2006/math" xmlns:mc="http://schemas.openxmlformats.org/markup-compatibility/2006" xmlns:mo="http://schemas.microsoft.com/office/mac/office/2008/main" xmlns:mv="urn:schemas-microsoft-com:mac:vml" xmlns:o="urn:schemas-microsoft-com:office:office" xmlns:r="http://schemas.openxmlformats.org/officeDocument/2006/relationships" xmlns:v="urn:schemas-microsoft-com:vml" xmlns:w="http://schemas.openxmlformats.org/wordprocessingml/2006/main" xmlns:w10="urn:schemas-microsoft-com:office:word" xmlns:w14="http://schemas.microsoft.com/office/word/2010/wordml" xmlns:wne="http://schemas.microsoft.com/office/word/2006/wordml" xmlns:wp="http://schemas.openxmlformats.org/drawingml/2006/wordprocessingDrawing" xmlns:wp14="http://schemas.microsoft.com/office/word/2010/wordprocessingDrawing" xmlns:wpc="http://schemas.microsoft.com/office/word/2010/wordprocessingCanvas" xmlns:wpg="http://schemas.microsoft.com/office/word/2010/wordprocessingGroup" xmlns:wpi="http://schemas.microsoft.com/office/word/2010/wordprocessingInk" xmlns:wps="http://schemas.microsoft.com/office/word/2010/wordprocessingShape" mc:Ignorable="w14 wp14">
+<w:numbering xmlns:mc="http://schemas.openxmlformats.org/markup-compatibility/2006" xmlns:w="http://schemas.openxmlformats.org/wordprocessingml/2006/main" xmlns:m="http://schemas.openxmlformats.org/officeDocument/2006/math" xmlns:mo="http://schemas.microsoft.com/office/mac/office/2008/main" xmlns:mv="urn:schemas-microsoft-com:mac:vml" xmlns:o="urn:schemas-microsoft-com:office:office" xmlns:r="http://schemas.openxmlformats.org/officeDocument/2006/relationships" xmlns:v="urn:schemas-microsoft-com:vml" xmlns:w10="urn:schemas-microsoft-com:office:word" xmlns:w14="http://schemas.microsoft.com/office/word/2010/wordml" xmlns:wne="http://schemas.microsoft.com/office/word/2006/wordml" xmlns:wp="http://schemas.openxmlformats.org/drawingml/2006/wordprocessingDrawing" xmlns:wp14="http://schemas.microsoft.com/office/word/2010/wordprocessingDrawing" xmlns:wpc="http://schemas.microsoft.com/office/word/2010/wordprocessingCanvas" xmlns:wpg="http://schemas.microsoft.com/office/word/2010/wordprocessingGroup" xmlns:wpi="http://schemas.microsoft.com/office/word/2010/wordprocessingInk" xmlns:wps="http://schemas.microsoft.com/office/word/2010/wordprocessingShape" mc:Ignorable="w14 wp14">
   <w:abstractNum w:abstractNumId="0">
     <w:nsid w:val="FFFFFF7C"/>
     <w:multiLevelType w:val="singleLevel"/>
@@ -2669,7 +2954,7 @@
         <w:ind w:hanging="360" w:left="1440"/>
       </w:pPr>
       <w:rPr>
-        <w:rFonts w:ascii="Symbol" w:hAnsi="Symbol" w:hint="default"/>
+        <w:rFonts w:ascii="Symbol" w:hAnsi="Symbol" w:hint="default" w:eastAsia="黑体"/>
       </w:rPr>
     </w:lvl>
   </w:abstractNum>
@@ -2690,7 +2975,7 @@
         <w:ind w:hanging="360" w:left="1080"/>
       </w:pPr>
       <w:rPr>
-        <w:rFonts w:ascii="Symbol" w:hAnsi="Symbol" w:hint="default"/>
+        <w:rFonts w:ascii="Symbol" w:hAnsi="Symbol" w:hint="default" w:eastAsia="黑体"/>
       </w:rPr>
     </w:lvl>
   </w:abstractNum>
@@ -2711,7 +2996,7 @@
         <w:ind w:hanging="360" w:left="720"/>
       </w:pPr>
       <w:rPr>
-        <w:rFonts w:ascii="Symbol" w:hAnsi="Symbol" w:hint="default"/>
+        <w:rFonts w:ascii="Symbol" w:hAnsi="Symbol" w:hint="default" w:eastAsia="黑体"/>
       </w:rPr>
     </w:lvl>
   </w:abstractNum>
@@ -2750,7 +3035,7 @@
         <w:ind w:hanging="360" w:left="360"/>
       </w:pPr>
       <w:rPr>
-        <w:rFonts w:ascii="Symbol" w:hAnsi="Symbol" w:hint="default"/>
+        <w:rFonts w:ascii="Symbol" w:hAnsi="Symbol" w:hint="default" w:eastAsia="黑体"/>
       </w:rPr>
     </w:lvl>
   </w:abstractNum>
@@ -2841,7 +3126,7 @@
         <w:ind w:left="720" w:hanging="360"/>
       </w:pPr>
       <w:rPr>
-        <w:rFonts w:ascii="Symbol" w:hAnsi="Symbol" w:cs="Symbol" w:hint="default"/>
+        <w:rFonts w:ascii="Symbol" w:hAnsi="Symbol" w:cs="Symbol" w:hint="default" w:eastAsia="黑体"/>
       </w:rPr>
     </w:lvl>
     <w:lvl w:ilvl="1">
@@ -2852,7 +3137,7 @@
         <w:ind w:left="1440" w:hanging="360"/>
       </w:pPr>
       <w:rPr>
-        <w:rFonts w:ascii="Courier New" w:hAnsi="Courier New" w:cs="Courier New" w:hint="default"/>
+        <w:rFonts w:ascii="Courier New" w:hAnsi="Courier New" w:cs="Courier New" w:hint="default" w:eastAsia="黑体"/>
       </w:rPr>
     </w:lvl>
     <w:lvl w:ilvl="2">
@@ -2863,7 +3148,7 @@
         <w:ind w:left="2160" w:hanging="360"/>
       </w:pPr>
       <w:rPr>
-        <w:rFonts w:ascii="Wingdings" w:hAnsi="Wingdings" w:cs="Wingdings" w:hint="default"/>
+        <w:rFonts w:ascii="Wingdings" w:hAnsi="Wingdings" w:cs="Wingdings" w:hint="default" w:eastAsia="黑体"/>
       </w:rPr>
     </w:lvl>
     <w:lvl w:ilvl="3">
@@ -2874,7 +3159,7 @@
         <w:ind w:left="2880" w:hanging="360"/>
       </w:pPr>
       <w:rPr>
-        <w:rFonts w:ascii="Symbol" w:hAnsi="Symbol" w:cs="Symbol" w:hint="default"/>
+        <w:rFonts w:ascii="Symbol" w:hAnsi="Symbol" w:cs="Symbol" w:hint="default" w:eastAsia="黑体"/>
       </w:rPr>
     </w:lvl>
     <w:lvl w:ilvl="4">
@@ -2885,7 +3170,7 @@
         <w:ind w:left="3600" w:hanging="360"/>
       </w:pPr>
       <w:rPr>
-        <w:rFonts w:ascii="Courier New" w:hAnsi="Courier New" w:cs="Courier New" w:hint="default"/>
+        <w:rFonts w:ascii="Courier New" w:hAnsi="Courier New" w:cs="Courier New" w:hint="default" w:eastAsia="黑体"/>
       </w:rPr>
     </w:lvl>
     <w:lvl w:ilvl="5">
@@ -2896,7 +3181,7 @@
         <w:ind w:left="4320" w:hanging="360"/>
       </w:pPr>
       <w:rPr>
-        <w:rFonts w:ascii="Wingdings" w:hAnsi="Wingdings" w:cs="Wingdings" w:hint="default"/>
+        <w:rFonts w:ascii="Wingdings" w:hAnsi="Wingdings" w:cs="Wingdings" w:hint="default" w:eastAsia="黑体"/>
       </w:rPr>
     </w:lvl>
     <w:lvl w:ilvl="6">
@@ -2907,7 +3192,7 @@
         <w:ind w:left="5040" w:hanging="360"/>
       </w:pPr>
       <w:rPr>
-        <w:rFonts w:ascii="Symbol" w:hAnsi="Symbol" w:cs="Symbol" w:hint="default"/>
+        <w:rFonts w:ascii="Symbol" w:hAnsi="Symbol" w:cs="Symbol" w:hint="default" w:eastAsia="黑体"/>
       </w:rPr>
     </w:lvl>
     <w:lvl w:ilvl="7">
@@ -2918,7 +3203,7 @@
         <w:ind w:left="5760" w:hanging="360"/>
       </w:pPr>
       <w:rPr>
-        <w:rFonts w:ascii="Courier New" w:hAnsi="Courier New" w:cs="Courier New" w:hint="default"/>
+        <w:rFonts w:ascii="Courier New" w:hAnsi="Courier New" w:cs="Courier New" w:hint="default" w:eastAsia="黑体"/>
       </w:rPr>
     </w:lvl>
     <w:lvl w:ilvl="8">
@@ -2929,7 +3214,7 @@
         <w:ind w:left="6480" w:hanging="360"/>
       </w:pPr>
       <w:rPr>
-        <w:rFonts w:ascii="Wingdings" w:hAnsi="Wingdings" w:cs="Wingdings" w:hint="default"/>
+        <w:rFonts w:ascii="Wingdings" w:hAnsi="Wingdings" w:cs="Wingdings" w:hint="default" w:eastAsia="黑体"/>
       </w:rPr>
     </w:lvl>
   </w:abstractNum>
@@ -2985,11 +3270,11 @@
 </file>
 
 <file path=word/styles.xml><?xml version="1.0" encoding="utf-8"?>
-<w:styles xmlns:mc="http://schemas.openxmlformats.org/markup-compatibility/2006" xmlns:r="http://schemas.openxmlformats.org/officeDocument/2006/relationships" xmlns:w="http://schemas.openxmlformats.org/wordprocessingml/2006/main" xmlns:w14="http://schemas.microsoft.com/office/word/2010/wordml" mc:Ignorable="w14">
+<w:styles xmlns:mc="http://schemas.openxmlformats.org/markup-compatibility/2006" xmlns:w="http://schemas.openxmlformats.org/wordprocessingml/2006/main" xmlns:r="http://schemas.openxmlformats.org/officeDocument/2006/relationships" xmlns:w14="http://schemas.microsoft.com/office/word/2010/wordml" mc:Ignorable="w14">
   <w:docDefaults>
     <w:rPrDefault>
       <w:rPr>
-        <w:rFonts w:asciiTheme="minorHAnsi" w:cstheme="minorBidi" w:eastAsiaTheme="minorEastAsia" w:hAnsiTheme="minorHAnsi"/>
+        <w:rFonts w:asciiTheme="minorHAnsi" w:cstheme="minorBidi" w:hAnsiTheme="minorHAnsi" w:eastAsia="黑体"/>
         <w:sz w:val="22"/>
         <w:szCs w:val="22"/>
         <w:lang w:bidi="ar-SA" w:eastAsia="en-US" w:val="en-US"/>
@@ -3211,7 +3496,7 @@
       <w:outlineLvl w:val="0"/>
     </w:pPr>
     <w:rPr>
-      <w:rFonts w:ascii="Times New Roman" w:asciiTheme="majorHAnsi" w:cstheme="majorBidi" w:eastAsia="黑体" w:eastAsiaTheme="majorEastAsia" w:hAnsi="Times New Roman" w:hAnsiTheme="majorHAnsi"/>
+      <w:rFonts w:ascii="Times New Roman" w:asciiTheme="majorHAnsi" w:cstheme="majorBidi" w:eastAsia="黑体" w:hAnsi="Times New Roman" w:hAnsiTheme="majorHAnsi"/>
       <w:b/>
       <w:bCs/>
       <w:color w:val="1F3864"/>
@@ -3235,7 +3520,7 @@
       <w:outlineLvl w:val="1"/>
     </w:pPr>
     <w:rPr>
-      <w:rFonts w:ascii="Times New Roman" w:asciiTheme="majorHAnsi" w:cstheme="majorBidi" w:eastAsia="黑体" w:eastAsiaTheme="majorEastAsia" w:hAnsi="Times New Roman" w:hAnsiTheme="majorHAnsi"/>
+      <w:rFonts w:ascii="Times New Roman" w:asciiTheme="majorHAnsi" w:cstheme="majorBidi" w:eastAsia="黑体" w:hAnsi="Times New Roman" w:hAnsiTheme="majorHAnsi"/>
       <w:b/>
       <w:bCs/>
       <w:color w:val="2E4E7E"/>
@@ -3259,7 +3544,7 @@
       <w:outlineLvl w:val="2"/>
     </w:pPr>
     <w:rPr>
-      <w:rFonts w:ascii="Times New Roman" w:asciiTheme="majorHAnsi" w:cstheme="majorBidi" w:eastAsia="黑体" w:eastAsiaTheme="majorEastAsia" w:hAnsi="Times New Roman" w:hAnsiTheme="majorHAnsi"/>
+      <w:rFonts w:ascii="Times New Roman" w:asciiTheme="majorHAnsi" w:cstheme="majorBidi" w:eastAsia="黑体" w:hAnsi="Times New Roman" w:hAnsiTheme="majorHAnsi"/>
       <w:b/>
       <w:bCs/>
       <w:color w:val="2E4E7E"/>
@@ -3283,7 +3568,7 @@
       <w:outlineLvl w:val="3"/>
     </w:pPr>
     <w:rPr>
-      <w:rFonts w:ascii="Times New Roman" w:asciiTheme="majorHAnsi" w:cstheme="majorBidi" w:eastAsia="黑体" w:eastAsiaTheme="majorEastAsia" w:hAnsi="Times New Roman" w:hAnsiTheme="majorHAnsi"/>
+      <w:rFonts w:ascii="Times New Roman" w:asciiTheme="majorHAnsi" w:cstheme="majorBidi" w:eastAsia="黑体" w:hAnsi="Times New Roman" w:hAnsiTheme="majorHAnsi"/>
       <w:b/>
       <w:bCs/>
       <w:i/>
@@ -3309,7 +3594,7 @@
       <w:outlineLvl w:val="4"/>
     </w:pPr>
     <w:rPr>
-      <w:rFonts w:ascii="Times New Roman" w:asciiTheme="majorHAnsi" w:cstheme="majorBidi" w:eastAsia="黑体" w:eastAsiaTheme="majorEastAsia" w:hAnsi="Times New Roman" w:hAnsiTheme="majorHAnsi"/>
+      <w:rFonts w:ascii="Times New Roman" w:asciiTheme="majorHAnsi" w:cstheme="majorBidi" w:eastAsia="黑体" w:hAnsi="Times New Roman" w:hAnsiTheme="majorHAnsi"/>
       <w:b/>
       <w:color w:val="333333"/>
       <w:sz w:val="22"/>
@@ -3332,7 +3617,7 @@
       <w:outlineLvl w:val="5"/>
     </w:pPr>
     <w:rPr>
-      <w:rFonts w:asciiTheme="majorHAnsi" w:cstheme="majorBidi" w:eastAsiaTheme="majorEastAsia" w:hAnsiTheme="majorHAnsi"/>
+      <w:rFonts w:asciiTheme="majorHAnsi" w:cstheme="majorBidi" w:hAnsiTheme="majorHAnsi" w:eastAsia="黑体"/>
       <w:i/>
       <w:iCs/>
       <w:color w:themeColor="accent1" w:themeShade="7F" w:val="243F60"/>
@@ -3355,7 +3640,7 @@
       <w:outlineLvl w:val="6"/>
     </w:pPr>
     <w:rPr>
-      <w:rFonts w:asciiTheme="majorHAnsi" w:cstheme="majorBidi" w:eastAsiaTheme="majorEastAsia" w:hAnsiTheme="majorHAnsi"/>
+      <w:rFonts w:asciiTheme="majorHAnsi" w:cstheme="majorBidi" w:hAnsiTheme="majorHAnsi" w:eastAsia="黑体"/>
       <w:i/>
       <w:iCs/>
       <w:color w:themeColor="text1" w:themeTint="BF" w:val="404040"/>
@@ -3378,7 +3663,7 @@
       <w:outlineLvl w:val="7"/>
     </w:pPr>
     <w:rPr>
-      <w:rFonts w:asciiTheme="majorHAnsi" w:cstheme="majorBidi" w:eastAsiaTheme="majorEastAsia" w:hAnsiTheme="majorHAnsi"/>
+      <w:rFonts w:asciiTheme="majorHAnsi" w:cstheme="majorBidi" w:hAnsiTheme="majorHAnsi" w:eastAsia="黑体"/>
       <w:color w:themeColor="accent1" w:val="4F81BD"/>
       <w:sz w:val="20"/>
       <w:szCs w:val="20"/>
@@ -3401,7 +3686,7 @@
       <w:outlineLvl w:val="8"/>
     </w:pPr>
     <w:rPr>
-      <w:rFonts w:asciiTheme="majorHAnsi" w:cstheme="majorBidi" w:eastAsiaTheme="majorEastAsia" w:hAnsiTheme="majorHAnsi"/>
+      <w:rFonts w:asciiTheme="majorHAnsi" w:cstheme="majorBidi" w:hAnsiTheme="majorHAnsi" w:eastAsia="黑体"/>
       <w:i/>
       <w:iCs/>
       <w:color w:themeColor="text1" w:themeTint="BF" w:val="404040"/>
@@ -3452,7 +3737,7 @@
     <w:uiPriority w:val="9"/>
     <w:rsid w:val="00FC693F"/>
     <w:rPr>
-      <w:rFonts w:asciiTheme="majorHAnsi" w:cstheme="majorBidi" w:eastAsiaTheme="majorEastAsia" w:hAnsiTheme="majorHAnsi"/>
+      <w:rFonts w:asciiTheme="majorHAnsi" w:cstheme="majorBidi" w:hAnsiTheme="majorHAnsi" w:eastAsia="黑体"/>
       <w:b/>
       <w:bCs/>
       <w:color w:themeColor="accent1" w:themeShade="BF" w:val="365F91"/>
@@ -3467,7 +3752,7 @@
     <w:uiPriority w:val="9"/>
     <w:rsid w:val="00FC693F"/>
     <w:rPr>
-      <w:rFonts w:asciiTheme="majorHAnsi" w:cstheme="majorBidi" w:eastAsiaTheme="majorEastAsia" w:hAnsiTheme="majorHAnsi"/>
+      <w:rFonts w:asciiTheme="majorHAnsi" w:cstheme="majorBidi" w:hAnsiTheme="majorHAnsi" w:eastAsia="黑体"/>
       <w:b/>
       <w:bCs/>
       <w:color w:themeColor="accent1" w:val="4F81BD"/>
@@ -3482,7 +3767,7 @@
     <w:uiPriority w:val="9"/>
     <w:rsid w:val="00FC693F"/>
     <w:rPr>
-      <w:rFonts w:asciiTheme="majorHAnsi" w:cstheme="majorBidi" w:eastAsiaTheme="majorEastAsia" w:hAnsiTheme="majorHAnsi"/>
+      <w:rFonts w:asciiTheme="majorHAnsi" w:cstheme="majorBidi" w:hAnsiTheme="majorHAnsi" w:eastAsia="黑体"/>
       <w:b/>
       <w:bCs/>
       <w:color w:themeColor="accent1" w:val="4F81BD"/>
@@ -3505,7 +3790,7 @@
       <w:contextualSpacing/>
     </w:pPr>
     <w:rPr>
-      <w:rFonts w:ascii="Times New Roman" w:asciiTheme="majorHAnsi" w:cstheme="majorBidi" w:eastAsia="黑体" w:eastAsiaTheme="majorEastAsia" w:hAnsi="Times New Roman" w:hAnsiTheme="majorHAnsi"/>
+      <w:rFonts w:ascii="Times New Roman" w:asciiTheme="majorHAnsi" w:cstheme="majorBidi" w:eastAsia="黑体" w:hAnsi="Times New Roman" w:hAnsiTheme="majorHAnsi"/>
       <w:b/>
       <w:color w:val="1F3864"/>
       <w:spacing w:val="5"/>
@@ -3521,7 +3806,7 @@
     <w:uiPriority w:val="10"/>
     <w:rsid w:val="00FC693F"/>
     <w:rPr>
-      <w:rFonts w:asciiTheme="majorHAnsi" w:cstheme="majorBidi" w:eastAsiaTheme="majorEastAsia" w:hAnsiTheme="majorHAnsi"/>
+      <w:rFonts w:asciiTheme="majorHAnsi" w:cstheme="majorBidi" w:hAnsiTheme="majorHAnsi" w:eastAsia="黑体"/>
       <w:color w:themeColor="text2" w:themeShade="BF" w:val="17365D"/>
       <w:spacing w:val="5"/>
       <w:kern w:val="28"/>
@@ -3543,7 +3828,7 @@
       </w:numPr>
     </w:pPr>
     <w:rPr>
-      <w:rFonts w:asciiTheme="majorHAnsi" w:cstheme="majorBidi" w:eastAsiaTheme="majorEastAsia" w:hAnsiTheme="majorHAnsi"/>
+      <w:rFonts w:asciiTheme="majorHAnsi" w:cstheme="majorBidi" w:hAnsiTheme="majorHAnsi" w:eastAsia="黑体"/>
       <w:i/>
       <w:iCs/>
       <w:color w:themeColor="accent1" w:val="4F81BD"/>
@@ -3559,7 +3844,7 @@
     <w:uiPriority w:val="11"/>
     <w:rsid w:val="00FC693F"/>
     <w:rPr>
-      <w:rFonts w:asciiTheme="majorHAnsi" w:cstheme="majorBidi" w:eastAsiaTheme="majorEastAsia" w:hAnsiTheme="majorHAnsi"/>
+      <w:rFonts w:asciiTheme="majorHAnsi" w:cstheme="majorBidi" w:hAnsiTheme="majorHAnsi" w:eastAsia="黑体"/>
       <w:i/>
       <w:iCs/>
       <w:color w:themeColor="accent1" w:val="4F81BD"/>
@@ -3626,6 +3911,7 @@
       <w:spacing w:after="120"/>
     </w:pPr>
     <w:rPr>
+      <w:rFonts w:eastAsia="黑体"/>
       <w:sz w:val="16"/>
       <w:szCs w:val="16"/>
     </w:rPr>
@@ -3637,6 +3923,7 @@
     <w:uiPriority w:val="99"/>
     <w:rsid w:val="00AA1D8D"/>
     <w:rPr>
+      <w:rFonts w:eastAsia="黑体"/>
       <w:sz w:val="16"/>
       <w:szCs w:val="16"/>
     </w:rPr>
@@ -3806,7 +4093,7 @@
       </w:tabs>
     </w:pPr>
     <w:rPr>
-      <w:rFonts w:ascii="Courier" w:hAnsi="Courier"/>
+      <w:rFonts w:ascii="Courier" w:hAnsi="Courier" w:eastAsia="黑体"/>
       <w:sz w:val="20"/>
       <w:szCs w:val="20"/>
     </w:rPr>
@@ -3818,7 +4105,7 @@
     <w:uiPriority w:val="99"/>
     <w:rsid w:val="0029639D"/>
     <w:rPr>
-      <w:rFonts w:ascii="Courier" w:hAnsi="Courier"/>
+      <w:rFonts w:ascii="Courier" w:hAnsi="Courier" w:eastAsia="黑体"/>
       <w:sz w:val="20"/>
       <w:szCs w:val="20"/>
     </w:rPr>
@@ -3854,6 +4141,7 @@
     <w:uiPriority w:val="29"/>
     <w:rsid w:val="00FC693F"/>
     <w:rPr>
+      <w:rFonts w:eastAsia="黑体"/>
       <w:i/>
       <w:iCs/>
       <w:color w:themeColor="text1" w:val="000000"/>
@@ -3867,7 +4155,7 @@
     <w:semiHidden/>
     <w:rsid w:val="00FC693F"/>
     <w:rPr>
-      <w:rFonts w:asciiTheme="majorHAnsi" w:cstheme="majorBidi" w:eastAsiaTheme="majorEastAsia" w:hAnsiTheme="majorHAnsi"/>
+      <w:rFonts w:asciiTheme="majorHAnsi" w:cstheme="majorBidi" w:hAnsiTheme="majorHAnsi" w:eastAsia="黑体"/>
       <w:b/>
       <w:bCs/>
       <w:i/>
@@ -3883,7 +4171,7 @@
     <w:semiHidden/>
     <w:rsid w:val="00FC693F"/>
     <w:rPr>
-      <w:rFonts w:asciiTheme="majorHAnsi" w:cstheme="majorBidi" w:eastAsiaTheme="majorEastAsia" w:hAnsiTheme="majorHAnsi"/>
+      <w:rFonts w:asciiTheme="majorHAnsi" w:cstheme="majorBidi" w:hAnsiTheme="majorHAnsi" w:eastAsia="黑体"/>
       <w:color w:themeColor="accent1" w:themeShade="7F" w:val="243F60"/>
     </w:rPr>
   </w:style>
@@ -3895,7 +4183,7 @@
     <w:semiHidden/>
     <w:rsid w:val="00FC693F"/>
     <w:rPr>
-      <w:rFonts w:asciiTheme="majorHAnsi" w:cstheme="majorBidi" w:eastAsiaTheme="majorEastAsia" w:hAnsiTheme="majorHAnsi"/>
+      <w:rFonts w:asciiTheme="majorHAnsi" w:cstheme="majorBidi" w:hAnsiTheme="majorHAnsi" w:eastAsia="黑体"/>
       <w:i/>
       <w:iCs/>
       <w:color w:themeColor="accent1" w:themeShade="7F" w:val="243F60"/>
@@ -3909,7 +4197,7 @@
     <w:semiHidden/>
     <w:rsid w:val="00FC693F"/>
     <w:rPr>
-      <w:rFonts w:asciiTheme="majorHAnsi" w:cstheme="majorBidi" w:eastAsiaTheme="majorEastAsia" w:hAnsiTheme="majorHAnsi"/>
+      <w:rFonts w:asciiTheme="majorHAnsi" w:cstheme="majorBidi" w:hAnsiTheme="majorHAnsi" w:eastAsia="黑体"/>
       <w:i/>
       <w:iCs/>
       <w:color w:themeColor="text1" w:themeTint="BF" w:val="404040"/>
@@ -3923,7 +4211,7 @@
     <w:semiHidden/>
     <w:rsid w:val="00FC693F"/>
     <w:rPr>
-      <w:rFonts w:asciiTheme="majorHAnsi" w:cstheme="majorBidi" w:eastAsiaTheme="majorEastAsia" w:hAnsiTheme="majorHAnsi"/>
+      <w:rFonts w:asciiTheme="majorHAnsi" w:cstheme="majorBidi" w:hAnsiTheme="majorHAnsi" w:eastAsia="黑体"/>
       <w:color w:themeColor="accent1" w:val="4F81BD"/>
       <w:sz w:val="20"/>
       <w:szCs w:val="20"/>
@@ -3937,7 +4225,7 @@
     <w:semiHidden/>
     <w:rsid w:val="00FC693F"/>
     <w:rPr>
-      <w:rFonts w:asciiTheme="majorHAnsi" w:cstheme="majorBidi" w:eastAsiaTheme="majorEastAsia" w:hAnsiTheme="majorHAnsi"/>
+      <w:rFonts w:asciiTheme="majorHAnsi" w:cstheme="majorBidi" w:hAnsiTheme="majorHAnsi" w:eastAsia="黑体"/>
       <w:i/>
       <w:iCs/>
       <w:color w:themeColor="text1" w:themeTint="BF" w:val="404040"/>
@@ -3958,6 +4246,7 @@
       <w:spacing w:line="240" w:lineRule="auto"/>
     </w:pPr>
     <w:rPr>
+      <w:rFonts w:eastAsia="黑体"/>
       <w:b/>
       <w:bCs/>
       <w:color w:themeColor="accent1" w:val="4F81BD"/>
@@ -3972,6 +4261,7 @@
     <w:qFormat/>
     <w:rsid w:val="00FC693F"/>
     <w:rPr>
+      <w:rFonts w:eastAsia="黑体"/>
       <w:b/>
       <w:bCs/>
     </w:rPr>
@@ -3983,6 +4273,7 @@
     <w:qFormat/>
     <w:rsid w:val="00FC693F"/>
     <w:rPr>
+      <w:rFonts w:eastAsia="黑体"/>
       <w:i/>
       <w:iCs/>
     </w:rPr>
@@ -4003,6 +4294,7 @@
       <w:ind w:left="936" w:right="936"/>
     </w:pPr>
     <w:rPr>
+      <w:rFonts w:eastAsia="黑体"/>
       <w:b/>
       <w:bCs/>
       <w:i/>
@@ -4017,6 +4309,7 @@
     <w:uiPriority w:val="30"/>
     <w:rsid w:val="00FC693F"/>
     <w:rPr>
+      <w:rFonts w:eastAsia="黑体"/>
       <w:b/>
       <w:bCs/>
       <w:i/>
@@ -4031,6 +4324,7 @@
     <w:qFormat/>
     <w:rsid w:val="00FC693F"/>
     <w:rPr>
+      <w:rFonts w:eastAsia="黑体"/>
       <w:i/>
       <w:iCs/>
       <w:color w:themeColor="text1" w:themeTint="7F" w:val="808080"/>
@@ -4043,6 +4337,7 @@
     <w:qFormat/>
     <w:rsid w:val="00FC693F"/>
     <w:rPr>
+      <w:rFonts w:eastAsia="黑体"/>
       <w:b/>
       <w:bCs/>
       <w:i/>
@@ -4057,6 +4352,7 @@
     <w:qFormat/>
     <w:rsid w:val="00FC693F"/>
     <w:rPr>
+      <w:rFonts w:eastAsia="黑体"/>
       <w:smallCaps/>
       <w:color w:themeColor="accent2" w:val="C0504D"/>
       <w:u w:val="single"/>
@@ -4069,6 +4365,7 @@
     <w:qFormat/>
     <w:rsid w:val="00FC693F"/>
     <w:rPr>
+      <w:rFonts w:eastAsia="黑体"/>
       <w:b/>
       <w:bCs/>
       <w:smallCaps/>
@@ -4084,6 +4381,7 @@
     <w:qFormat/>
     <w:rsid w:val="00FC693F"/>
     <w:rPr>
+      <w:rFonts w:eastAsia="黑体"/>
       <w:b/>
       <w:bCs/>
       <w:smallCaps/>
@@ -4138,6 +4436,7 @@
       <w:spacing w:after="0" w:line="240" w:lineRule="auto"/>
     </w:pPr>
     <w:rPr>
+      <w:rFonts w:eastAsia="黑体"/>
       <w:color w:themeColor="text1" w:themeShade="BF" w:val="000000"/>
     </w:rPr>
     <w:tblPr>
@@ -4160,6 +4459,7 @@
         <w:spacing w:after="0" w:before="0" w:line="240" w:lineRule="auto"/>
       </w:pPr>
       <w:rPr>
+        <w:rFonts w:eastAsia="黑体"/>
         <w:b/>
         <w:bCs/>
       </w:rPr>
@@ -4180,6 +4480,7 @@
         <w:spacing w:after="0" w:before="0" w:line="240" w:lineRule="auto"/>
       </w:pPr>
       <w:rPr>
+        <w:rFonts w:eastAsia="黑体"/>
         <w:b/>
         <w:bCs/>
       </w:rPr>
@@ -4197,12 +4498,14 @@
     </w:tblStylePr>
     <w:tblStylePr w:type="firstCol">
       <w:rPr>
+        <w:rFonts w:eastAsia="黑体"/>
         <w:b/>
         <w:bCs/>
       </w:rPr>
     </w:tblStylePr>
     <w:tblStylePr w:type="lastCol">
       <w:rPr>
+        <w:rFonts w:eastAsia="黑体"/>
         <w:b/>
         <w:bCs/>
       </w:rPr>
@@ -4241,6 +4544,7 @@
       <w:spacing w:after="0" w:line="240" w:lineRule="auto"/>
     </w:pPr>
     <w:rPr>
+      <w:rFonts w:eastAsia="黑体"/>
       <w:color w:themeColor="accent1" w:themeShade="BF" w:val="365F91"/>
     </w:rPr>
     <w:tblPr>
@@ -4263,6 +4567,7 @@
         <w:spacing w:after="0" w:before="0" w:line="240" w:lineRule="auto"/>
       </w:pPr>
       <w:rPr>
+        <w:rFonts w:eastAsia="黑体"/>
         <w:b/>
         <w:bCs/>
       </w:rPr>
@@ -4283,6 +4588,7 @@
         <w:spacing w:after="0" w:before="0" w:line="240" w:lineRule="auto"/>
       </w:pPr>
       <w:rPr>
+        <w:rFonts w:eastAsia="黑体"/>
         <w:b/>
         <w:bCs/>
       </w:rPr>
@@ -4300,12 +4606,14 @@
     </w:tblStylePr>
     <w:tblStylePr w:type="firstCol">
       <w:rPr>
+        <w:rFonts w:eastAsia="黑体"/>
         <w:b/>
         <w:bCs/>
       </w:rPr>
     </w:tblStylePr>
     <w:tblStylePr w:type="lastCol">
       <w:rPr>
+        <w:rFonts w:eastAsia="黑体"/>
         <w:b/>
         <w:bCs/>
       </w:rPr>
@@ -4344,6 +4652,7 @@
       <w:spacing w:after="0" w:line="240" w:lineRule="auto"/>
     </w:pPr>
     <w:rPr>
+      <w:rFonts w:eastAsia="黑体"/>
       <w:color w:themeColor="accent2" w:themeShade="BF" w:val="943634"/>
     </w:rPr>
     <w:tblPr>
@@ -4366,6 +4675,7 @@
         <w:spacing w:after="0" w:before="0" w:line="240" w:lineRule="auto"/>
       </w:pPr>
       <w:rPr>
+        <w:rFonts w:eastAsia="黑体"/>
         <w:b/>
         <w:bCs/>
       </w:rPr>
@@ -4386,6 +4696,7 @@
         <w:spacing w:after="0" w:before="0" w:line="240" w:lineRule="auto"/>
       </w:pPr>
       <w:rPr>
+        <w:rFonts w:eastAsia="黑体"/>
         <w:b/>
         <w:bCs/>
       </w:rPr>
@@ -4403,12 +4714,14 @@
     </w:tblStylePr>
     <w:tblStylePr w:type="firstCol">
       <w:rPr>
+        <w:rFonts w:eastAsia="黑体"/>
         <w:b/>
         <w:bCs/>
       </w:rPr>
     </w:tblStylePr>
     <w:tblStylePr w:type="lastCol">
       <w:rPr>
+        <w:rFonts w:eastAsia="黑体"/>
         <w:b/>
         <w:bCs/>
       </w:rPr>
@@ -4447,6 +4760,7 @@
       <w:spacing w:after="0" w:line="240" w:lineRule="auto"/>
     </w:pPr>
     <w:rPr>
+      <w:rFonts w:eastAsia="黑体"/>
       <w:color w:themeColor="accent3" w:themeShade="BF" w:val="76923C"/>
     </w:rPr>
     <w:tblPr>
@@ -4469,6 +4783,7 @@
         <w:spacing w:after="0" w:before="0" w:line="240" w:lineRule="auto"/>
       </w:pPr>
       <w:rPr>
+        <w:rFonts w:eastAsia="黑体"/>
         <w:b/>
         <w:bCs/>
       </w:rPr>
@@ -4489,6 +4804,7 @@
         <w:spacing w:after="0" w:before="0" w:line="240" w:lineRule="auto"/>
       </w:pPr>
       <w:rPr>
+        <w:rFonts w:eastAsia="黑体"/>
         <w:b/>
         <w:bCs/>
       </w:rPr>
@@ -4506,12 +4822,14 @@
     </w:tblStylePr>
     <w:tblStylePr w:type="firstCol">
       <w:rPr>
+        <w:rFonts w:eastAsia="黑体"/>
         <w:b/>
         <w:bCs/>
       </w:rPr>
     </w:tblStylePr>
     <w:tblStylePr w:type="lastCol">
       <w:rPr>
+        <w:rFonts w:eastAsia="黑体"/>
         <w:b/>
         <w:bCs/>
       </w:rPr>
@@ -4550,6 +4868,7 @@
       <w:spacing w:after="0" w:line="240" w:lineRule="auto"/>
     </w:pPr>
     <w:rPr>
+      <w:rFonts w:eastAsia="黑体"/>
       <w:color w:themeColor="accent4" w:themeShade="BF" w:val="5F497A"/>
     </w:rPr>
     <w:tblPr>
@@ -4572,6 +4891,7 @@
         <w:spacing w:after="0" w:before="0" w:line="240" w:lineRule="auto"/>
       </w:pPr>
       <w:rPr>
+        <w:rFonts w:eastAsia="黑体"/>
         <w:b/>
         <w:bCs/>
       </w:rPr>
@@ -4592,6 +4912,7 @@
         <w:spacing w:after="0" w:before="0" w:line="240" w:lineRule="auto"/>
       </w:pPr>
       <w:rPr>
+        <w:rFonts w:eastAsia="黑体"/>
         <w:b/>
         <w:bCs/>
       </w:rPr>
@@ -4609,12 +4930,14 @@
     </w:tblStylePr>
     <w:tblStylePr w:type="firstCol">
       <w:rPr>
+        <w:rFonts w:eastAsia="黑体"/>
         <w:b/>
         <w:bCs/>
       </w:rPr>
     </w:tblStylePr>
     <w:tblStylePr w:type="lastCol">
       <w:rPr>
+        <w:rFonts w:eastAsia="黑体"/>
         <w:b/>
         <w:bCs/>
       </w:rPr>
@@ -4653,6 +4976,7 @@
       <w:spacing w:after="0" w:line="240" w:lineRule="auto"/>
     </w:pPr>
     <w:rPr>
+      <w:rFonts w:eastAsia="黑体"/>
       <w:color w:themeColor="accent5" w:themeShade="BF" w:val="31849B"/>
     </w:rPr>
     <w:tblPr>
@@ -4675,6 +4999,7 @@
         <w:spacing w:after="0" w:before="0" w:line="240" w:lineRule="auto"/>
       </w:pPr>
       <w:rPr>
+        <w:rFonts w:eastAsia="黑体"/>
         <w:b/>
         <w:bCs/>
       </w:rPr>
@@ -4695,6 +5020,7 @@
         <w:spacing w:after="0" w:before="0" w:line="240" w:lineRule="auto"/>
       </w:pPr>
       <w:rPr>
+        <w:rFonts w:eastAsia="黑体"/>
         <w:b/>
         <w:bCs/>
       </w:rPr>
@@ -4712,12 +5038,14 @@
     </w:tblStylePr>
     <w:tblStylePr w:type="firstCol">
       <w:rPr>
+        <w:rFonts w:eastAsia="黑体"/>
         <w:b/>
         <w:bCs/>
       </w:rPr>
     </w:tblStylePr>
     <w:tblStylePr w:type="lastCol">
       <w:rPr>
+        <w:rFonts w:eastAsia="黑体"/>
         <w:b/>
         <w:bCs/>
       </w:rPr>
@@ -4756,6 +5084,7 @@
       <w:spacing w:after="0" w:line="240" w:lineRule="auto"/>
     </w:pPr>
     <w:rPr>
+      <w:rFonts w:eastAsia="黑体"/>
       <w:color w:themeColor="accent6" w:themeShade="BF" w:val="E36C0A"/>
     </w:rPr>
     <w:tblPr>
@@ -4778,6 +5107,7 @@
         <w:spacing w:after="0" w:before="0" w:line="240" w:lineRule="auto"/>
       </w:pPr>
       <w:rPr>
+        <w:rFonts w:eastAsia="黑体"/>
         <w:b/>
         <w:bCs/>
       </w:rPr>
@@ -4798,6 +5128,7 @@
         <w:spacing w:after="0" w:before="0" w:line="240" w:lineRule="auto"/>
       </w:pPr>
       <w:rPr>
+        <w:rFonts w:eastAsia="黑体"/>
         <w:b/>
         <w:bCs/>
       </w:rPr>
@@ -4815,12 +5146,14 @@
     </w:tblStylePr>
     <w:tblStylePr w:type="firstCol">
       <w:rPr>
+        <w:rFonts w:eastAsia="黑体"/>
         <w:b/>
         <w:bCs/>
       </w:rPr>
     </w:tblStylePr>
     <w:tblStylePr w:type="lastCol">
       <w:rPr>
+        <w:rFonts w:eastAsia="黑体"/>
         <w:b/>
         <w:bCs/>
       </w:rPr>
@@ -4880,6 +5213,7 @@
         <w:spacing w:after="0" w:before="0" w:line="240" w:lineRule="auto"/>
       </w:pPr>
       <w:rPr>
+        <w:rFonts w:eastAsia="黑体"/>
         <w:b/>
         <w:bCs/>
         <w:color w:themeColor="background1" w:val="FFFFFF"/>
@@ -4894,6 +5228,7 @@
         <w:spacing w:after="0" w:before="0" w:line="240" w:lineRule="auto"/>
       </w:pPr>
       <w:rPr>
+        <w:rFonts w:eastAsia="黑体"/>
         <w:b/>
         <w:bCs/>
       </w:rPr>
@@ -4909,12 +5244,14 @@
     </w:tblStylePr>
     <w:tblStylePr w:type="firstCol">
       <w:rPr>
+        <w:rFonts w:eastAsia="黑体"/>
         <w:b/>
         <w:bCs/>
       </w:rPr>
     </w:tblStylePr>
     <w:tblStylePr w:type="lastCol">
       <w:rPr>
+        <w:rFonts w:eastAsia="黑体"/>
         <w:b/>
         <w:bCs/>
       </w:rPr>
@@ -4972,6 +5309,7 @@
         <w:spacing w:after="0" w:before="0" w:line="240" w:lineRule="auto"/>
       </w:pPr>
       <w:rPr>
+        <w:rFonts w:eastAsia="黑体"/>
         <w:b/>
         <w:bCs/>
         <w:color w:themeColor="background1" w:val="FFFFFF"/>
@@ -4986,6 +5324,7 @@
         <w:spacing w:after="0" w:before="0" w:line="240" w:lineRule="auto"/>
       </w:pPr>
       <w:rPr>
+        <w:rFonts w:eastAsia="黑体"/>
         <w:b/>
         <w:bCs/>
       </w:rPr>
@@ -5001,12 +5340,14 @@
     </w:tblStylePr>
     <w:tblStylePr w:type="firstCol">
       <w:rPr>
+        <w:rFonts w:eastAsia="黑体"/>
         <w:b/>
         <w:bCs/>
       </w:rPr>
     </w:tblStylePr>
     <w:tblStylePr w:type="lastCol">
       <w:rPr>
+        <w:rFonts w:eastAsia="黑体"/>
         <w:b/>
         <w:bCs/>
       </w:rPr>
@@ -5064,6 +5405,7 @@
         <w:spacing w:after="0" w:before="0" w:line="240" w:lineRule="auto"/>
       </w:pPr>
       <w:rPr>
+        <w:rFonts w:eastAsia="黑体"/>
         <w:b/>
         <w:bCs/>
         <w:color w:themeColor="background1" w:val="FFFFFF"/>
@@ -5078,6 +5420,7 @@
         <w:spacing w:after="0" w:before="0" w:line="240" w:lineRule="auto"/>
       </w:pPr>
       <w:rPr>
+        <w:rFonts w:eastAsia="黑体"/>
         <w:b/>
         <w:bCs/>
       </w:rPr>
@@ -5093,12 +5436,14 @@
     </w:tblStylePr>
     <w:tblStylePr w:type="firstCol">
       <w:rPr>
+        <w:rFonts w:eastAsia="黑体"/>
         <w:b/>
         <w:bCs/>
       </w:rPr>
     </w:tblStylePr>
     <w:tblStylePr w:type="lastCol">
       <w:rPr>
+        <w:rFonts w:eastAsia="黑体"/>
         <w:b/>
         <w:bCs/>
       </w:rPr>
@@ -5156,6 +5501,7 @@
         <w:spacing w:after="0" w:before="0" w:line="240" w:lineRule="auto"/>
       </w:pPr>
       <w:rPr>
+        <w:rFonts w:eastAsia="黑体"/>
         <w:b/>
         <w:bCs/>
         <w:color w:themeColor="background1" w:val="FFFFFF"/>
@@ -5170,6 +5516,7 @@
         <w:spacing w:after="0" w:before="0" w:line="240" w:lineRule="auto"/>
       </w:pPr>
       <w:rPr>
+        <w:rFonts w:eastAsia="黑体"/>
         <w:b/>
         <w:bCs/>
       </w:rPr>
@@ -5185,12 +5532,14 @@
     </w:tblStylePr>
     <w:tblStylePr w:type="firstCol">
       <w:rPr>
+        <w:rFonts w:eastAsia="黑体"/>
         <w:b/>
         <w:bCs/>
       </w:rPr>
     </w:tblStylePr>
     <w:tblStylePr w:type="lastCol">
       <w:rPr>
+        <w:rFonts w:eastAsia="黑体"/>
         <w:b/>
         <w:bCs/>
       </w:rPr>
@@ -5248,6 +5597,7 @@
         <w:spacing w:after="0" w:before="0" w:line="240" w:lineRule="auto"/>
       </w:pPr>
       <w:rPr>
+        <w:rFonts w:eastAsia="黑体"/>
         <w:b/>
         <w:bCs/>
         <w:color w:themeColor="background1" w:val="FFFFFF"/>
@@ -5262,6 +5612,7 @@
         <w:spacing w:after="0" w:before="0" w:line="240" w:lineRule="auto"/>
       </w:pPr>
       <w:rPr>
+        <w:rFonts w:eastAsia="黑体"/>
         <w:b/>
         <w:bCs/>
       </w:rPr>
@@ -5277,12 +5628,14 @@
     </w:tblStylePr>
     <w:tblStylePr w:type="firstCol">
       <w:rPr>
+        <w:rFonts w:eastAsia="黑体"/>
         <w:b/>
         <w:bCs/>
       </w:rPr>
     </w:tblStylePr>
     <w:tblStylePr w:type="lastCol">
       <w:rPr>
+        <w:rFonts w:eastAsia="黑体"/>
         <w:b/>
         <w:bCs/>
       </w:rPr>
@@ -5340,6 +5693,7 @@
         <w:spacing w:after="0" w:before="0" w:line="240" w:lineRule="auto"/>
       </w:pPr>
       <w:rPr>
+        <w:rFonts w:eastAsia="黑体"/>
         <w:b/>
         <w:bCs/>
         <w:color w:themeColor="background1" w:val="FFFFFF"/>
@@ -5354,6 +5708,7 @@
         <w:spacing w:after="0" w:before="0" w:line="240" w:lineRule="auto"/>
       </w:pPr>
       <w:rPr>
+        <w:rFonts w:eastAsia="黑体"/>
         <w:b/>
         <w:bCs/>
       </w:rPr>
@@ -5369,12 +5724,14 @@
     </w:tblStylePr>
     <w:tblStylePr w:type="firstCol">
       <w:rPr>
+        <w:rFonts w:eastAsia="黑体"/>
         <w:b/>
         <w:bCs/>
       </w:rPr>
     </w:tblStylePr>
     <w:tblStylePr w:type="lastCol">
       <w:rPr>
+        <w:rFonts w:eastAsia="黑体"/>
         <w:b/>
         <w:bCs/>
       </w:rPr>
@@ -5432,6 +5789,7 @@
         <w:spacing w:after="0" w:before="0" w:line="240" w:lineRule="auto"/>
       </w:pPr>
       <w:rPr>
+        <w:rFonts w:eastAsia="黑体"/>
         <w:b/>
         <w:bCs/>
         <w:color w:themeColor="background1" w:val="FFFFFF"/>
@@ -5446,6 +5804,7 @@
         <w:spacing w:after="0" w:before="0" w:line="240" w:lineRule="auto"/>
       </w:pPr>
       <w:rPr>
+        <w:rFonts w:eastAsia="黑体"/>
         <w:b/>
         <w:bCs/>
       </w:rPr>
@@ -5461,12 +5820,14 @@
     </w:tblStylePr>
     <w:tblStylePr w:type="firstCol">
       <w:rPr>
+        <w:rFonts w:eastAsia="黑体"/>
         <w:b/>
         <w:bCs/>
       </w:rPr>
     </w:tblStylePr>
     <w:tblStylePr w:type="lastCol">
       <w:rPr>
+        <w:rFonts w:eastAsia="黑体"/>
         <w:b/>
         <w:bCs/>
       </w:rPr>
@@ -5526,7 +5887,7 @@
         <w:spacing w:after="0" w:before="0" w:line="240" w:lineRule="auto"/>
       </w:pPr>
       <w:rPr>
-        <w:rFonts w:asciiTheme="majorHAnsi" w:cstheme="majorBidi" w:eastAsiaTheme="majorEastAsia" w:hAnsiTheme="majorHAnsi"/>
+        <w:rFonts w:asciiTheme="majorHAnsi" w:cstheme="majorBidi" w:hAnsiTheme="majorHAnsi" w:eastAsia="黑体"/>
         <w:b/>
         <w:bCs/>
       </w:rPr>
@@ -5547,7 +5908,7 @@
         <w:spacing w:after="0" w:before="0" w:line="240" w:lineRule="auto"/>
       </w:pPr>
       <w:rPr>
-        <w:rFonts w:asciiTheme="majorHAnsi" w:cstheme="majorBidi" w:eastAsiaTheme="majorEastAsia" w:hAnsiTheme="majorHAnsi"/>
+        <w:rFonts w:asciiTheme="majorHAnsi" w:cstheme="majorBidi" w:hAnsiTheme="majorHAnsi" w:eastAsia="黑体"/>
         <w:b/>
         <w:bCs/>
       </w:rPr>
@@ -5565,14 +5926,14 @@
     </w:tblStylePr>
     <w:tblStylePr w:type="firstCol">
       <w:rPr>
-        <w:rFonts w:asciiTheme="majorHAnsi" w:cstheme="majorBidi" w:eastAsiaTheme="majorEastAsia" w:hAnsiTheme="majorHAnsi"/>
+        <w:rFonts w:asciiTheme="majorHAnsi" w:cstheme="majorBidi" w:hAnsiTheme="majorHAnsi" w:eastAsia="黑体"/>
         <w:b/>
         <w:bCs/>
       </w:rPr>
     </w:tblStylePr>
     <w:tblStylePr w:type="lastCol">
       <w:rPr>
-        <w:rFonts w:asciiTheme="majorHAnsi" w:cstheme="majorBidi" w:eastAsiaTheme="majorEastAsia" w:hAnsiTheme="majorHAnsi"/>
+        <w:rFonts w:asciiTheme="majorHAnsi" w:cstheme="majorBidi" w:hAnsiTheme="majorHAnsi" w:eastAsia="黑体"/>
         <w:b/>
         <w:bCs/>
       </w:rPr>
@@ -5656,7 +6017,7 @@
         <w:spacing w:after="0" w:before="0" w:line="240" w:lineRule="auto"/>
       </w:pPr>
       <w:rPr>
-        <w:rFonts w:asciiTheme="majorHAnsi" w:cstheme="majorBidi" w:eastAsiaTheme="majorEastAsia" w:hAnsiTheme="majorHAnsi"/>
+        <w:rFonts w:asciiTheme="majorHAnsi" w:cstheme="majorBidi" w:hAnsiTheme="majorHAnsi" w:eastAsia="黑体"/>
         <w:b/>
         <w:bCs/>
       </w:rPr>
@@ -5677,7 +6038,7 @@
         <w:spacing w:after="0" w:before="0" w:line="240" w:lineRule="auto"/>
       </w:pPr>
       <w:rPr>
-        <w:rFonts w:asciiTheme="majorHAnsi" w:cstheme="majorBidi" w:eastAsiaTheme="majorEastAsia" w:hAnsiTheme="majorHAnsi"/>
+        <w:rFonts w:asciiTheme="majorHAnsi" w:cstheme="majorBidi" w:hAnsiTheme="majorHAnsi" w:eastAsia="黑体"/>
         <w:b/>
         <w:bCs/>
       </w:rPr>
@@ -5695,14 +6056,14 @@
     </w:tblStylePr>
     <w:tblStylePr w:type="firstCol">
       <w:rPr>
-        <w:rFonts w:asciiTheme="majorHAnsi" w:cstheme="majorBidi" w:eastAsiaTheme="majorEastAsia" w:hAnsiTheme="majorHAnsi"/>
+        <w:rFonts w:asciiTheme="majorHAnsi" w:cstheme="majorBidi" w:hAnsiTheme="majorHAnsi" w:eastAsia="黑体"/>
         <w:b/>
         <w:bCs/>
       </w:rPr>
     </w:tblStylePr>
     <w:tblStylePr w:type="lastCol">
       <w:rPr>
-        <w:rFonts w:asciiTheme="majorHAnsi" w:cstheme="majorBidi" w:eastAsiaTheme="majorEastAsia" w:hAnsiTheme="majorHAnsi"/>
+        <w:rFonts w:asciiTheme="majorHAnsi" w:cstheme="majorBidi" w:hAnsiTheme="majorHAnsi" w:eastAsia="黑体"/>
         <w:b/>
         <w:bCs/>
       </w:rPr>
@@ -5786,7 +6147,7 @@
         <w:spacing w:after="0" w:before="0" w:line="240" w:lineRule="auto"/>
       </w:pPr>
       <w:rPr>
-        <w:rFonts w:asciiTheme="majorHAnsi" w:cstheme="majorBidi" w:eastAsiaTheme="majorEastAsia" w:hAnsiTheme="majorHAnsi"/>
+        <w:rFonts w:asciiTheme="majorHAnsi" w:cstheme="majorBidi" w:hAnsiTheme="majorHAnsi" w:eastAsia="黑体"/>
         <w:b/>
         <w:bCs/>
       </w:rPr>
@@ -5807,7 +6168,7 @@
         <w:spacing w:after="0" w:before="0" w:line="240" w:lineRule="auto"/>
       </w:pPr>
       <w:rPr>
-        <w:rFonts w:asciiTheme="majorHAnsi" w:cstheme="majorBidi" w:eastAsiaTheme="majorEastAsia" w:hAnsiTheme="majorHAnsi"/>
+        <w:rFonts w:asciiTheme="majorHAnsi" w:cstheme="majorBidi" w:hAnsiTheme="majorHAnsi" w:eastAsia="黑体"/>
         <w:b/>
         <w:bCs/>
       </w:rPr>
@@ -5825,14 +6186,14 @@
     </w:tblStylePr>
     <w:tblStylePr w:type="firstCol">
       <w:rPr>
-        <w:rFonts w:asciiTheme="majorHAnsi" w:cstheme="majorBidi" w:eastAsiaTheme="majorEastAsia" w:hAnsiTheme="majorHAnsi"/>
+        <w:rFonts w:asciiTheme="majorHAnsi" w:cstheme="majorBidi" w:hAnsiTheme="majorHAnsi" w:eastAsia="黑体"/>
         <w:b/>
         <w:bCs/>
       </w:rPr>
     </w:tblStylePr>
     <w:tblStylePr w:type="lastCol">
       <w:rPr>
-        <w:rFonts w:asciiTheme="majorHAnsi" w:cstheme="majorBidi" w:eastAsiaTheme="majorEastAsia" w:hAnsiTheme="majorHAnsi"/>
+        <w:rFonts w:asciiTheme="majorHAnsi" w:cstheme="majorBidi" w:hAnsiTheme="majorHAnsi" w:eastAsia="黑体"/>
         <w:b/>
         <w:bCs/>
       </w:rPr>
@@ -5916,7 +6277,7 @@
         <w:spacing w:after="0" w:before="0" w:line="240" w:lineRule="auto"/>
       </w:pPr>
       <w:rPr>
-        <w:rFonts w:asciiTheme="majorHAnsi" w:cstheme="majorBidi" w:eastAsiaTheme="majorEastAsia" w:hAnsiTheme="majorHAnsi"/>
+        <w:rFonts w:asciiTheme="majorHAnsi" w:cstheme="majorBidi" w:hAnsiTheme="majorHAnsi" w:eastAsia="黑体"/>
         <w:b/>
         <w:bCs/>
       </w:rPr>
@@ -5937,7 +6298,7 @@
         <w:spacing w:after="0" w:before="0" w:line="240" w:lineRule="auto"/>
       </w:pPr>
       <w:rPr>
-        <w:rFonts w:asciiTheme="majorHAnsi" w:cstheme="majorBidi" w:eastAsiaTheme="majorEastAsia" w:hAnsiTheme="majorHAnsi"/>
+        <w:rFonts w:asciiTheme="majorHAnsi" w:cstheme="majorBidi" w:hAnsiTheme="majorHAnsi" w:eastAsia="黑体"/>
         <w:b/>
         <w:bCs/>
       </w:rPr>
@@ -5955,14 +6316,14 @@
     </w:tblStylePr>
     <w:tblStylePr w:type="firstCol">
       <w:rPr>
-        <w:rFonts w:asciiTheme="majorHAnsi" w:cstheme="majorBidi" w:eastAsiaTheme="majorEastAsia" w:hAnsiTheme="majorHAnsi"/>
+        <w:rFonts w:asciiTheme="majorHAnsi" w:cstheme="majorBidi" w:hAnsiTheme="majorHAnsi" w:eastAsia="黑体"/>
         <w:b/>
         <w:bCs/>
       </w:rPr>
     </w:tblStylePr>
     <w:tblStylePr w:type="lastCol">
       <w:rPr>
-        <w:rFonts w:asciiTheme="majorHAnsi" w:cstheme="majorBidi" w:eastAsiaTheme="majorEastAsia" w:hAnsiTheme="majorHAnsi"/>
+        <w:rFonts w:asciiTheme="majorHAnsi" w:cstheme="majorBidi" w:hAnsiTheme="majorHAnsi" w:eastAsia="黑体"/>
         <w:b/>
         <w:bCs/>
       </w:rPr>
@@ -6046,7 +6407,7 @@
         <w:spacing w:after="0" w:before="0" w:line="240" w:lineRule="auto"/>
       </w:pPr>
       <w:rPr>
-        <w:rFonts w:asciiTheme="majorHAnsi" w:cstheme="majorBidi" w:eastAsiaTheme="majorEastAsia" w:hAnsiTheme="majorHAnsi"/>
+        <w:rFonts w:asciiTheme="majorHAnsi" w:cstheme="majorBidi" w:hAnsiTheme="majorHAnsi" w:eastAsia="黑体"/>
         <w:b/>
         <w:bCs/>
       </w:rPr>
@@ -6067,7 +6428,7 @@
         <w:spacing w:after="0" w:before="0" w:line="240" w:lineRule="auto"/>
       </w:pPr>
       <w:rPr>
-        <w:rFonts w:asciiTheme="majorHAnsi" w:cstheme="majorBidi" w:eastAsiaTheme="majorEastAsia" w:hAnsiTheme="majorHAnsi"/>
+        <w:rFonts w:asciiTheme="majorHAnsi" w:cstheme="majorBidi" w:hAnsiTheme="majorHAnsi" w:eastAsia="黑体"/>
         <w:b/>
         <w:bCs/>
       </w:rPr>
@@ -6085,14 +6446,14 @@
     </w:tblStylePr>
     <w:tblStylePr w:type="firstCol">
       <w:rPr>
-        <w:rFonts w:asciiTheme="majorHAnsi" w:cstheme="majorBidi" w:eastAsiaTheme="majorEastAsia" w:hAnsiTheme="majorHAnsi"/>
+        <w:rFonts w:asciiTheme="majorHAnsi" w:cstheme="majorBidi" w:hAnsiTheme="majorHAnsi" w:eastAsia="黑体"/>
         <w:b/>
         <w:bCs/>
       </w:rPr>
     </w:tblStylePr>
     <w:tblStylePr w:type="lastCol">
       <w:rPr>
-        <w:rFonts w:asciiTheme="majorHAnsi" w:cstheme="majorBidi" w:eastAsiaTheme="majorEastAsia" w:hAnsiTheme="majorHAnsi"/>
+        <w:rFonts w:asciiTheme="majorHAnsi" w:cstheme="majorBidi" w:hAnsiTheme="majorHAnsi" w:eastAsia="黑体"/>
         <w:b/>
         <w:bCs/>
       </w:rPr>
@@ -6176,7 +6537,7 @@
         <w:spacing w:after="0" w:before="0" w:line="240" w:lineRule="auto"/>
       </w:pPr>
       <w:rPr>
-        <w:rFonts w:asciiTheme="majorHAnsi" w:cstheme="majorBidi" w:eastAsiaTheme="majorEastAsia" w:hAnsiTheme="majorHAnsi"/>
+        <w:rFonts w:asciiTheme="majorHAnsi" w:cstheme="majorBidi" w:hAnsiTheme="majorHAnsi" w:eastAsia="黑体"/>
         <w:b/>
         <w:bCs/>
       </w:rPr>
@@ -6197,7 +6558,7 @@
         <w:spacing w:after="0" w:before="0" w:line="240" w:lineRule="auto"/>
       </w:pPr>
       <w:rPr>
-        <w:rFonts w:asciiTheme="majorHAnsi" w:cstheme="majorBidi" w:eastAsiaTheme="majorEastAsia" w:hAnsiTheme="majorHAnsi"/>
+        <w:rFonts w:asciiTheme="majorHAnsi" w:cstheme="majorBidi" w:hAnsiTheme="majorHAnsi" w:eastAsia="黑体"/>
         <w:b/>
         <w:bCs/>
       </w:rPr>
@@ -6215,14 +6576,14 @@
     </w:tblStylePr>
     <w:tblStylePr w:type="firstCol">
       <w:rPr>
-        <w:rFonts w:asciiTheme="majorHAnsi" w:cstheme="majorBidi" w:eastAsiaTheme="majorEastAsia" w:hAnsiTheme="majorHAnsi"/>
+        <w:rFonts w:asciiTheme="majorHAnsi" w:cstheme="majorBidi" w:hAnsiTheme="majorHAnsi" w:eastAsia="黑体"/>
         <w:b/>
         <w:bCs/>
       </w:rPr>
     </w:tblStylePr>
     <w:tblStylePr w:type="lastCol">
       <w:rPr>
-        <w:rFonts w:asciiTheme="majorHAnsi" w:cstheme="majorBidi" w:eastAsiaTheme="majorEastAsia" w:hAnsiTheme="majorHAnsi"/>
+        <w:rFonts w:asciiTheme="majorHAnsi" w:cstheme="majorBidi" w:hAnsiTheme="majorHAnsi" w:eastAsia="黑体"/>
         <w:b/>
         <w:bCs/>
       </w:rPr>
@@ -6306,7 +6667,7 @@
         <w:spacing w:after="0" w:before="0" w:line="240" w:lineRule="auto"/>
       </w:pPr>
       <w:rPr>
-        <w:rFonts w:asciiTheme="majorHAnsi" w:cstheme="majorBidi" w:eastAsiaTheme="majorEastAsia" w:hAnsiTheme="majorHAnsi"/>
+        <w:rFonts w:asciiTheme="majorHAnsi" w:cstheme="majorBidi" w:hAnsiTheme="majorHAnsi" w:eastAsia="黑体"/>
         <w:b/>
         <w:bCs/>
       </w:rPr>
@@ -6327,7 +6688,7 @@
         <w:spacing w:after="0" w:before="0" w:line="240" w:lineRule="auto"/>
       </w:pPr>
       <w:rPr>
-        <w:rFonts w:asciiTheme="majorHAnsi" w:cstheme="majorBidi" w:eastAsiaTheme="majorEastAsia" w:hAnsiTheme="majorHAnsi"/>
+        <w:rFonts w:asciiTheme="majorHAnsi" w:cstheme="majorBidi" w:hAnsiTheme="majorHAnsi" w:eastAsia="黑体"/>
         <w:b/>
         <w:bCs/>
       </w:rPr>
@@ -6345,14 +6706,14 @@
     </w:tblStylePr>
     <w:tblStylePr w:type="firstCol">
       <w:rPr>
-        <w:rFonts w:asciiTheme="majorHAnsi" w:cstheme="majorBidi" w:eastAsiaTheme="majorEastAsia" w:hAnsiTheme="majorHAnsi"/>
+        <w:rFonts w:asciiTheme="majorHAnsi" w:cstheme="majorBidi" w:hAnsiTheme="majorHAnsi" w:eastAsia="黑体"/>
         <w:b/>
         <w:bCs/>
       </w:rPr>
     </w:tblStylePr>
     <w:tblStylePr w:type="lastCol">
       <w:rPr>
-        <w:rFonts w:asciiTheme="majorHAnsi" w:cstheme="majorBidi" w:eastAsiaTheme="majorEastAsia" w:hAnsiTheme="majorHAnsi"/>
+        <w:rFonts w:asciiTheme="majorHAnsi" w:cstheme="majorBidi" w:hAnsiTheme="majorHAnsi" w:eastAsia="黑体"/>
         <w:b/>
         <w:bCs/>
       </w:rPr>
@@ -6435,6 +6796,7 @@
         <w:spacing w:after="0" w:before="0" w:line="240" w:lineRule="auto"/>
       </w:pPr>
       <w:rPr>
+        <w:rFonts w:eastAsia="黑体"/>
         <w:b/>
         <w:bCs/>
         <w:color w:themeColor="background1" w:val="FFFFFF"/>
@@ -6457,6 +6819,7 @@
         <w:spacing w:after="0" w:before="0" w:line="240" w:lineRule="auto"/>
       </w:pPr>
       <w:rPr>
+        <w:rFonts w:eastAsia="黑体"/>
         <w:b/>
         <w:bCs/>
       </w:rPr>
@@ -6474,12 +6837,14 @@
     </w:tblStylePr>
     <w:tblStylePr w:type="firstCol">
       <w:rPr>
+        <w:rFonts w:eastAsia="黑体"/>
         <w:b/>
         <w:bCs/>
       </w:rPr>
     </w:tblStylePr>
     <w:tblStylePr w:type="lastCol">
       <w:rPr>
+        <w:rFonts w:eastAsia="黑体"/>
         <w:b/>
         <w:bCs/>
       </w:rPr>
@@ -6541,6 +6906,7 @@
         <w:spacing w:after="0" w:before="0" w:line="240" w:lineRule="auto"/>
       </w:pPr>
       <w:rPr>
+        <w:rFonts w:eastAsia="黑体"/>
         <w:b/>
         <w:bCs/>
         <w:color w:themeColor="background1" w:val="FFFFFF"/>
@@ -6563,6 +6929,7 @@
         <w:spacing w:after="0" w:before="0" w:line="240" w:lineRule="auto"/>
       </w:pPr>
       <w:rPr>
+        <w:rFonts w:eastAsia="黑体"/>
         <w:b/>
         <w:bCs/>
       </w:rPr>
@@ -6580,12 +6947,14 @@
     </w:tblStylePr>
     <w:tblStylePr w:type="firstCol">
       <w:rPr>
+        <w:rFonts w:eastAsia="黑体"/>
         <w:b/>
         <w:bCs/>
       </w:rPr>
     </w:tblStylePr>
     <w:tblStylePr w:type="lastCol">
       <w:rPr>
+        <w:rFonts w:eastAsia="黑体"/>
         <w:b/>
         <w:bCs/>
       </w:rPr>
@@ -6647,6 +7016,7 @@
         <w:spacing w:after="0" w:before="0" w:line="240" w:lineRule="auto"/>
       </w:pPr>
       <w:rPr>
+        <w:rFonts w:eastAsia="黑体"/>
         <w:b/>
         <w:bCs/>
         <w:color w:themeColor="background1" w:val="FFFFFF"/>
@@ -6669,6 +7039,7 @@
         <w:spacing w:after="0" w:before="0" w:line="240" w:lineRule="auto"/>
       </w:pPr>
       <w:rPr>
+        <w:rFonts w:eastAsia="黑体"/>
         <w:b/>
         <w:bCs/>
       </w:rPr>
@@ -6686,12 +7057,14 @@
     </w:tblStylePr>
     <w:tblStylePr w:type="firstCol">
       <w:rPr>
+        <w:rFonts w:eastAsia="黑体"/>
         <w:b/>
         <w:bCs/>
       </w:rPr>
     </w:tblStylePr>
     <w:tblStylePr w:type="lastCol">
       <w:rPr>
+        <w:rFonts w:eastAsia="黑体"/>
         <w:b/>
         <w:bCs/>
       </w:rPr>
@@ -6753,6 +7126,7 @@
         <w:spacing w:after="0" w:before="0" w:line="240" w:lineRule="auto"/>
       </w:pPr>
       <w:rPr>
+        <w:rFonts w:eastAsia="黑体"/>
         <w:b/>
         <w:bCs/>
         <w:color w:themeColor="background1" w:val="FFFFFF"/>
@@ -6775,6 +7149,7 @@
         <w:spacing w:after="0" w:before="0" w:line="240" w:lineRule="auto"/>
       </w:pPr>
       <w:rPr>
+        <w:rFonts w:eastAsia="黑体"/>
         <w:b/>
         <w:bCs/>
       </w:rPr>
@@ -6792,12 +7167,14 @@
     </w:tblStylePr>
     <w:tblStylePr w:type="firstCol">
       <w:rPr>
+        <w:rFonts w:eastAsia="黑体"/>
         <w:b/>
         <w:bCs/>
       </w:rPr>
     </w:tblStylePr>
     <w:tblStylePr w:type="lastCol">
       <w:rPr>
+        <w:rFonts w:eastAsia="黑体"/>
         <w:b/>
         <w:bCs/>
       </w:rPr>
@@ -6859,6 +7236,7 @@
         <w:spacing w:after="0" w:before="0" w:line="240" w:lineRule="auto"/>
       </w:pPr>
       <w:rPr>
+        <w:rFonts w:eastAsia="黑体"/>
         <w:b/>
         <w:bCs/>
         <w:color w:themeColor="background1" w:val="FFFFFF"/>
@@ -6881,6 +7259,7 @@
         <w:spacing w:after="0" w:before="0" w:line="240" w:lineRule="auto"/>
       </w:pPr>
       <w:rPr>
+        <w:rFonts w:eastAsia="黑体"/>
         <w:b/>
         <w:bCs/>
       </w:rPr>
@@ -6898,12 +7277,14 @@
     </w:tblStylePr>
     <w:tblStylePr w:type="firstCol">
       <w:rPr>
+        <w:rFonts w:eastAsia="黑体"/>
         <w:b/>
         <w:bCs/>
       </w:rPr>
     </w:tblStylePr>
     <w:tblStylePr w:type="lastCol">
       <w:rPr>
+        <w:rFonts w:eastAsia="黑体"/>
         <w:b/>
         <w:bCs/>
       </w:rPr>
@@ -6965,6 +7346,7 @@
         <w:spacing w:after="0" w:before="0" w:line="240" w:lineRule="auto"/>
       </w:pPr>
       <w:rPr>
+        <w:rFonts w:eastAsia="黑体"/>
         <w:b/>
         <w:bCs/>
         <w:color w:themeColor="background1" w:val="FFFFFF"/>
@@ -6987,6 +7369,7 @@
         <w:spacing w:after="0" w:before="0" w:line="240" w:lineRule="auto"/>
       </w:pPr>
       <w:rPr>
+        <w:rFonts w:eastAsia="黑体"/>
         <w:b/>
         <w:bCs/>
       </w:rPr>
@@ -7004,12 +7387,14 @@
     </w:tblStylePr>
     <w:tblStylePr w:type="firstCol">
       <w:rPr>
+        <w:rFonts w:eastAsia="黑体"/>
         <w:b/>
         <w:bCs/>
       </w:rPr>
     </w:tblStylePr>
     <w:tblStylePr w:type="lastCol">
       <w:rPr>
+        <w:rFonts w:eastAsia="黑体"/>
         <w:b/>
         <w:bCs/>
       </w:rPr>
@@ -7071,6 +7456,7 @@
         <w:spacing w:after="0" w:before="0" w:line="240" w:lineRule="auto"/>
       </w:pPr>
       <w:rPr>
+        <w:rFonts w:eastAsia="黑体"/>
         <w:b/>
         <w:bCs/>
         <w:color w:themeColor="background1" w:val="FFFFFF"/>
@@ -7093,6 +7479,7 @@
         <w:spacing w:after="0" w:before="0" w:line="240" w:lineRule="auto"/>
       </w:pPr>
       <w:rPr>
+        <w:rFonts w:eastAsia="黑体"/>
         <w:b/>
         <w:bCs/>
       </w:rPr>
@@ -7110,12 +7497,14 @@
     </w:tblStylePr>
     <w:tblStylePr w:type="firstCol">
       <w:rPr>
+        <w:rFonts w:eastAsia="黑体"/>
         <w:b/>
         <w:bCs/>
       </w:rPr>
     </w:tblStylePr>
     <w:tblStylePr w:type="lastCol">
       <w:rPr>
+        <w:rFonts w:eastAsia="黑体"/>
         <w:b/>
         <w:bCs/>
       </w:rPr>
@@ -7174,6 +7563,7 @@
         <w:spacing w:after="0" w:before="0" w:line="240" w:lineRule="auto"/>
       </w:pPr>
       <w:rPr>
+        <w:rFonts w:eastAsia="黑体"/>
         <w:b/>
         <w:bCs/>
         <w:color w:themeColor="background1" w:val="FFFFFF"/>
@@ -7196,6 +7586,7 @@
         <w:spacing w:after="0" w:before="0" w:line="240" w:lineRule="auto"/>
       </w:pPr>
       <w:rPr>
+        <w:rFonts w:eastAsia="黑体"/>
         <w:color w:val="auto"/>
       </w:rPr>
       <w:tblPr/>
@@ -7213,6 +7604,7 @@
     </w:tblStylePr>
     <w:tblStylePr w:type="firstCol">
       <w:rPr>
+        <w:rFonts w:eastAsia="黑体"/>
         <w:b/>
         <w:bCs/>
         <w:color w:themeColor="background1" w:val="FFFFFF"/>
@@ -7232,6 +7624,7 @@
     </w:tblStylePr>
     <w:tblStylePr w:type="lastCol">
       <w:rPr>
+        <w:rFonts w:eastAsia="黑体"/>
         <w:b/>
         <w:bCs/>
         <w:color w:themeColor="background1" w:val="FFFFFF"/>
@@ -7280,6 +7673,7 @@
     </w:tblStylePr>
     <w:tblStylePr w:type="nwCell">
       <w:rPr>
+        <w:rFonts w:eastAsia="黑体"/>
         <w:color w:themeColor="background1" w:val="FFFFFF"/>
       </w:rPr>
       <w:tblPr/>
@@ -7323,6 +7717,7 @@
         <w:spacing w:after="0" w:before="0" w:line="240" w:lineRule="auto"/>
       </w:pPr>
       <w:rPr>
+        <w:rFonts w:eastAsia="黑体"/>
         <w:b/>
         <w:bCs/>
         <w:color w:themeColor="background1" w:val="FFFFFF"/>
@@ -7345,6 +7740,7 @@
         <w:spacing w:after="0" w:before="0" w:line="240" w:lineRule="auto"/>
       </w:pPr>
       <w:rPr>
+        <w:rFonts w:eastAsia="黑体"/>
         <w:color w:val="auto"/>
       </w:rPr>
       <w:tblPr/>
@@ -7362,6 +7758,7 @@
     </w:tblStylePr>
     <w:tblStylePr w:type="firstCol">
       <w:rPr>
+        <w:rFonts w:eastAsia="黑体"/>
         <w:b/>
         <w:bCs/>
         <w:color w:themeColor="background1" w:val="FFFFFF"/>
@@ -7381,6 +7778,7 @@
     </w:tblStylePr>
     <w:tblStylePr w:type="lastCol">
       <w:rPr>
+        <w:rFonts w:eastAsia="黑体"/>
         <w:b/>
         <w:bCs/>
         <w:color w:themeColor="background1" w:val="FFFFFF"/>
@@ -7429,6 +7827,7 @@
     </w:tblStylePr>
     <w:tblStylePr w:type="nwCell">
       <w:rPr>
+        <w:rFonts w:eastAsia="黑体"/>
         <w:color w:themeColor="background1" w:val="FFFFFF"/>
       </w:rPr>
       <w:tblPr/>
@@ -7472,6 +7871,7 @@
         <w:spacing w:after="0" w:before="0" w:line="240" w:lineRule="auto"/>
       </w:pPr>
       <w:rPr>
+        <w:rFonts w:eastAsia="黑体"/>
         <w:b/>
         <w:bCs/>
         <w:color w:themeColor="background1" w:val="FFFFFF"/>
@@ -7494,6 +7894,7 @@
         <w:spacing w:after="0" w:before="0" w:line="240" w:lineRule="auto"/>
       </w:pPr>
       <w:rPr>
+        <w:rFonts w:eastAsia="黑体"/>
         <w:color w:val="auto"/>
       </w:rPr>
       <w:tblPr/>
@@ -7511,6 +7912,7 @@
     </w:tblStylePr>
     <w:tblStylePr w:type="firstCol">
       <w:rPr>
+        <w:rFonts w:eastAsia="黑体"/>
         <w:b/>
         <w:bCs/>
         <w:color w:themeColor="background1" w:val="FFFFFF"/>
@@ -7530,6 +7932,7 @@
     </w:tblStylePr>
     <w:tblStylePr w:type="lastCol">
       <w:rPr>
+        <w:rFonts w:eastAsia="黑体"/>
         <w:b/>
         <w:bCs/>
         <w:color w:themeColor="background1" w:val="FFFFFF"/>
@@ -7578,6 +7981,7 @@
     </w:tblStylePr>
     <w:tblStylePr w:type="nwCell">
       <w:rPr>
+        <w:rFonts w:eastAsia="黑体"/>
         <w:color w:themeColor="background1" w:val="FFFFFF"/>
       </w:rPr>
       <w:tblPr/>
@@ -7621,6 +8025,7 @@
         <w:spacing w:after="0" w:before="0" w:line="240" w:lineRule="auto"/>
       </w:pPr>
       <w:rPr>
+        <w:rFonts w:eastAsia="黑体"/>
         <w:b/>
         <w:bCs/>
         <w:color w:themeColor="background1" w:val="FFFFFF"/>
@@ -7643,6 +8048,7 @@
         <w:spacing w:after="0" w:before="0" w:line="240" w:lineRule="auto"/>
       </w:pPr>
       <w:rPr>
+        <w:rFonts w:eastAsia="黑体"/>
         <w:color w:val="auto"/>
       </w:rPr>
       <w:tblPr/>
@@ -7660,6 +8066,7 @@
     </w:tblStylePr>
     <w:tblStylePr w:type="firstCol">
       <w:rPr>
+        <w:rFonts w:eastAsia="黑体"/>
         <w:b/>
         <w:bCs/>
         <w:color w:themeColor="background1" w:val="FFFFFF"/>
@@ -7679,6 +8086,7 @@
     </w:tblStylePr>
     <w:tblStylePr w:type="lastCol">
       <w:rPr>
+        <w:rFonts w:eastAsia="黑体"/>
         <w:b/>
         <w:bCs/>
         <w:color w:themeColor="background1" w:val="FFFFFF"/>
@@ -7727,6 +8135,7 @@
     </w:tblStylePr>
     <w:tblStylePr w:type="nwCell">
       <w:rPr>
+        <w:rFonts w:eastAsia="黑体"/>
         <w:color w:themeColor="background1" w:val="FFFFFF"/>
       </w:rPr>
       <w:tblPr/>
@@ -7770,6 +8179,7 @@
         <w:spacing w:after="0" w:before="0" w:line="240" w:lineRule="auto"/>
       </w:pPr>
       <w:rPr>
+        <w:rFonts w:eastAsia="黑体"/>
         <w:b/>
         <w:bCs/>
         <w:color w:themeColor="background1" w:val="FFFFFF"/>
@@ -7792,6 +8202,7 @@
         <w:spacing w:after="0" w:before="0" w:line="240" w:lineRule="auto"/>
       </w:pPr>
       <w:rPr>
+        <w:rFonts w:eastAsia="黑体"/>
         <w:color w:val="auto"/>
       </w:rPr>
       <w:tblPr/>
@@ -7809,6 +8220,7 @@
     </w:tblStylePr>
     <w:tblStylePr w:type="firstCol">
       <w:rPr>
+        <w:rFonts w:eastAsia="黑体"/>
         <w:b/>
         <w:bCs/>
         <w:color w:themeColor="background1" w:val="FFFFFF"/>
@@ -7828,6 +8240,7 @@
     </w:tblStylePr>
     <w:tblStylePr w:type="lastCol">
       <w:rPr>
+        <w:rFonts w:eastAsia="黑体"/>
         <w:b/>
         <w:bCs/>
         <w:color w:themeColor="background1" w:val="FFFFFF"/>
@@ -7876,6 +8289,7 @@
     </w:tblStylePr>
     <w:tblStylePr w:type="nwCell">
       <w:rPr>
+        <w:rFonts w:eastAsia="黑体"/>
         <w:color w:themeColor="background1" w:val="FFFFFF"/>
       </w:rPr>
       <w:tblPr/>
@@ -7919,6 +8333,7 @@
         <w:spacing w:after="0" w:before="0" w:line="240" w:lineRule="auto"/>
       </w:pPr>
       <w:rPr>
+        <w:rFonts w:eastAsia="黑体"/>
         <w:b/>
         <w:bCs/>
         <w:color w:themeColor="background1" w:val="FFFFFF"/>
@@ -7941,6 +8356,7 @@
         <w:spacing w:after="0" w:before="0" w:line="240" w:lineRule="auto"/>
       </w:pPr>
       <w:rPr>
+        <w:rFonts w:eastAsia="黑体"/>
         <w:color w:val="auto"/>
       </w:rPr>
       <w:tblPr/>
@@ -7958,6 +8374,7 @@
     </w:tblStylePr>
     <w:tblStylePr w:type="firstCol">
       <w:rPr>
+        <w:rFonts w:eastAsia="黑体"/>
         <w:b/>
         <w:bCs/>
         <w:color w:themeColor="background1" w:val="FFFFFF"/>
@@ -7977,6 +8394,7 @@
     </w:tblStylePr>
     <w:tblStylePr w:type="lastCol">
       <w:rPr>
+        <w:rFonts w:eastAsia="黑体"/>
         <w:b/>
         <w:bCs/>
         <w:color w:themeColor="background1" w:val="FFFFFF"/>
@@ -8025,6 +8443,7 @@
     </w:tblStylePr>
     <w:tblStylePr w:type="nwCell">
       <w:rPr>
+        <w:rFonts w:eastAsia="黑体"/>
         <w:color w:themeColor="background1" w:val="FFFFFF"/>
       </w:rPr>
       <w:tblPr/>
@@ -8068,6 +8487,7 @@
         <w:spacing w:after="0" w:before="0" w:line="240" w:lineRule="auto"/>
       </w:pPr>
       <w:rPr>
+        <w:rFonts w:eastAsia="黑体"/>
         <w:b/>
         <w:bCs/>
         <w:color w:themeColor="background1" w:val="FFFFFF"/>
@@ -8090,6 +8510,7 @@
         <w:spacing w:after="0" w:before="0" w:line="240" w:lineRule="auto"/>
       </w:pPr>
       <w:rPr>
+        <w:rFonts w:eastAsia="黑体"/>
         <w:color w:val="auto"/>
       </w:rPr>
       <w:tblPr/>
@@ -8107,6 +8528,7 @@
     </w:tblStylePr>
     <w:tblStylePr w:type="firstCol">
       <w:rPr>
+        <w:rFonts w:eastAsia="黑体"/>
         <w:b/>
         <w:bCs/>
         <w:color w:themeColor="background1" w:val="FFFFFF"/>
@@ -8126,6 +8548,7 @@
     </w:tblStylePr>
     <w:tblStylePr w:type="lastCol">
       <w:rPr>
+        <w:rFonts w:eastAsia="黑体"/>
         <w:b/>
         <w:bCs/>
         <w:color w:themeColor="background1" w:val="FFFFFF"/>
@@ -8174,6 +8597,7 @@
     </w:tblStylePr>
     <w:tblStylePr w:type="nwCell">
       <w:rPr>
+        <w:rFonts w:eastAsia="黑体"/>
         <w:color w:themeColor="background1" w:val="FFFFFF"/>
       </w:rPr>
       <w:tblPr/>
@@ -8198,6 +8622,7 @@
       <w:spacing w:after="0" w:line="240" w:lineRule="auto"/>
     </w:pPr>
     <w:rPr>
+      <w:rFonts w:eastAsia="黑体"/>
       <w:color w:themeColor="text1" w:val="000000"/>
     </w:rPr>
     <w:tblPr>
@@ -8217,7 +8642,7 @@
     </w:tblPr>
     <w:tblStylePr w:type="firstRow">
       <w:rPr>
-        <w:rFonts w:asciiTheme="majorHAnsi" w:cstheme="majorBidi" w:eastAsiaTheme="majorEastAsia" w:hAnsiTheme="majorHAnsi"/>
+        <w:rFonts w:asciiTheme="majorHAnsi" w:cstheme="majorBidi" w:hAnsiTheme="majorHAnsi" w:eastAsia="黑体"/>
       </w:rPr>
       <w:tblPr/>
       <w:tcPr>
@@ -8229,6 +8654,7 @@
     </w:tblStylePr>
     <w:tblStylePr w:type="lastRow">
       <w:rPr>
+        <w:rFonts w:eastAsia="黑体"/>
         <w:b/>
         <w:bCs/>
         <w:color w:themeColor="text2" w:val="1F497D"/>
@@ -8243,12 +8669,14 @@
     </w:tblStylePr>
     <w:tblStylePr w:type="firstCol">
       <w:rPr>
+        <w:rFonts w:eastAsia="黑体"/>
         <w:b/>
         <w:bCs/>
       </w:rPr>
     </w:tblStylePr>
     <w:tblStylePr w:type="lastCol">
       <w:rPr>
+        <w:rFonts w:eastAsia="黑体"/>
         <w:b/>
         <w:bCs/>
       </w:rPr>
@@ -8282,6 +8710,7 @@
       <w:spacing w:after="0" w:line="240" w:lineRule="auto"/>
     </w:pPr>
     <w:rPr>
+      <w:rFonts w:eastAsia="黑体"/>
       <w:color w:themeColor="text1" w:val="000000"/>
     </w:rPr>
     <w:tblPr>
@@ -8301,7 +8730,7 @@
     </w:tblPr>
     <w:tblStylePr w:type="firstRow">
       <w:rPr>
-        <w:rFonts w:asciiTheme="majorHAnsi" w:cstheme="majorBidi" w:eastAsiaTheme="majorEastAsia" w:hAnsiTheme="majorHAnsi"/>
+        <w:rFonts w:asciiTheme="majorHAnsi" w:cstheme="majorBidi" w:hAnsiTheme="majorHAnsi" w:eastAsia="黑体"/>
       </w:rPr>
       <w:tblPr/>
       <w:tcPr>
@@ -8313,6 +8742,7 @@
     </w:tblStylePr>
     <w:tblStylePr w:type="lastRow">
       <w:rPr>
+        <w:rFonts w:eastAsia="黑体"/>
         <w:b/>
         <w:bCs/>
         <w:color w:themeColor="text2" w:val="1F497D"/>
@@ -8327,12 +8757,14 @@
     </w:tblStylePr>
     <w:tblStylePr w:type="firstCol">
       <w:rPr>
+        <w:rFonts w:eastAsia="黑体"/>
         <w:b/>
         <w:bCs/>
       </w:rPr>
     </w:tblStylePr>
     <w:tblStylePr w:type="lastCol">
       <w:rPr>
+        <w:rFonts w:eastAsia="黑体"/>
         <w:b/>
         <w:bCs/>
       </w:rPr>
@@ -8366,6 +8798,7 @@
       <w:spacing w:after="0" w:line="240" w:lineRule="auto"/>
     </w:pPr>
     <w:rPr>
+      <w:rFonts w:eastAsia="黑体"/>
       <w:color w:themeColor="text1" w:val="000000"/>
     </w:rPr>
     <w:tblPr>
@@ -8385,7 +8818,7 @@
     </w:tblPr>
     <w:tblStylePr w:type="firstRow">
       <w:rPr>
-        <w:rFonts w:asciiTheme="majorHAnsi" w:cstheme="majorBidi" w:eastAsiaTheme="majorEastAsia" w:hAnsiTheme="majorHAnsi"/>
+        <w:rFonts w:asciiTheme="majorHAnsi" w:cstheme="majorBidi" w:hAnsiTheme="majorHAnsi" w:eastAsia="黑体"/>
       </w:rPr>
       <w:tblPr/>
       <w:tcPr>
@@ -8397,6 +8830,7 @@
     </w:tblStylePr>
     <w:tblStylePr w:type="lastRow">
       <w:rPr>
+        <w:rFonts w:eastAsia="黑体"/>
         <w:b/>
         <w:bCs/>
         <w:color w:themeColor="text2" w:val="1F497D"/>
@@ -8411,12 +8845,14 @@
     </w:tblStylePr>
     <w:tblStylePr w:type="firstCol">
       <w:rPr>
+        <w:rFonts w:eastAsia="黑体"/>
         <w:b/>
         <w:bCs/>
       </w:rPr>
     </w:tblStylePr>
     <w:tblStylePr w:type="lastCol">
       <w:rPr>
+        <w:rFonts w:eastAsia="黑体"/>
         <w:b/>
         <w:bCs/>
       </w:rPr>
@@ -8450,6 +8886,7 @@
       <w:spacing w:after="0" w:line="240" w:lineRule="auto"/>
     </w:pPr>
     <w:rPr>
+      <w:rFonts w:eastAsia="黑体"/>
       <w:color w:themeColor="text1" w:val="000000"/>
     </w:rPr>
     <w:tblPr>
@@ -8469,7 +8906,7 @@
     </w:tblPr>
     <w:tblStylePr w:type="firstRow">
       <w:rPr>
-        <w:rFonts w:asciiTheme="majorHAnsi" w:cstheme="majorBidi" w:eastAsiaTheme="majorEastAsia" w:hAnsiTheme="majorHAnsi"/>
+        <w:rFonts w:asciiTheme="majorHAnsi" w:cstheme="majorBidi" w:hAnsiTheme="majorHAnsi" w:eastAsia="黑体"/>
       </w:rPr>
       <w:tblPr/>
       <w:tcPr>
@@ -8481,6 +8918,7 @@
     </w:tblStylePr>
     <w:tblStylePr w:type="lastRow">
       <w:rPr>
+        <w:rFonts w:eastAsia="黑体"/>
         <w:b/>
         <w:bCs/>
         <w:color w:themeColor="text2" w:val="1F497D"/>
@@ -8495,12 +8933,14 @@
     </w:tblStylePr>
     <w:tblStylePr w:type="firstCol">
       <w:rPr>
+        <w:rFonts w:eastAsia="黑体"/>
         <w:b/>
         <w:bCs/>
       </w:rPr>
     </w:tblStylePr>
     <w:tblStylePr w:type="lastCol">
       <w:rPr>
+        <w:rFonts w:eastAsia="黑体"/>
         <w:b/>
         <w:bCs/>
       </w:rPr>
@@ -8534,6 +8974,7 @@
       <w:spacing w:after="0" w:line="240" w:lineRule="auto"/>
     </w:pPr>
     <w:rPr>
+      <w:rFonts w:eastAsia="黑体"/>
       <w:color w:themeColor="text1" w:val="000000"/>
     </w:rPr>
     <w:tblPr>
@@ -8553,7 +8994,7 @@
     </w:tblPr>
     <w:tblStylePr w:type="firstRow">
       <w:rPr>
-        <w:rFonts w:asciiTheme="majorHAnsi" w:cstheme="majorBidi" w:eastAsiaTheme="majorEastAsia" w:hAnsiTheme="majorHAnsi"/>
+        <w:rFonts w:asciiTheme="majorHAnsi" w:cstheme="majorBidi" w:hAnsiTheme="majorHAnsi" w:eastAsia="黑体"/>
       </w:rPr>
       <w:tblPr/>
       <w:tcPr>
@@ -8565,6 +9006,7 @@
     </w:tblStylePr>
     <w:tblStylePr w:type="lastRow">
       <w:rPr>
+        <w:rFonts w:eastAsia="黑体"/>
         <w:b/>
         <w:bCs/>
         <w:color w:themeColor="text2" w:val="1F497D"/>
@@ -8579,12 +9021,14 @@
     </w:tblStylePr>
     <w:tblStylePr w:type="firstCol">
       <w:rPr>
+        <w:rFonts w:eastAsia="黑体"/>
         <w:b/>
         <w:bCs/>
       </w:rPr>
     </w:tblStylePr>
     <w:tblStylePr w:type="lastCol">
       <w:rPr>
+        <w:rFonts w:eastAsia="黑体"/>
         <w:b/>
         <w:bCs/>
       </w:rPr>
@@ -8618,6 +9062,7 @@
       <w:spacing w:after="0" w:line="240" w:lineRule="auto"/>
     </w:pPr>
     <w:rPr>
+      <w:rFonts w:eastAsia="黑体"/>
       <w:color w:themeColor="text1" w:val="000000"/>
     </w:rPr>
     <w:tblPr>
@@ -8637,7 +9082,7 @@
     </w:tblPr>
     <w:tblStylePr w:type="firstRow">
       <w:rPr>
-        <w:rFonts w:asciiTheme="majorHAnsi" w:cstheme="majorBidi" w:eastAsiaTheme="majorEastAsia" w:hAnsiTheme="majorHAnsi"/>
+        <w:rFonts w:asciiTheme="majorHAnsi" w:cstheme="majorBidi" w:hAnsiTheme="majorHAnsi" w:eastAsia="黑体"/>
       </w:rPr>
       <w:tblPr/>
       <w:tcPr>
@@ -8649,6 +9094,7 @@
     </w:tblStylePr>
     <w:tblStylePr w:type="lastRow">
       <w:rPr>
+        <w:rFonts w:eastAsia="黑体"/>
         <w:b/>
         <w:bCs/>
         <w:color w:themeColor="text2" w:val="1F497D"/>
@@ -8663,12 +9109,14 @@
     </w:tblStylePr>
     <w:tblStylePr w:type="firstCol">
       <w:rPr>
+        <w:rFonts w:eastAsia="黑体"/>
         <w:b/>
         <w:bCs/>
       </w:rPr>
     </w:tblStylePr>
     <w:tblStylePr w:type="lastCol">
       <w:rPr>
+        <w:rFonts w:eastAsia="黑体"/>
         <w:b/>
         <w:bCs/>
       </w:rPr>
@@ -8702,6 +9150,7 @@
       <w:spacing w:after="0" w:line="240" w:lineRule="auto"/>
     </w:pPr>
     <w:rPr>
+      <w:rFonts w:eastAsia="黑体"/>
       <w:color w:themeColor="text1" w:val="000000"/>
     </w:rPr>
     <w:tblPr>
@@ -8721,7 +9170,7 @@
     </w:tblPr>
     <w:tblStylePr w:type="firstRow">
       <w:rPr>
-        <w:rFonts w:asciiTheme="majorHAnsi" w:cstheme="majorBidi" w:eastAsiaTheme="majorEastAsia" w:hAnsiTheme="majorHAnsi"/>
+        <w:rFonts w:asciiTheme="majorHAnsi" w:cstheme="majorBidi" w:hAnsiTheme="majorHAnsi" w:eastAsia="黑体"/>
       </w:rPr>
       <w:tblPr/>
       <w:tcPr>
@@ -8733,6 +9182,7 @@
     </w:tblStylePr>
     <w:tblStylePr w:type="lastRow">
       <w:rPr>
+        <w:rFonts w:eastAsia="黑体"/>
         <w:b/>
         <w:bCs/>
         <w:color w:themeColor="text2" w:val="1F497D"/>
@@ -8747,12 +9197,14 @@
     </w:tblStylePr>
     <w:tblStylePr w:type="firstCol">
       <w:rPr>
+        <w:rFonts w:eastAsia="黑体"/>
         <w:b/>
         <w:bCs/>
       </w:rPr>
     </w:tblStylePr>
     <w:tblStylePr w:type="lastCol">
       <w:rPr>
+        <w:rFonts w:eastAsia="黑体"/>
         <w:b/>
         <w:bCs/>
       </w:rPr>
@@ -8786,7 +9238,7 @@
       <w:spacing w:after="0" w:line="240" w:lineRule="auto"/>
     </w:pPr>
     <w:rPr>
-      <w:rFonts w:asciiTheme="majorHAnsi" w:cstheme="majorBidi" w:eastAsiaTheme="majorEastAsia" w:hAnsiTheme="majorHAnsi"/>
+      <w:rFonts w:asciiTheme="majorHAnsi" w:cstheme="majorBidi" w:hAnsiTheme="majorHAnsi" w:eastAsia="黑体"/>
       <w:color w:themeColor="text1" w:val="000000"/>
     </w:rPr>
     <w:tblPr>
@@ -8808,6 +9260,7 @@
     </w:tblPr>
     <w:tblStylePr w:type="firstRow">
       <w:rPr>
+        <w:rFonts w:eastAsia="黑体"/>
         <w:sz w:val="24"/>
         <w:szCs w:val="24"/>
       </w:rPr>
@@ -8914,7 +9367,7 @@
       <w:spacing w:after="0" w:line="240" w:lineRule="auto"/>
     </w:pPr>
     <w:rPr>
-      <w:rFonts w:asciiTheme="majorHAnsi" w:cstheme="majorBidi" w:eastAsiaTheme="majorEastAsia" w:hAnsiTheme="majorHAnsi"/>
+      <w:rFonts w:asciiTheme="majorHAnsi" w:cstheme="majorBidi" w:hAnsiTheme="majorHAnsi" w:eastAsia="黑体"/>
       <w:color w:themeColor="text1" w:val="000000"/>
     </w:rPr>
     <w:tblPr>
@@ -8936,6 +9389,7 @@
     </w:tblPr>
     <w:tblStylePr w:type="firstRow">
       <w:rPr>
+        <w:rFonts w:eastAsia="黑体"/>
         <w:sz w:val="24"/>
         <w:szCs w:val="24"/>
       </w:rPr>
@@ -9042,7 +9496,7 @@
       <w:spacing w:after="0" w:line="240" w:lineRule="auto"/>
     </w:pPr>
     <w:rPr>
-      <w:rFonts w:asciiTheme="majorHAnsi" w:cstheme="majorBidi" w:eastAsiaTheme="majorEastAsia" w:hAnsiTheme="majorHAnsi"/>
+      <w:rFonts w:asciiTheme="majorHAnsi" w:cstheme="majorBidi" w:hAnsiTheme="majorHAnsi" w:eastAsia="黑体"/>
       <w:color w:themeColor="text1" w:val="000000"/>
     </w:rPr>
     <w:tblPr>
@@ -9064,6 +9518,7 @@
     </w:tblPr>
     <w:tblStylePr w:type="firstRow">
       <w:rPr>
+        <w:rFonts w:eastAsia="黑体"/>
         <w:sz w:val="24"/>
         <w:szCs w:val="24"/>
       </w:rPr>
@@ -9170,7 +9625,7 @@
       <w:spacing w:after="0" w:line="240" w:lineRule="auto"/>
     </w:pPr>
     <w:rPr>
-      <w:rFonts w:asciiTheme="majorHAnsi" w:cstheme="majorBidi" w:eastAsiaTheme="majorEastAsia" w:hAnsiTheme="majorHAnsi"/>
+      <w:rFonts w:asciiTheme="majorHAnsi" w:cstheme="majorBidi" w:hAnsiTheme="majorHAnsi" w:eastAsia="黑体"/>
       <w:color w:themeColor="text1" w:val="000000"/>
     </w:rPr>
     <w:tblPr>
@@ -9192,6 +9647,7 @@
     </w:tblPr>
     <w:tblStylePr w:type="firstRow">
       <w:rPr>
+        <w:rFonts w:eastAsia="黑体"/>
         <w:sz w:val="24"/>
         <w:szCs w:val="24"/>
       </w:rPr>
@@ -9298,7 +9754,7 @@
       <w:spacing w:after="0" w:line="240" w:lineRule="auto"/>
     </w:pPr>
     <w:rPr>
-      <w:rFonts w:asciiTheme="majorHAnsi" w:cstheme="majorBidi" w:eastAsiaTheme="majorEastAsia" w:hAnsiTheme="majorHAnsi"/>
+      <w:rFonts w:asciiTheme="majorHAnsi" w:cstheme="majorBidi" w:hAnsiTheme="majorHAnsi" w:eastAsia="黑体"/>
       <w:color w:themeColor="text1" w:val="000000"/>
     </w:rPr>
     <w:tblPr>
@@ -9320,6 +9776,7 @@
     </w:tblPr>
     <w:tblStylePr w:type="firstRow">
       <w:rPr>
+        <w:rFonts w:eastAsia="黑体"/>
         <w:sz w:val="24"/>
         <w:szCs w:val="24"/>
       </w:rPr>
@@ -9426,7 +9883,7 @@
       <w:spacing w:after="0" w:line="240" w:lineRule="auto"/>
     </w:pPr>
     <w:rPr>
-      <w:rFonts w:asciiTheme="majorHAnsi" w:cstheme="majorBidi" w:eastAsiaTheme="majorEastAsia" w:hAnsiTheme="majorHAnsi"/>
+      <w:rFonts w:asciiTheme="majorHAnsi" w:cstheme="majorBidi" w:hAnsiTheme="majorHAnsi" w:eastAsia="黑体"/>
       <w:color w:themeColor="text1" w:val="000000"/>
     </w:rPr>
     <w:tblPr>
@@ -9448,6 +9905,7 @@
     </w:tblPr>
     <w:tblStylePr w:type="firstRow">
       <w:rPr>
+        <w:rFonts w:eastAsia="黑体"/>
         <w:sz w:val="24"/>
         <w:szCs w:val="24"/>
       </w:rPr>
@@ -9554,7 +10012,7 @@
       <w:spacing w:after="0" w:line="240" w:lineRule="auto"/>
     </w:pPr>
     <w:rPr>
-      <w:rFonts w:asciiTheme="majorHAnsi" w:cstheme="majorBidi" w:eastAsiaTheme="majorEastAsia" w:hAnsiTheme="majorHAnsi"/>
+      <w:rFonts w:asciiTheme="majorHAnsi" w:cstheme="majorBidi" w:hAnsiTheme="majorHAnsi" w:eastAsia="黑体"/>
       <w:color w:themeColor="text1" w:val="000000"/>
     </w:rPr>
     <w:tblPr>
@@ -9576,6 +10034,7 @@
     </w:tblPr>
     <w:tblStylePr w:type="firstRow">
       <w:rPr>
+        <w:rFonts w:eastAsia="黑体"/>
         <w:sz w:val="24"/>
         <w:szCs w:val="24"/>
       </w:rPr>
@@ -9705,12 +10164,14 @@
     </w:tcPr>
     <w:tblStylePr w:type="firstRow">
       <w:rPr>
+        <w:rFonts w:eastAsia="黑体"/>
         <w:b/>
         <w:bCs/>
       </w:rPr>
     </w:tblStylePr>
     <w:tblStylePr w:type="lastRow">
       <w:rPr>
+        <w:rFonts w:eastAsia="黑体"/>
         <w:b/>
         <w:bCs/>
       </w:rPr>
@@ -9723,12 +10184,14 @@
     </w:tblStylePr>
     <w:tblStylePr w:type="firstCol">
       <w:rPr>
+        <w:rFonts w:eastAsia="黑体"/>
         <w:b/>
         <w:bCs/>
       </w:rPr>
     </w:tblStylePr>
     <w:tblStylePr w:type="lastCol">
       <w:rPr>
+        <w:rFonts w:eastAsia="黑体"/>
         <w:b/>
         <w:bCs/>
       </w:rPr>
@@ -9778,12 +10241,14 @@
     </w:tcPr>
     <w:tblStylePr w:type="firstRow">
       <w:rPr>
+        <w:rFonts w:eastAsia="黑体"/>
         <w:b/>
         <w:bCs/>
       </w:rPr>
     </w:tblStylePr>
     <w:tblStylePr w:type="lastRow">
       <w:rPr>
+        <w:rFonts w:eastAsia="黑体"/>
         <w:b/>
         <w:bCs/>
       </w:rPr>
@@ -9796,12 +10261,14 @@
     </w:tblStylePr>
     <w:tblStylePr w:type="firstCol">
       <w:rPr>
+        <w:rFonts w:eastAsia="黑体"/>
         <w:b/>
         <w:bCs/>
       </w:rPr>
     </w:tblStylePr>
     <w:tblStylePr w:type="lastCol">
       <w:rPr>
+        <w:rFonts w:eastAsia="黑体"/>
         <w:b/>
         <w:bCs/>
       </w:rPr>
@@ -9851,12 +10318,14 @@
     </w:tcPr>
     <w:tblStylePr w:type="firstRow">
       <w:rPr>
+        <w:rFonts w:eastAsia="黑体"/>
         <w:b/>
         <w:bCs/>
       </w:rPr>
     </w:tblStylePr>
     <w:tblStylePr w:type="lastRow">
       <w:rPr>
+        <w:rFonts w:eastAsia="黑体"/>
         <w:b/>
         <w:bCs/>
       </w:rPr>
@@ -9869,12 +10338,14 @@
     </w:tblStylePr>
     <w:tblStylePr w:type="firstCol">
       <w:rPr>
+        <w:rFonts w:eastAsia="黑体"/>
         <w:b/>
         <w:bCs/>
       </w:rPr>
     </w:tblStylePr>
     <w:tblStylePr w:type="lastCol">
       <w:rPr>
+        <w:rFonts w:eastAsia="黑体"/>
         <w:b/>
         <w:bCs/>
       </w:rPr>
@@ -9924,12 +10395,14 @@
     </w:tcPr>
     <w:tblStylePr w:type="firstRow">
       <w:rPr>
+        <w:rFonts w:eastAsia="黑体"/>
         <w:b/>
         <w:bCs/>
       </w:rPr>
     </w:tblStylePr>
     <w:tblStylePr w:type="lastRow">
       <w:rPr>
+        <w:rFonts w:eastAsia="黑体"/>
         <w:b/>
         <w:bCs/>
       </w:rPr>
@@ -9942,12 +10415,14 @@
     </w:tblStylePr>
     <w:tblStylePr w:type="firstCol">
       <w:rPr>
+        <w:rFonts w:eastAsia="黑体"/>
         <w:b/>
         <w:bCs/>
       </w:rPr>
     </w:tblStylePr>
     <w:tblStylePr w:type="lastCol">
       <w:rPr>
+        <w:rFonts w:eastAsia="黑体"/>
         <w:b/>
         <w:bCs/>
       </w:rPr>
@@ -9997,12 +10472,14 @@
     </w:tcPr>
     <w:tblStylePr w:type="firstRow">
       <w:rPr>
+        <w:rFonts w:eastAsia="黑体"/>
         <w:b/>
         <w:bCs/>
       </w:rPr>
     </w:tblStylePr>
     <w:tblStylePr w:type="lastRow">
       <w:rPr>
+        <w:rFonts w:eastAsia="黑体"/>
         <w:b/>
         <w:bCs/>
       </w:rPr>
@@ -10015,12 +10492,14 @@
     </w:tblStylePr>
     <w:tblStylePr w:type="firstCol">
       <w:rPr>
+        <w:rFonts w:eastAsia="黑体"/>
         <w:b/>
         <w:bCs/>
       </w:rPr>
     </w:tblStylePr>
     <w:tblStylePr w:type="lastCol">
       <w:rPr>
+        <w:rFonts w:eastAsia="黑体"/>
         <w:b/>
         <w:bCs/>
       </w:rPr>
@@ -10070,12 +10549,14 @@
     </w:tcPr>
     <w:tblStylePr w:type="firstRow">
       <w:rPr>
+        <w:rFonts w:eastAsia="黑体"/>
         <w:b/>
         <w:bCs/>
       </w:rPr>
     </w:tblStylePr>
     <w:tblStylePr w:type="lastRow">
       <w:rPr>
+        <w:rFonts w:eastAsia="黑体"/>
         <w:b/>
         <w:bCs/>
       </w:rPr>
@@ -10088,12 +10569,14 @@
     </w:tblStylePr>
     <w:tblStylePr w:type="firstCol">
       <w:rPr>
+        <w:rFonts w:eastAsia="黑体"/>
         <w:b/>
         <w:bCs/>
       </w:rPr>
     </w:tblStylePr>
     <w:tblStylePr w:type="lastCol">
       <w:rPr>
+        <w:rFonts w:eastAsia="黑体"/>
         <w:b/>
         <w:bCs/>
       </w:rPr>
@@ -10143,12 +10626,14 @@
     </w:tcPr>
     <w:tblStylePr w:type="firstRow">
       <w:rPr>
+        <w:rFonts w:eastAsia="黑体"/>
         <w:b/>
         <w:bCs/>
       </w:rPr>
     </w:tblStylePr>
     <w:tblStylePr w:type="lastRow">
       <w:rPr>
+        <w:rFonts w:eastAsia="黑体"/>
         <w:b/>
         <w:bCs/>
       </w:rPr>
@@ -10161,12 +10646,14 @@
     </w:tblStylePr>
     <w:tblStylePr w:type="firstCol">
       <w:rPr>
+        <w:rFonts w:eastAsia="黑体"/>
         <w:b/>
         <w:bCs/>
       </w:rPr>
     </w:tblStylePr>
     <w:tblStylePr w:type="lastCol">
       <w:rPr>
+        <w:rFonts w:eastAsia="黑体"/>
         <w:b/>
         <w:bCs/>
       </w:rPr>
@@ -10193,7 +10680,7 @@
       <w:spacing w:after="0" w:line="240" w:lineRule="auto"/>
     </w:pPr>
     <w:rPr>
-      <w:rFonts w:asciiTheme="majorHAnsi" w:cstheme="majorBidi" w:eastAsiaTheme="majorEastAsia" w:hAnsiTheme="majorHAnsi"/>
+      <w:rFonts w:asciiTheme="majorHAnsi" w:cstheme="majorBidi" w:hAnsiTheme="majorHAnsi" w:eastAsia="黑体"/>
       <w:color w:themeColor="text1" w:val="000000"/>
     </w:rPr>
     <w:tblPr>
@@ -10220,6 +10707,7 @@
     </w:tcPr>
     <w:tblStylePr w:type="firstRow">
       <w:rPr>
+        <w:rFonts w:eastAsia="黑体"/>
         <w:b/>
         <w:bCs/>
         <w:color w:themeColor="text1" w:val="000000"/>
@@ -10231,6 +10719,7 @@
     </w:tblStylePr>
     <w:tblStylePr w:type="lastRow">
       <w:rPr>
+        <w:rFonts w:eastAsia="黑体"/>
         <w:b/>
         <w:bCs/>
         <w:color w:themeColor="text1" w:val="000000"/>
@@ -10250,6 +10739,7 @@
     </w:tblStylePr>
     <w:tblStylePr w:type="firstCol">
       <w:rPr>
+        <w:rFonts w:eastAsia="黑体"/>
         <w:b/>
         <w:bCs/>
         <w:color w:themeColor="text1" w:val="000000"/>
@@ -10269,6 +10759,7 @@
     </w:tblStylePr>
     <w:tblStylePr w:type="lastCol">
       <w:rPr>
+        <w:rFonts w:eastAsia="黑体"/>
         <w:b w:val="0"/>
         <w:bCs w:val="0"/>
         <w:color w:themeColor="text1" w:val="000000"/>
@@ -10318,7 +10809,7 @@
       <w:spacing w:after="0" w:line="240" w:lineRule="auto"/>
     </w:pPr>
     <w:rPr>
-      <w:rFonts w:asciiTheme="majorHAnsi" w:cstheme="majorBidi" w:eastAsiaTheme="majorEastAsia" w:hAnsiTheme="majorHAnsi"/>
+      <w:rFonts w:asciiTheme="majorHAnsi" w:cstheme="majorBidi" w:hAnsiTheme="majorHAnsi" w:eastAsia="黑体"/>
       <w:color w:themeColor="text1" w:val="000000"/>
     </w:rPr>
     <w:tblPr>
@@ -10345,6 +10836,7 @@
     </w:tcPr>
     <w:tblStylePr w:type="firstRow">
       <w:rPr>
+        <w:rFonts w:eastAsia="黑体"/>
         <w:b/>
         <w:bCs/>
         <w:color w:themeColor="text1" w:val="000000"/>
@@ -10356,6 +10848,7 @@
     </w:tblStylePr>
     <w:tblStylePr w:type="lastRow">
       <w:rPr>
+        <w:rFonts w:eastAsia="黑体"/>
         <w:b/>
         <w:bCs/>
         <w:color w:themeColor="text1" w:val="000000"/>
@@ -10375,6 +10868,7 @@
     </w:tblStylePr>
     <w:tblStylePr w:type="firstCol">
       <w:rPr>
+        <w:rFonts w:eastAsia="黑体"/>
         <w:b/>
         <w:bCs/>
         <w:color w:themeColor="text1" w:val="000000"/>
@@ -10394,6 +10888,7 @@
     </w:tblStylePr>
     <w:tblStylePr w:type="lastCol">
       <w:rPr>
+        <w:rFonts w:eastAsia="黑体"/>
         <w:b w:val="0"/>
         <w:bCs w:val="0"/>
         <w:color w:themeColor="text1" w:val="000000"/>
@@ -10443,7 +10938,7 @@
       <w:spacing w:after="0" w:line="240" w:lineRule="auto"/>
     </w:pPr>
     <w:rPr>
-      <w:rFonts w:asciiTheme="majorHAnsi" w:cstheme="majorBidi" w:eastAsiaTheme="majorEastAsia" w:hAnsiTheme="majorHAnsi"/>
+      <w:rFonts w:asciiTheme="majorHAnsi" w:cstheme="majorBidi" w:hAnsiTheme="majorHAnsi" w:eastAsia="黑体"/>
       <w:color w:themeColor="text1" w:val="000000"/>
     </w:rPr>
     <w:tblPr>
@@ -10470,6 +10965,7 @@
     </w:tcPr>
     <w:tblStylePr w:type="firstRow">
       <w:rPr>
+        <w:rFonts w:eastAsia="黑体"/>
         <w:b/>
         <w:bCs/>
         <w:color w:themeColor="text1" w:val="000000"/>
@@ -10481,6 +10977,7 @@
     </w:tblStylePr>
     <w:tblStylePr w:type="lastRow">
       <w:rPr>
+        <w:rFonts w:eastAsia="黑体"/>
         <w:b/>
         <w:bCs/>
         <w:color w:themeColor="text1" w:val="000000"/>
@@ -10500,6 +10997,7 @@
     </w:tblStylePr>
     <w:tblStylePr w:type="firstCol">
       <w:rPr>
+        <w:rFonts w:eastAsia="黑体"/>
         <w:b/>
         <w:bCs/>
         <w:color w:themeColor="text1" w:val="000000"/>
@@ -10519,6 +11017,7 @@
     </w:tblStylePr>
     <w:tblStylePr w:type="lastCol">
       <w:rPr>
+        <w:rFonts w:eastAsia="黑体"/>
         <w:b w:val="0"/>
         <w:bCs w:val="0"/>
         <w:color w:themeColor="text1" w:val="000000"/>
@@ -10568,7 +11067,7 @@
       <w:spacing w:after="0" w:line="240" w:lineRule="auto"/>
     </w:pPr>
     <w:rPr>
-      <w:rFonts w:asciiTheme="majorHAnsi" w:cstheme="majorBidi" w:eastAsiaTheme="majorEastAsia" w:hAnsiTheme="majorHAnsi"/>
+      <w:rFonts w:asciiTheme="majorHAnsi" w:cstheme="majorBidi" w:hAnsiTheme="majorHAnsi" w:eastAsia="黑体"/>
       <w:color w:themeColor="text1" w:val="000000"/>
     </w:rPr>
     <w:tblPr>
@@ -10595,6 +11094,7 @@
     </w:tcPr>
     <w:tblStylePr w:type="firstRow">
       <w:rPr>
+        <w:rFonts w:eastAsia="黑体"/>
         <w:b/>
         <w:bCs/>
         <w:color w:themeColor="text1" w:val="000000"/>
@@ -10606,6 +11106,7 @@
     </w:tblStylePr>
     <w:tblStylePr w:type="lastRow">
       <w:rPr>
+        <w:rFonts w:eastAsia="黑体"/>
         <w:b/>
         <w:bCs/>
         <w:color w:themeColor="text1" w:val="000000"/>
@@ -10625,6 +11126,7 @@
     </w:tblStylePr>
     <w:tblStylePr w:type="firstCol">
       <w:rPr>
+        <w:rFonts w:eastAsia="黑体"/>
         <w:b/>
         <w:bCs/>
         <w:color w:themeColor="text1" w:val="000000"/>
@@ -10644,6 +11146,7 @@
     </w:tblStylePr>
     <w:tblStylePr w:type="lastCol">
       <w:rPr>
+        <w:rFonts w:eastAsia="黑体"/>
         <w:b w:val="0"/>
         <w:bCs w:val="0"/>
         <w:color w:themeColor="text1" w:val="000000"/>
@@ -10693,7 +11196,7 @@
       <w:spacing w:after="0" w:line="240" w:lineRule="auto"/>
     </w:pPr>
     <w:rPr>
-      <w:rFonts w:asciiTheme="majorHAnsi" w:cstheme="majorBidi" w:eastAsiaTheme="majorEastAsia" w:hAnsiTheme="majorHAnsi"/>
+      <w:rFonts w:asciiTheme="majorHAnsi" w:cstheme="majorBidi" w:hAnsiTheme="majorHAnsi" w:eastAsia="黑体"/>
       <w:color w:themeColor="text1" w:val="000000"/>
     </w:rPr>
     <w:tblPr>
@@ -10720,6 +11223,7 @@
     </w:tcPr>
     <w:tblStylePr w:type="firstRow">
       <w:rPr>
+        <w:rFonts w:eastAsia="黑体"/>
         <w:b/>
         <w:bCs/>
         <w:color w:themeColor="text1" w:val="000000"/>
@@ -10731,6 +11235,7 @@
     </w:tblStylePr>
     <w:tblStylePr w:type="lastRow">
       <w:rPr>
+        <w:rFonts w:eastAsia="黑体"/>
         <w:b/>
         <w:bCs/>
         <w:color w:themeColor="text1" w:val="000000"/>
@@ -10750,6 +11255,7 @@
     </w:tblStylePr>
     <w:tblStylePr w:type="firstCol">
       <w:rPr>
+        <w:rFonts w:eastAsia="黑体"/>
         <w:b/>
         <w:bCs/>
         <w:color w:themeColor="text1" w:val="000000"/>
@@ -10769,6 +11275,7 @@
     </w:tblStylePr>
     <w:tblStylePr w:type="lastCol">
       <w:rPr>
+        <w:rFonts w:eastAsia="黑体"/>
         <w:b w:val="0"/>
         <w:bCs w:val="0"/>
         <w:color w:themeColor="text1" w:val="000000"/>
@@ -10818,7 +11325,7 @@
       <w:spacing w:after="0" w:line="240" w:lineRule="auto"/>
     </w:pPr>
     <w:rPr>
-      <w:rFonts w:asciiTheme="majorHAnsi" w:cstheme="majorBidi" w:eastAsiaTheme="majorEastAsia" w:hAnsiTheme="majorHAnsi"/>
+      <w:rFonts w:asciiTheme="majorHAnsi" w:cstheme="majorBidi" w:hAnsiTheme="majorHAnsi" w:eastAsia="黑体"/>
       <w:color w:themeColor="text1" w:val="000000"/>
     </w:rPr>
     <w:tblPr>
@@ -10845,6 +11352,7 @@
     </w:tcPr>
     <w:tblStylePr w:type="firstRow">
       <w:rPr>
+        <w:rFonts w:eastAsia="黑体"/>
         <w:b/>
         <w:bCs/>
         <w:color w:themeColor="text1" w:val="000000"/>
@@ -10856,6 +11364,7 @@
     </w:tblStylePr>
     <w:tblStylePr w:type="lastRow">
       <w:rPr>
+        <w:rFonts w:eastAsia="黑体"/>
         <w:b/>
         <w:bCs/>
         <w:color w:themeColor="text1" w:val="000000"/>
@@ -10875,6 +11384,7 @@
     </w:tblStylePr>
     <w:tblStylePr w:type="firstCol">
       <w:rPr>
+        <w:rFonts w:eastAsia="黑体"/>
         <w:b/>
         <w:bCs/>
         <w:color w:themeColor="text1" w:val="000000"/>
@@ -10894,6 +11404,7 @@
     </w:tblStylePr>
     <w:tblStylePr w:type="lastCol">
       <w:rPr>
+        <w:rFonts w:eastAsia="黑体"/>
         <w:b w:val="0"/>
         <w:bCs w:val="0"/>
         <w:color w:themeColor="text1" w:val="000000"/>
@@ -10943,7 +11454,7 @@
       <w:spacing w:after="0" w:line="240" w:lineRule="auto"/>
     </w:pPr>
     <w:rPr>
-      <w:rFonts w:asciiTheme="majorHAnsi" w:cstheme="majorBidi" w:eastAsiaTheme="majorEastAsia" w:hAnsiTheme="majorHAnsi"/>
+      <w:rFonts w:asciiTheme="majorHAnsi" w:cstheme="majorBidi" w:hAnsiTheme="majorHAnsi" w:eastAsia="黑体"/>
       <w:color w:themeColor="text1" w:val="000000"/>
     </w:rPr>
     <w:tblPr>
@@ -10970,6 +11481,7 @@
     </w:tcPr>
     <w:tblStylePr w:type="firstRow">
       <w:rPr>
+        <w:rFonts w:eastAsia="黑体"/>
         <w:b/>
         <w:bCs/>
         <w:color w:themeColor="text1" w:val="000000"/>
@@ -10981,6 +11493,7 @@
     </w:tblStylePr>
     <w:tblStylePr w:type="lastRow">
       <w:rPr>
+        <w:rFonts w:eastAsia="黑体"/>
         <w:b/>
         <w:bCs/>
         <w:color w:themeColor="text1" w:val="000000"/>
@@ -11000,6 +11513,7 @@
     </w:tblStylePr>
     <w:tblStylePr w:type="firstCol">
       <w:rPr>
+        <w:rFonts w:eastAsia="黑体"/>
         <w:b/>
         <w:bCs/>
         <w:color w:themeColor="text1" w:val="000000"/>
@@ -11019,6 +11533,7 @@
     </w:tblStylePr>
     <w:tblStylePr w:type="lastCol">
       <w:rPr>
+        <w:rFonts w:eastAsia="黑体"/>
         <w:b w:val="0"/>
         <w:bCs w:val="0"/>
         <w:color w:themeColor="text1" w:val="000000"/>
@@ -11091,6 +11606,7 @@
     </w:tcPr>
     <w:tblStylePr w:type="firstRow">
       <w:rPr>
+        <w:rFonts w:eastAsia="黑体"/>
         <w:b/>
         <w:bCs/>
         <w:i w:val="0"/>
@@ -11112,6 +11628,7 @@
     </w:tblStylePr>
     <w:tblStylePr w:type="lastRow">
       <w:rPr>
+        <w:rFonts w:eastAsia="黑体"/>
         <w:b/>
         <w:bCs/>
         <w:i w:val="0"/>
@@ -11133,6 +11650,7 @@
     </w:tblStylePr>
     <w:tblStylePr w:type="firstCol">
       <w:rPr>
+        <w:rFonts w:eastAsia="黑体"/>
         <w:b/>
         <w:bCs/>
         <w:i w:val="0"/>
@@ -11152,6 +11670,7 @@
     </w:tblStylePr>
     <w:tblStylePr w:type="lastCol">
       <w:rPr>
+        <w:rFonts w:eastAsia="黑体"/>
         <w:b/>
         <w:bCs/>
         <w:i w:val="0"/>
@@ -11232,6 +11751,7 @@
     </w:tcPr>
     <w:tblStylePr w:type="firstRow">
       <w:rPr>
+        <w:rFonts w:eastAsia="黑体"/>
         <w:b/>
         <w:bCs/>
         <w:i w:val="0"/>
@@ -11253,6 +11773,7 @@
     </w:tblStylePr>
     <w:tblStylePr w:type="lastRow">
       <w:rPr>
+        <w:rFonts w:eastAsia="黑体"/>
         <w:b/>
         <w:bCs/>
         <w:i w:val="0"/>
@@ -11274,6 +11795,7 @@
     </w:tblStylePr>
     <w:tblStylePr w:type="firstCol">
       <w:rPr>
+        <w:rFonts w:eastAsia="黑体"/>
         <w:b/>
         <w:bCs/>
         <w:i w:val="0"/>
@@ -11293,6 +11815,7 @@
     </w:tblStylePr>
     <w:tblStylePr w:type="lastCol">
       <w:rPr>
+        <w:rFonts w:eastAsia="黑体"/>
         <w:b/>
         <w:bCs/>
         <w:i w:val="0"/>
@@ -11373,6 +11896,7 @@
     </w:tcPr>
     <w:tblStylePr w:type="firstRow">
       <w:rPr>
+        <w:rFonts w:eastAsia="黑体"/>
         <w:b/>
         <w:bCs/>
         <w:i w:val="0"/>
@@ -11394,6 +11918,7 @@
     </w:tblStylePr>
     <w:tblStylePr w:type="lastRow">
       <w:rPr>
+        <w:rFonts w:eastAsia="黑体"/>
         <w:b/>
         <w:bCs/>
         <w:i w:val="0"/>
@@ -11415,6 +11940,7 @@
     </w:tblStylePr>
     <w:tblStylePr w:type="firstCol">
       <w:rPr>
+        <w:rFonts w:eastAsia="黑体"/>
         <w:b/>
         <w:bCs/>
         <w:i w:val="0"/>
@@ -11434,6 +11960,7 @@
     </w:tblStylePr>
     <w:tblStylePr w:type="lastCol">
       <w:rPr>
+        <w:rFonts w:eastAsia="黑体"/>
         <w:b/>
         <w:bCs/>
         <w:i w:val="0"/>
@@ -11514,6 +12041,7 @@
     </w:tcPr>
     <w:tblStylePr w:type="firstRow">
       <w:rPr>
+        <w:rFonts w:eastAsia="黑体"/>
         <w:b/>
         <w:bCs/>
         <w:i w:val="0"/>
@@ -11535,6 +12063,7 @@
     </w:tblStylePr>
     <w:tblStylePr w:type="lastRow">
       <w:rPr>
+        <w:rFonts w:eastAsia="黑体"/>
         <w:b/>
         <w:bCs/>
         <w:i w:val="0"/>
@@ -11556,6 +12085,7 @@
     </w:tblStylePr>
     <w:tblStylePr w:type="firstCol">
       <w:rPr>
+        <w:rFonts w:eastAsia="黑体"/>
         <w:b/>
         <w:bCs/>
         <w:i w:val="0"/>
@@ -11575,6 +12105,7 @@
     </w:tblStylePr>
     <w:tblStylePr w:type="lastCol">
       <w:rPr>
+        <w:rFonts w:eastAsia="黑体"/>
         <w:b/>
         <w:bCs/>
         <w:i w:val="0"/>
@@ -11655,6 +12186,7 @@
     </w:tcPr>
     <w:tblStylePr w:type="firstRow">
       <w:rPr>
+        <w:rFonts w:eastAsia="黑体"/>
         <w:b/>
         <w:bCs/>
         <w:i w:val="0"/>
@@ -11676,6 +12208,7 @@
     </w:tblStylePr>
     <w:tblStylePr w:type="lastRow">
       <w:rPr>
+        <w:rFonts w:eastAsia="黑体"/>
         <w:b/>
         <w:bCs/>
         <w:i w:val="0"/>
@@ -11697,6 +12230,7 @@
     </w:tblStylePr>
     <w:tblStylePr w:type="firstCol">
       <w:rPr>
+        <w:rFonts w:eastAsia="黑体"/>
         <w:b/>
         <w:bCs/>
         <w:i w:val="0"/>
@@ -11716,6 +12250,7 @@
     </w:tblStylePr>
     <w:tblStylePr w:type="lastCol">
       <w:rPr>
+        <w:rFonts w:eastAsia="黑体"/>
         <w:b/>
         <w:bCs/>
         <w:i w:val="0"/>
@@ -11796,6 +12331,7 @@
     </w:tcPr>
     <w:tblStylePr w:type="firstRow">
       <w:rPr>
+        <w:rFonts w:eastAsia="黑体"/>
         <w:b/>
         <w:bCs/>
         <w:i w:val="0"/>
@@ -11817,6 +12353,7 @@
     </w:tblStylePr>
     <w:tblStylePr w:type="lastRow">
       <w:rPr>
+        <w:rFonts w:eastAsia="黑体"/>
         <w:b/>
         <w:bCs/>
         <w:i w:val="0"/>
@@ -11838,6 +12375,7 @@
     </w:tblStylePr>
     <w:tblStylePr w:type="firstCol">
       <w:rPr>
+        <w:rFonts w:eastAsia="黑体"/>
         <w:b/>
         <w:bCs/>
         <w:i w:val="0"/>
@@ -11857,6 +12395,7 @@
     </w:tblStylePr>
     <w:tblStylePr w:type="lastCol">
       <w:rPr>
+        <w:rFonts w:eastAsia="黑体"/>
         <w:b/>
         <w:bCs/>
         <w:i w:val="0"/>
@@ -11937,6 +12476,7 @@
     </w:tcPr>
     <w:tblStylePr w:type="firstRow">
       <w:rPr>
+        <w:rFonts w:eastAsia="黑体"/>
         <w:b/>
         <w:bCs/>
         <w:i w:val="0"/>
@@ -11958,6 +12498,7 @@
     </w:tblStylePr>
     <w:tblStylePr w:type="lastRow">
       <w:rPr>
+        <w:rFonts w:eastAsia="黑体"/>
         <w:b/>
         <w:bCs/>
         <w:i w:val="0"/>
@@ -11979,6 +12520,7 @@
     </w:tblStylePr>
     <w:tblStylePr w:type="firstCol">
       <w:rPr>
+        <w:rFonts w:eastAsia="黑体"/>
         <w:b/>
         <w:bCs/>
         <w:i w:val="0"/>
@@ -11998,6 +12540,7 @@
     </w:tblStylePr>
     <w:tblStylePr w:type="lastCol">
       <w:rPr>
+        <w:rFonts w:eastAsia="黑体"/>
         <w:b/>
         <w:bCs/>
         <w:i w:val="0"/>
@@ -12055,6 +12598,7 @@
       <w:spacing w:after="0" w:line="240" w:lineRule="auto"/>
     </w:pPr>
     <w:rPr>
+      <w:rFonts w:eastAsia="黑体"/>
       <w:color w:themeColor="background1" w:val="FFFFFF"/>
     </w:rPr>
     <w:tblPr>
@@ -12073,6 +12617,7 @@
     </w:tcPr>
     <w:tblStylePr w:type="firstRow">
       <w:rPr>
+        <w:rFonts w:eastAsia="黑体"/>
         <w:b/>
         <w:bCs/>
       </w:rPr>
@@ -12169,6 +12714,7 @@
       <w:spacing w:after="0" w:line="240" w:lineRule="auto"/>
     </w:pPr>
     <w:rPr>
+      <w:rFonts w:eastAsia="黑体"/>
       <w:color w:themeColor="background1" w:val="FFFFFF"/>
     </w:rPr>
     <w:tblPr>
@@ -12187,6 +12733,7 @@
     </w:tcPr>
     <w:tblStylePr w:type="firstRow">
       <w:rPr>
+        <w:rFonts w:eastAsia="黑体"/>
         <w:b/>
         <w:bCs/>
       </w:rPr>
@@ -12283,6 +12830,7 @@
       <w:spacing w:after="0" w:line="240" w:lineRule="auto"/>
     </w:pPr>
     <w:rPr>
+      <w:rFonts w:eastAsia="黑体"/>
       <w:color w:themeColor="background1" w:val="FFFFFF"/>
     </w:rPr>
     <w:tblPr>
@@ -12301,6 +12849,7 @@
     </w:tcPr>
     <w:tblStylePr w:type="firstRow">
       <w:rPr>
+        <w:rFonts w:eastAsia="黑体"/>
         <w:b/>
         <w:bCs/>
       </w:rPr>
@@ -12397,6 +12946,7 @@
       <w:spacing w:after="0" w:line="240" w:lineRule="auto"/>
     </w:pPr>
     <w:rPr>
+      <w:rFonts w:eastAsia="黑体"/>
       <w:color w:themeColor="background1" w:val="FFFFFF"/>
     </w:rPr>
     <w:tblPr>
@@ -12415,6 +12965,7 @@
     </w:tcPr>
     <w:tblStylePr w:type="firstRow">
       <w:rPr>
+        <w:rFonts w:eastAsia="黑体"/>
         <w:b/>
         <w:bCs/>
       </w:rPr>
@@ -12511,6 +13062,7 @@
       <w:spacing w:after="0" w:line="240" w:lineRule="auto"/>
     </w:pPr>
     <w:rPr>
+      <w:rFonts w:eastAsia="黑体"/>
       <w:color w:themeColor="background1" w:val="FFFFFF"/>
     </w:rPr>
     <w:tblPr>
@@ -12529,6 +13081,7 @@
     </w:tcPr>
     <w:tblStylePr w:type="firstRow">
       <w:rPr>
+        <w:rFonts w:eastAsia="黑体"/>
         <w:b/>
         <w:bCs/>
       </w:rPr>
@@ -12625,6 +13178,7 @@
       <w:spacing w:after="0" w:line="240" w:lineRule="auto"/>
     </w:pPr>
     <w:rPr>
+      <w:rFonts w:eastAsia="黑体"/>
       <w:color w:themeColor="background1" w:val="FFFFFF"/>
     </w:rPr>
     <w:tblPr>
@@ -12643,6 +13197,7 @@
     </w:tcPr>
     <w:tblStylePr w:type="firstRow">
       <w:rPr>
+        <w:rFonts w:eastAsia="黑体"/>
         <w:b/>
         <w:bCs/>
       </w:rPr>
@@ -12739,6 +13294,7 @@
       <w:spacing w:after="0" w:line="240" w:lineRule="auto"/>
     </w:pPr>
     <w:rPr>
+      <w:rFonts w:eastAsia="黑体"/>
       <w:color w:themeColor="background1" w:val="FFFFFF"/>
     </w:rPr>
     <w:tblPr>
@@ -12757,6 +13313,7 @@
     </w:tcPr>
     <w:tblStylePr w:type="firstRow">
       <w:rPr>
+        <w:rFonts w:eastAsia="黑体"/>
         <w:b/>
         <w:bCs/>
       </w:rPr>
@@ -12853,6 +13410,7 @@
       <w:spacing w:after="0" w:line="240" w:lineRule="auto"/>
     </w:pPr>
     <w:rPr>
+      <w:rFonts w:eastAsia="黑体"/>
       <w:color w:themeColor="text1" w:val="000000"/>
     </w:rPr>
     <w:tblPr>
@@ -12879,6 +13437,7 @@
     </w:tcPr>
     <w:tblStylePr w:type="firstRow">
       <w:rPr>
+        <w:rFonts w:eastAsia="黑体"/>
         <w:b/>
         <w:bCs/>
       </w:rPr>
@@ -12897,6 +13456,7 @@
     </w:tblStylePr>
     <w:tblStylePr w:type="lastRow">
       <w:rPr>
+        <w:rFonts w:eastAsia="黑体"/>
         <w:b/>
         <w:bCs/>
         <w:color w:themeColor="background1" w:val="FFFFFF"/>
@@ -12911,6 +13471,7 @@
     </w:tblStylePr>
     <w:tblStylePr w:type="firstCol">
       <w:rPr>
+        <w:rFonts w:eastAsia="黑体"/>
         <w:color w:themeColor="background1" w:val="FFFFFF"/>
       </w:rPr>
       <w:tblPr/>
@@ -12928,6 +13489,7 @@
     </w:tblStylePr>
     <w:tblStylePr w:type="lastCol">
       <w:rPr>
+        <w:rFonts w:eastAsia="黑体"/>
         <w:color w:themeColor="background1" w:val="FFFFFF"/>
       </w:rPr>
       <w:tblPr/>
@@ -12957,11 +13519,13 @@
     </w:tblStylePr>
     <w:tblStylePr w:type="neCell">
       <w:rPr>
+        <w:rFonts w:eastAsia="黑体"/>
         <w:color w:themeColor="text1" w:val="000000"/>
       </w:rPr>
     </w:tblStylePr>
     <w:tblStylePr w:type="nwCell">
       <w:rPr>
+        <w:rFonts w:eastAsia="黑体"/>
         <w:color w:themeColor="text1" w:val="000000"/>
       </w:rPr>
     </w:tblStylePr>
@@ -12975,6 +13539,7 @@
       <w:spacing w:after="0" w:line="240" w:lineRule="auto"/>
     </w:pPr>
     <w:rPr>
+      <w:rFonts w:eastAsia="黑体"/>
       <w:color w:themeColor="text1" w:val="000000"/>
     </w:rPr>
     <w:tblPr>
@@ -13001,6 +13566,7 @@
     </w:tcPr>
     <w:tblStylePr w:type="firstRow">
       <w:rPr>
+        <w:rFonts w:eastAsia="黑体"/>
         <w:b/>
         <w:bCs/>
       </w:rPr>
@@ -13019,6 +13585,7 @@
     </w:tblStylePr>
     <w:tblStylePr w:type="lastRow">
       <w:rPr>
+        <w:rFonts w:eastAsia="黑体"/>
         <w:b/>
         <w:bCs/>
         <w:color w:themeColor="background1" w:val="FFFFFF"/>
@@ -13033,6 +13600,7 @@
     </w:tblStylePr>
     <w:tblStylePr w:type="firstCol">
       <w:rPr>
+        <w:rFonts w:eastAsia="黑体"/>
         <w:color w:themeColor="background1" w:val="FFFFFF"/>
       </w:rPr>
       <w:tblPr/>
@@ -13050,6 +13618,7 @@
     </w:tblStylePr>
     <w:tblStylePr w:type="lastCol">
       <w:rPr>
+        <w:rFonts w:eastAsia="黑体"/>
         <w:color w:themeColor="background1" w:val="FFFFFF"/>
       </w:rPr>
       <w:tblPr/>
@@ -13079,11 +13648,13 @@
     </w:tblStylePr>
     <w:tblStylePr w:type="neCell">
       <w:rPr>
+        <w:rFonts w:eastAsia="黑体"/>
         <w:color w:themeColor="text1" w:val="000000"/>
       </w:rPr>
     </w:tblStylePr>
     <w:tblStylePr w:type="nwCell">
       <w:rPr>
+        <w:rFonts w:eastAsia="黑体"/>
         <w:color w:themeColor="text1" w:val="000000"/>
       </w:rPr>
     </w:tblStylePr>
@@ -13097,6 +13668,7 @@
       <w:spacing w:after="0" w:line="240" w:lineRule="auto"/>
     </w:pPr>
     <w:rPr>
+      <w:rFonts w:eastAsia="黑体"/>
       <w:color w:themeColor="text1" w:val="000000"/>
     </w:rPr>
     <w:tblPr>
@@ -13123,6 +13695,7 @@
     </w:tcPr>
     <w:tblStylePr w:type="firstRow">
       <w:rPr>
+        <w:rFonts w:eastAsia="黑体"/>
         <w:b/>
         <w:bCs/>
       </w:rPr>
@@ -13141,6 +13714,7 @@
     </w:tblStylePr>
     <w:tblStylePr w:type="lastRow">
       <w:rPr>
+        <w:rFonts w:eastAsia="黑体"/>
         <w:b/>
         <w:bCs/>
         <w:color w:themeColor="background1" w:val="FFFFFF"/>
@@ -13155,6 +13729,7 @@
     </w:tblStylePr>
     <w:tblStylePr w:type="firstCol">
       <w:rPr>
+        <w:rFonts w:eastAsia="黑体"/>
         <w:color w:themeColor="background1" w:val="FFFFFF"/>
       </w:rPr>
       <w:tblPr/>
@@ -13172,6 +13747,7 @@
     </w:tblStylePr>
     <w:tblStylePr w:type="lastCol">
       <w:rPr>
+        <w:rFonts w:eastAsia="黑体"/>
         <w:color w:themeColor="background1" w:val="FFFFFF"/>
       </w:rPr>
       <w:tblPr/>
@@ -13201,11 +13777,13 @@
     </w:tblStylePr>
     <w:tblStylePr w:type="neCell">
       <w:rPr>
+        <w:rFonts w:eastAsia="黑体"/>
         <w:color w:themeColor="text1" w:val="000000"/>
       </w:rPr>
     </w:tblStylePr>
     <w:tblStylePr w:type="nwCell">
       <w:rPr>
+        <w:rFonts w:eastAsia="黑体"/>
         <w:color w:themeColor="text1" w:val="000000"/>
       </w:rPr>
     </w:tblStylePr>
@@ -13219,6 +13797,7 @@
       <w:spacing w:after="0" w:line="240" w:lineRule="auto"/>
     </w:pPr>
     <w:rPr>
+      <w:rFonts w:eastAsia="黑体"/>
       <w:color w:themeColor="text1" w:val="000000"/>
     </w:rPr>
     <w:tblPr>
@@ -13245,6 +13824,7 @@
     </w:tcPr>
     <w:tblStylePr w:type="firstRow">
       <w:rPr>
+        <w:rFonts w:eastAsia="黑体"/>
         <w:b/>
         <w:bCs/>
       </w:rPr>
@@ -13263,6 +13843,7 @@
     </w:tblStylePr>
     <w:tblStylePr w:type="lastRow">
       <w:rPr>
+        <w:rFonts w:eastAsia="黑体"/>
         <w:b/>
         <w:bCs/>
         <w:color w:themeColor="background1" w:val="FFFFFF"/>
@@ -13277,6 +13858,7 @@
     </w:tblStylePr>
     <w:tblStylePr w:type="firstCol">
       <w:rPr>
+        <w:rFonts w:eastAsia="黑体"/>
         <w:color w:themeColor="background1" w:val="FFFFFF"/>
       </w:rPr>
       <w:tblPr/>
@@ -13294,6 +13876,7 @@
     </w:tblStylePr>
     <w:tblStylePr w:type="lastCol">
       <w:rPr>
+        <w:rFonts w:eastAsia="黑体"/>
         <w:color w:themeColor="background1" w:val="FFFFFF"/>
       </w:rPr>
       <w:tblPr/>
@@ -13331,6 +13914,7 @@
       <w:spacing w:after="0" w:line="240" w:lineRule="auto"/>
     </w:pPr>
     <w:rPr>
+      <w:rFonts w:eastAsia="黑体"/>
       <w:color w:themeColor="text1" w:val="000000"/>
     </w:rPr>
     <w:tblPr>
@@ -13357,6 +13941,7 @@
     </w:tcPr>
     <w:tblStylePr w:type="firstRow">
       <w:rPr>
+        <w:rFonts w:eastAsia="黑体"/>
         <w:b/>
         <w:bCs/>
       </w:rPr>
@@ -13375,6 +13960,7 @@
     </w:tblStylePr>
     <w:tblStylePr w:type="lastRow">
       <w:rPr>
+        <w:rFonts w:eastAsia="黑体"/>
         <w:b/>
         <w:bCs/>
         <w:color w:themeColor="background1" w:val="FFFFFF"/>
@@ -13389,6 +13975,7 @@
     </w:tblStylePr>
     <w:tblStylePr w:type="firstCol">
       <w:rPr>
+        <w:rFonts w:eastAsia="黑体"/>
         <w:color w:themeColor="background1" w:val="FFFFFF"/>
       </w:rPr>
       <w:tblPr/>
@@ -13406,6 +13993,7 @@
     </w:tblStylePr>
     <w:tblStylePr w:type="lastCol">
       <w:rPr>
+        <w:rFonts w:eastAsia="黑体"/>
         <w:color w:themeColor="background1" w:val="FFFFFF"/>
       </w:rPr>
       <w:tblPr/>
@@ -13435,11 +14023,13 @@
     </w:tblStylePr>
     <w:tblStylePr w:type="neCell">
       <w:rPr>
+        <w:rFonts w:eastAsia="黑体"/>
         <w:color w:themeColor="text1" w:val="000000"/>
       </w:rPr>
     </w:tblStylePr>
     <w:tblStylePr w:type="nwCell">
       <w:rPr>
+        <w:rFonts w:eastAsia="黑体"/>
         <w:color w:themeColor="text1" w:val="000000"/>
       </w:rPr>
     </w:tblStylePr>
@@ -13453,6 +14043,7 @@
       <w:spacing w:after="0" w:line="240" w:lineRule="auto"/>
     </w:pPr>
     <w:rPr>
+      <w:rFonts w:eastAsia="黑体"/>
       <w:color w:themeColor="text1" w:val="000000"/>
     </w:rPr>
     <w:tblPr>
@@ -13479,6 +14070,7 @@
     </w:tcPr>
     <w:tblStylePr w:type="firstRow">
       <w:rPr>
+        <w:rFonts w:eastAsia="黑体"/>
         <w:b/>
         <w:bCs/>
       </w:rPr>
@@ -13497,6 +14089,7 @@
     </w:tblStylePr>
     <w:tblStylePr w:type="lastRow">
       <w:rPr>
+        <w:rFonts w:eastAsia="黑体"/>
         <w:b/>
         <w:bCs/>
         <w:color w:themeColor="background1" w:val="FFFFFF"/>
@@ -13511,6 +14104,7 @@
     </w:tblStylePr>
     <w:tblStylePr w:type="firstCol">
       <w:rPr>
+        <w:rFonts w:eastAsia="黑体"/>
         <w:color w:themeColor="background1" w:val="FFFFFF"/>
       </w:rPr>
       <w:tblPr/>
@@ -13528,6 +14122,7 @@
     </w:tblStylePr>
     <w:tblStylePr w:type="lastCol">
       <w:rPr>
+        <w:rFonts w:eastAsia="黑体"/>
         <w:color w:themeColor="background1" w:val="FFFFFF"/>
       </w:rPr>
       <w:tblPr/>
@@ -13557,11 +14152,13 @@
     </w:tblStylePr>
     <w:tblStylePr w:type="neCell">
       <w:rPr>
+        <w:rFonts w:eastAsia="黑体"/>
         <w:color w:themeColor="text1" w:val="000000"/>
       </w:rPr>
     </w:tblStylePr>
     <w:tblStylePr w:type="nwCell">
       <w:rPr>
+        <w:rFonts w:eastAsia="黑体"/>
         <w:color w:themeColor="text1" w:val="000000"/>
       </w:rPr>
     </w:tblStylePr>
@@ -13575,6 +14172,7 @@
       <w:spacing w:after="0" w:line="240" w:lineRule="auto"/>
     </w:pPr>
     <w:rPr>
+      <w:rFonts w:eastAsia="黑体"/>
       <w:color w:themeColor="text1" w:val="000000"/>
     </w:rPr>
     <w:tblPr>
@@ -13601,6 +14199,7 @@
     </w:tcPr>
     <w:tblStylePr w:type="firstRow">
       <w:rPr>
+        <w:rFonts w:eastAsia="黑体"/>
         <w:b/>
         <w:bCs/>
       </w:rPr>
@@ -13619,6 +14218,7 @@
     </w:tblStylePr>
     <w:tblStylePr w:type="lastRow">
       <w:rPr>
+        <w:rFonts w:eastAsia="黑体"/>
         <w:b/>
         <w:bCs/>
         <w:color w:themeColor="background1" w:val="FFFFFF"/>
@@ -13633,6 +14233,7 @@
     </w:tblStylePr>
     <w:tblStylePr w:type="firstCol">
       <w:rPr>
+        <w:rFonts w:eastAsia="黑体"/>
         <w:color w:themeColor="background1" w:val="FFFFFF"/>
       </w:rPr>
       <w:tblPr/>
@@ -13650,6 +14251,7 @@
     </w:tblStylePr>
     <w:tblStylePr w:type="lastCol">
       <w:rPr>
+        <w:rFonts w:eastAsia="黑体"/>
         <w:color w:themeColor="background1" w:val="FFFFFF"/>
       </w:rPr>
       <w:tblPr/>
@@ -13679,11 +14281,13 @@
     </w:tblStylePr>
     <w:tblStylePr w:type="neCell">
       <w:rPr>
+        <w:rFonts w:eastAsia="黑体"/>
         <w:color w:themeColor="text1" w:val="000000"/>
       </w:rPr>
     </w:tblStylePr>
     <w:tblStylePr w:type="nwCell">
       <w:rPr>
+        <w:rFonts w:eastAsia="黑体"/>
         <w:color w:themeColor="text1" w:val="000000"/>
       </w:rPr>
     </w:tblStylePr>
@@ -13697,6 +14301,7 @@
       <w:spacing w:after="0" w:line="240" w:lineRule="auto"/>
     </w:pPr>
     <w:rPr>
+      <w:rFonts w:eastAsia="黑体"/>
       <w:color w:themeColor="text1" w:val="000000"/>
     </w:rPr>
     <w:tblPr>
@@ -13715,6 +14320,7 @@
     </w:tcPr>
     <w:tblStylePr w:type="firstRow">
       <w:rPr>
+        <w:rFonts w:eastAsia="黑体"/>
         <w:b/>
         <w:bCs/>
         <w:color w:themeColor="background1" w:val="FFFFFF"/>
@@ -13729,6 +14335,7 @@
     </w:tblStylePr>
     <w:tblStylePr w:type="lastRow">
       <w:rPr>
+        <w:rFonts w:eastAsia="黑体"/>
         <w:b/>
         <w:bCs/>
         <w:color w:themeColor="accent2" w:themeShade="CC" w:val="9E3A38"/>
@@ -13743,12 +14350,14 @@
     </w:tblStylePr>
     <w:tblStylePr w:type="firstCol">
       <w:rPr>
+        <w:rFonts w:eastAsia="黑体"/>
         <w:b/>
         <w:bCs/>
       </w:rPr>
     </w:tblStylePr>
     <w:tblStylePr w:type="lastCol">
       <w:rPr>
+        <w:rFonts w:eastAsia="黑体"/>
         <w:b/>
         <w:bCs/>
       </w:rPr>
@@ -13783,6 +14392,7 @@
       <w:spacing w:after="0" w:line="240" w:lineRule="auto"/>
     </w:pPr>
     <w:rPr>
+      <w:rFonts w:eastAsia="黑体"/>
       <w:color w:themeColor="text1" w:val="000000"/>
     </w:rPr>
     <w:tblPr>
@@ -13801,6 +14411,7 @@
     </w:tcPr>
     <w:tblStylePr w:type="firstRow">
       <w:rPr>
+        <w:rFonts w:eastAsia="黑体"/>
         <w:b/>
         <w:bCs/>
         <w:color w:themeColor="background1" w:val="FFFFFF"/>
@@ -13815,6 +14426,7 @@
     </w:tblStylePr>
     <w:tblStylePr w:type="lastRow">
       <w:rPr>
+        <w:rFonts w:eastAsia="黑体"/>
         <w:b/>
         <w:bCs/>
         <w:color w:themeColor="accent2" w:themeShade="CC" w:val="9E3A38"/>
@@ -13829,12 +14441,14 @@
     </w:tblStylePr>
     <w:tblStylePr w:type="firstCol">
       <w:rPr>
+        <w:rFonts w:eastAsia="黑体"/>
         <w:b/>
         <w:bCs/>
       </w:rPr>
     </w:tblStylePr>
     <w:tblStylePr w:type="lastCol">
       <w:rPr>
+        <w:rFonts w:eastAsia="黑体"/>
         <w:b/>
         <w:bCs/>
       </w:rPr>
@@ -13869,6 +14483,7 @@
       <w:spacing w:after="0" w:line="240" w:lineRule="auto"/>
     </w:pPr>
     <w:rPr>
+      <w:rFonts w:eastAsia="黑体"/>
       <w:color w:themeColor="text1" w:val="000000"/>
     </w:rPr>
     <w:tblPr>
@@ -13887,6 +14502,7 @@
     </w:tcPr>
     <w:tblStylePr w:type="firstRow">
       <w:rPr>
+        <w:rFonts w:eastAsia="黑体"/>
         <w:b/>
         <w:bCs/>
         <w:color w:themeColor="background1" w:val="FFFFFF"/>
@@ -13901,6 +14517,7 @@
     </w:tblStylePr>
     <w:tblStylePr w:type="lastRow">
       <w:rPr>
+        <w:rFonts w:eastAsia="黑体"/>
         <w:b/>
         <w:bCs/>
         <w:color w:themeColor="accent2" w:themeShade="CC" w:val="9E3A38"/>
@@ -13915,12 +14532,14 @@
     </w:tblStylePr>
     <w:tblStylePr w:type="firstCol">
       <w:rPr>
+        <w:rFonts w:eastAsia="黑体"/>
         <w:b/>
         <w:bCs/>
       </w:rPr>
     </w:tblStylePr>
     <w:tblStylePr w:type="lastCol">
       <w:rPr>
+        <w:rFonts w:eastAsia="黑体"/>
         <w:b/>
         <w:bCs/>
       </w:rPr>
@@ -13955,6 +14574,7 @@
       <w:spacing w:after="0" w:line="240" w:lineRule="auto"/>
     </w:pPr>
     <w:rPr>
+      <w:rFonts w:eastAsia="黑体"/>
       <w:color w:themeColor="text1" w:val="000000"/>
     </w:rPr>
     <w:tblPr>
@@ -13973,6 +14593,7 @@
     </w:tcPr>
     <w:tblStylePr w:type="firstRow">
       <w:rPr>
+        <w:rFonts w:eastAsia="黑体"/>
         <w:b/>
         <w:bCs/>
         <w:color w:themeColor="background1" w:val="FFFFFF"/>
@@ -13987,6 +14608,7 @@
     </w:tblStylePr>
     <w:tblStylePr w:type="lastRow">
       <w:rPr>
+        <w:rFonts w:eastAsia="黑体"/>
         <w:b/>
         <w:bCs/>
         <w:color w:themeColor="accent4" w:themeShade="CC" w:val="664E82"/>
@@ -14001,12 +14623,14 @@
     </w:tblStylePr>
     <w:tblStylePr w:type="firstCol">
       <w:rPr>
+        <w:rFonts w:eastAsia="黑体"/>
         <w:b/>
         <w:bCs/>
       </w:rPr>
     </w:tblStylePr>
     <w:tblStylePr w:type="lastCol">
       <w:rPr>
+        <w:rFonts w:eastAsia="黑体"/>
         <w:b/>
         <w:bCs/>
       </w:rPr>
@@ -14041,6 +14665,7 @@
       <w:spacing w:after="0" w:line="240" w:lineRule="auto"/>
     </w:pPr>
     <w:rPr>
+      <w:rFonts w:eastAsia="黑体"/>
       <w:color w:themeColor="text1" w:val="000000"/>
     </w:rPr>
     <w:tblPr>
@@ -14059,6 +14684,7 @@
     </w:tcPr>
     <w:tblStylePr w:type="firstRow">
       <w:rPr>
+        <w:rFonts w:eastAsia="黑体"/>
         <w:b/>
         <w:bCs/>
         <w:color w:themeColor="background1" w:val="FFFFFF"/>
@@ -14073,6 +14699,7 @@
     </w:tblStylePr>
     <w:tblStylePr w:type="lastRow">
       <w:rPr>
+        <w:rFonts w:eastAsia="黑体"/>
         <w:b/>
         <w:bCs/>
         <w:color w:themeColor="accent3" w:themeShade="CC" w:val="7E9C40"/>
@@ -14087,12 +14714,14 @@
     </w:tblStylePr>
     <w:tblStylePr w:type="firstCol">
       <w:rPr>
+        <w:rFonts w:eastAsia="黑体"/>
         <w:b/>
         <w:bCs/>
       </w:rPr>
     </w:tblStylePr>
     <w:tblStylePr w:type="lastCol">
       <w:rPr>
+        <w:rFonts w:eastAsia="黑体"/>
         <w:b/>
         <w:bCs/>
       </w:rPr>
@@ -14127,6 +14756,7 @@
       <w:spacing w:after="0" w:line="240" w:lineRule="auto"/>
     </w:pPr>
     <w:rPr>
+      <w:rFonts w:eastAsia="黑体"/>
       <w:color w:themeColor="text1" w:val="000000"/>
     </w:rPr>
     <w:tblPr>
@@ -14145,6 +14775,7 @@
     </w:tcPr>
     <w:tblStylePr w:type="firstRow">
       <w:rPr>
+        <w:rFonts w:eastAsia="黑体"/>
         <w:b/>
         <w:bCs/>
         <w:color w:themeColor="background1" w:val="FFFFFF"/>
@@ -14159,6 +14790,7 @@
     </w:tblStylePr>
     <w:tblStylePr w:type="lastRow">
       <w:rPr>
+        <w:rFonts w:eastAsia="黑体"/>
         <w:b/>
         <w:bCs/>
         <w:color w:themeColor="accent6" w:themeShade="CC" w:val="F2730A"/>
@@ -14173,12 +14805,14 @@
     </w:tblStylePr>
     <w:tblStylePr w:type="firstCol">
       <w:rPr>
+        <w:rFonts w:eastAsia="黑体"/>
         <w:b/>
         <w:bCs/>
       </w:rPr>
     </w:tblStylePr>
     <w:tblStylePr w:type="lastCol">
       <w:rPr>
+        <w:rFonts w:eastAsia="黑体"/>
         <w:b/>
         <w:bCs/>
       </w:rPr>
@@ -14213,6 +14847,7 @@
       <w:spacing w:after="0" w:line="240" w:lineRule="auto"/>
     </w:pPr>
     <w:rPr>
+      <w:rFonts w:eastAsia="黑体"/>
       <w:color w:themeColor="text1" w:val="000000"/>
     </w:rPr>
     <w:tblPr>
@@ -14231,6 +14866,7 @@
     </w:tcPr>
     <w:tblStylePr w:type="firstRow">
       <w:rPr>
+        <w:rFonts w:eastAsia="黑体"/>
         <w:b/>
         <w:bCs/>
         <w:color w:themeColor="background1" w:val="FFFFFF"/>
@@ -14245,6 +14881,7 @@
     </w:tblStylePr>
     <w:tblStylePr w:type="lastRow">
       <w:rPr>
+        <w:rFonts w:eastAsia="黑体"/>
         <w:b/>
         <w:bCs/>
         <w:color w:themeColor="accent5" w:themeShade="CC" w:val="348DA5"/>
@@ -14259,12 +14896,14 @@
     </w:tblStylePr>
     <w:tblStylePr w:type="firstCol">
       <w:rPr>
+        <w:rFonts w:eastAsia="黑体"/>
         <w:b/>
         <w:bCs/>
       </w:rPr>
     </w:tblStylePr>
     <w:tblStylePr w:type="lastCol">
       <w:rPr>
+        <w:rFonts w:eastAsia="黑体"/>
         <w:b/>
         <w:bCs/>
       </w:rPr>
@@ -14299,6 +14938,7 @@
       <w:spacing w:after="0" w:line="240" w:lineRule="auto"/>
     </w:pPr>
     <w:rPr>
+      <w:rFonts w:eastAsia="黑体"/>
       <w:color w:themeColor="text1" w:val="000000"/>
     </w:rPr>
     <w:tblPr>
@@ -14320,6 +14960,7 @@
     </w:tcPr>
     <w:tblStylePr w:type="firstRow">
       <w:rPr>
+        <w:rFonts w:eastAsia="黑体"/>
         <w:b/>
         <w:bCs/>
       </w:rPr>
@@ -14330,6 +14971,7 @@
     </w:tblStylePr>
     <w:tblStylePr w:type="lastRow">
       <w:rPr>
+        <w:rFonts w:eastAsia="黑体"/>
         <w:b/>
         <w:bCs/>
         <w:color w:themeColor="text1" w:val="000000"/>
@@ -14341,6 +14983,7 @@
     </w:tblStylePr>
     <w:tblStylePr w:type="firstCol">
       <w:rPr>
+        <w:rFonts w:eastAsia="黑体"/>
         <w:color w:themeColor="background1" w:val="FFFFFF"/>
       </w:rPr>
       <w:tblPr/>
@@ -14350,6 +14993,7 @@
     </w:tblStylePr>
     <w:tblStylePr w:type="lastCol">
       <w:rPr>
+        <w:rFonts w:eastAsia="黑体"/>
         <w:color w:themeColor="background1" w:val="FFFFFF"/>
       </w:rPr>
       <w:tblPr/>
@@ -14379,6 +15023,7 @@
       <w:spacing w:after="0" w:line="240" w:lineRule="auto"/>
     </w:pPr>
     <w:rPr>
+      <w:rFonts w:eastAsia="黑体"/>
       <w:color w:themeColor="text1" w:val="000000"/>
     </w:rPr>
     <w:tblPr>
@@ -14400,6 +15045,7 @@
     </w:tcPr>
     <w:tblStylePr w:type="firstRow">
       <w:rPr>
+        <w:rFonts w:eastAsia="黑体"/>
         <w:b/>
         <w:bCs/>
       </w:rPr>
@@ -14410,6 +15056,7 @@
     </w:tblStylePr>
     <w:tblStylePr w:type="lastRow">
       <w:rPr>
+        <w:rFonts w:eastAsia="黑体"/>
         <w:b/>
         <w:bCs/>
         <w:color w:themeColor="text1" w:val="000000"/>
@@ -14421,6 +15068,7 @@
     </w:tblStylePr>
     <w:tblStylePr w:type="firstCol">
       <w:rPr>
+        <w:rFonts w:eastAsia="黑体"/>
         <w:color w:themeColor="background1" w:val="FFFFFF"/>
       </w:rPr>
       <w:tblPr/>
@@ -14430,6 +15078,7 @@
     </w:tblStylePr>
     <w:tblStylePr w:type="lastCol">
       <w:rPr>
+        <w:rFonts w:eastAsia="黑体"/>
         <w:color w:themeColor="background1" w:val="FFFFFF"/>
       </w:rPr>
       <w:tblPr/>
@@ -14459,6 +15108,7 @@
       <w:spacing w:after="0" w:line="240" w:lineRule="auto"/>
     </w:pPr>
     <w:rPr>
+      <w:rFonts w:eastAsia="黑体"/>
       <w:color w:themeColor="text1" w:val="000000"/>
     </w:rPr>
     <w:tblPr>
@@ -14480,6 +15130,7 @@
     </w:tcPr>
     <w:tblStylePr w:type="firstRow">
       <w:rPr>
+        <w:rFonts w:eastAsia="黑体"/>
         <w:b/>
         <w:bCs/>
       </w:rPr>
@@ -14490,6 +15141,7 @@
     </w:tblStylePr>
     <w:tblStylePr w:type="lastRow">
       <w:rPr>
+        <w:rFonts w:eastAsia="黑体"/>
         <w:b/>
         <w:bCs/>
         <w:color w:themeColor="text1" w:val="000000"/>
@@ -14501,6 +15153,7 @@
     </w:tblStylePr>
     <w:tblStylePr w:type="firstCol">
       <w:rPr>
+        <w:rFonts w:eastAsia="黑体"/>
         <w:color w:themeColor="background1" w:val="FFFFFF"/>
       </w:rPr>
       <w:tblPr/>
@@ -14510,6 +15163,7 @@
     </w:tblStylePr>
     <w:tblStylePr w:type="lastCol">
       <w:rPr>
+        <w:rFonts w:eastAsia="黑体"/>
         <w:color w:themeColor="background1" w:val="FFFFFF"/>
       </w:rPr>
       <w:tblPr/>
@@ -14539,6 +15193,7 @@
       <w:spacing w:after="0" w:line="240" w:lineRule="auto"/>
     </w:pPr>
     <w:rPr>
+      <w:rFonts w:eastAsia="黑体"/>
       <w:color w:themeColor="text1" w:val="000000"/>
     </w:rPr>
     <w:tblPr>
@@ -14560,6 +15215,7 @@
     </w:tcPr>
     <w:tblStylePr w:type="firstRow">
       <w:rPr>
+        <w:rFonts w:eastAsia="黑体"/>
         <w:b/>
         <w:bCs/>
       </w:rPr>
@@ -14570,6 +15226,7 @@
     </w:tblStylePr>
     <w:tblStylePr w:type="lastRow">
       <w:rPr>
+        <w:rFonts w:eastAsia="黑体"/>
         <w:b/>
         <w:bCs/>
         <w:color w:themeColor="text1" w:val="000000"/>
@@ -14581,6 +15238,7 @@
     </w:tblStylePr>
     <w:tblStylePr w:type="firstCol">
       <w:rPr>
+        <w:rFonts w:eastAsia="黑体"/>
         <w:color w:themeColor="background1" w:val="FFFFFF"/>
       </w:rPr>
       <w:tblPr/>
@@ -14590,6 +15248,7 @@
     </w:tblStylePr>
     <w:tblStylePr w:type="lastCol">
       <w:rPr>
+        <w:rFonts w:eastAsia="黑体"/>
         <w:color w:themeColor="background1" w:val="FFFFFF"/>
       </w:rPr>
       <w:tblPr/>
@@ -14619,6 +15278,7 @@
       <w:spacing w:after="0" w:line="240" w:lineRule="auto"/>
     </w:pPr>
     <w:rPr>
+      <w:rFonts w:eastAsia="黑体"/>
       <w:color w:themeColor="text1" w:val="000000"/>
     </w:rPr>
     <w:tblPr>
@@ -14640,6 +15300,7 @@
     </w:tcPr>
     <w:tblStylePr w:type="firstRow">
       <w:rPr>
+        <w:rFonts w:eastAsia="黑体"/>
         <w:b/>
         <w:bCs/>
       </w:rPr>
@@ -14650,6 +15311,7 @@
     </w:tblStylePr>
     <w:tblStylePr w:type="lastRow">
       <w:rPr>
+        <w:rFonts w:eastAsia="黑体"/>
         <w:b/>
         <w:bCs/>
         <w:color w:themeColor="text1" w:val="000000"/>
@@ -14661,6 +15323,7 @@
     </w:tblStylePr>
     <w:tblStylePr w:type="firstCol">
       <w:rPr>
+        <w:rFonts w:eastAsia="黑体"/>
         <w:color w:themeColor="background1" w:val="FFFFFF"/>
       </w:rPr>
       <w:tblPr/>
@@ -14670,6 +15333,7 @@
     </w:tblStylePr>
     <w:tblStylePr w:type="lastCol">
       <w:rPr>
+        <w:rFonts w:eastAsia="黑体"/>
         <w:color w:themeColor="background1" w:val="FFFFFF"/>
       </w:rPr>
       <w:tblPr/>
@@ -14699,6 +15363,7 @@
       <w:spacing w:after="0" w:line="240" w:lineRule="auto"/>
     </w:pPr>
     <w:rPr>
+      <w:rFonts w:eastAsia="黑体"/>
       <w:color w:themeColor="text1" w:val="000000"/>
     </w:rPr>
     <w:tblPr>
@@ -14720,6 +15385,7 @@
     </w:tcPr>
     <w:tblStylePr w:type="firstRow">
       <w:rPr>
+        <w:rFonts w:eastAsia="黑体"/>
         <w:b/>
         <w:bCs/>
       </w:rPr>
@@ -14730,6 +15396,7 @@
     </w:tblStylePr>
     <w:tblStylePr w:type="lastRow">
       <w:rPr>
+        <w:rFonts w:eastAsia="黑体"/>
         <w:b/>
         <w:bCs/>
         <w:color w:themeColor="text1" w:val="000000"/>
@@ -14741,6 +15408,7 @@
     </w:tblStylePr>
     <w:tblStylePr w:type="firstCol">
       <w:rPr>
+        <w:rFonts w:eastAsia="黑体"/>
         <w:color w:themeColor="background1" w:val="FFFFFF"/>
       </w:rPr>
       <w:tblPr/>
@@ -14750,6 +15418,7 @@
     </w:tblStylePr>
     <w:tblStylePr w:type="lastCol">
       <w:rPr>
+        <w:rFonts w:eastAsia="黑体"/>
         <w:color w:themeColor="background1" w:val="FFFFFF"/>
       </w:rPr>
       <w:tblPr/>
@@ -14779,6 +15448,7 @@
       <w:spacing w:after="0" w:line="240" w:lineRule="auto"/>
     </w:pPr>
     <w:rPr>
+      <w:rFonts w:eastAsia="黑体"/>
       <w:color w:themeColor="text1" w:val="000000"/>
     </w:rPr>
     <w:tblPr>
@@ -14800,6 +15470,7 @@
     </w:tcPr>
     <w:tblStylePr w:type="firstRow">
       <w:rPr>
+        <w:rFonts w:eastAsia="黑体"/>
         <w:b/>
         <w:bCs/>
       </w:rPr>
@@ -14810,6 +15481,7 @@
     </w:tblStylePr>
     <w:tblStylePr w:type="lastRow">
       <w:rPr>
+        <w:rFonts w:eastAsia="黑体"/>
         <w:b/>
         <w:bCs/>
         <w:color w:themeColor="text1" w:val="000000"/>
@@ -14821,6 +15493,7 @@
     </w:tblStylePr>
     <w:tblStylePr w:type="firstCol">
       <w:rPr>
+        <w:rFonts w:eastAsia="黑体"/>
         <w:color w:themeColor="background1" w:val="FFFFFF"/>
       </w:rPr>
       <w:tblPr/>
@@ -14830,6 +15503,7 @@
     </w:tblStylePr>
     <w:tblStylePr w:type="lastCol">
       <w:rPr>
+        <w:rFonts w:eastAsia="黑体"/>
         <w:color w:themeColor="background1" w:val="FFFFFF"/>
       </w:rPr>
       <w:tblPr/>
@@ -14862,6 +15536,7 @@
     <w:name w:val="KeywordTok"/>
     <w:basedOn w:val="VerbatimChar"/>
     <w:rPr>
+      <w:rFonts w:eastAsia="黑体"/>
       <w:b/>
       <w:color w:val="007020"/>
     </w:rPr>
@@ -14870,6 +15545,7 @@
     <w:name w:val="DataTypeTok"/>
     <w:basedOn w:val="VerbatimChar"/>
     <w:rPr>
+      <w:rFonts w:eastAsia="黑体"/>
       <w:color w:val="902000"/>
     </w:rPr>
   </w:style>
@@ -14877,6 +15553,7 @@
     <w:name w:val="DecValTok"/>
     <w:basedOn w:val="VerbatimChar"/>
     <w:rPr>
+      <w:rFonts w:eastAsia="黑体"/>
       <w:color w:val="40a070"/>
     </w:rPr>
   </w:style>
@@ -14884,6 +15561,7 @@
     <w:name w:val="BaseNTok"/>
     <w:basedOn w:val="VerbatimChar"/>
     <w:rPr>
+      <w:rFonts w:eastAsia="黑体"/>
       <w:color w:val="40a070"/>
     </w:rPr>
   </w:style>
@@ -14891,6 +15569,7 @@
     <w:name w:val="FloatTok"/>
     <w:basedOn w:val="VerbatimChar"/>
     <w:rPr>
+      <w:rFonts w:eastAsia="黑体"/>
       <w:color w:val="40a070"/>
     </w:rPr>
   </w:style>
@@ -14898,6 +15577,7 @@
     <w:name w:val="ConstantTok"/>
     <w:basedOn w:val="VerbatimChar"/>
     <w:rPr>
+      <w:rFonts w:eastAsia="黑体"/>
       <w:color w:val="880000"/>
     </w:rPr>
   </w:style>
@@ -14905,6 +15585,7 @@
     <w:name w:val="CharTok"/>
     <w:basedOn w:val="VerbatimChar"/>
     <w:rPr>
+      <w:rFonts w:eastAsia="黑体"/>
       <w:color w:val="4070a0"/>
     </w:rPr>
   </w:style>
@@ -14912,6 +15593,7 @@
     <w:name w:val="SpecialCharTok"/>
     <w:basedOn w:val="VerbatimChar"/>
     <w:rPr>
+      <w:rFonts w:eastAsia="黑体"/>
       <w:color w:val="4070a0"/>
     </w:rPr>
   </w:style>
@@ -14919,6 +15601,7 @@
     <w:name w:val="StringTok"/>
     <w:basedOn w:val="VerbatimChar"/>
     <w:rPr>
+      <w:rFonts w:eastAsia="黑体"/>
       <w:color w:val="4070a0"/>
     </w:rPr>
   </w:style>
@@ -14926,6 +15609,7 @@
     <w:name w:val="VerbatimStringTok"/>
     <w:basedOn w:val="VerbatimChar"/>
     <w:rPr>
+      <w:rFonts w:eastAsia="黑体"/>
       <w:color w:val="4070a0"/>
     </w:rPr>
   </w:style>
@@ -14933,6 +15617,7 @@
     <w:name w:val="SpecialStringTok"/>
     <w:basedOn w:val="VerbatimChar"/>
     <w:rPr>
+      <w:rFonts w:eastAsia="黑体"/>
       <w:color w:val="bb6688"/>
     </w:rPr>
   </w:style>
@@ -14940,6 +15625,7 @@
     <w:name w:val="ImportTok"/>
     <w:basedOn w:val="VerbatimChar"/>
     <w:rPr>
+      <w:rFonts w:eastAsia="黑体"/>
       <w:b/>
       <w:color w:val="008000"/>
     </w:rPr>
@@ -14948,6 +15634,7 @@
     <w:name w:val="CommentTok"/>
     <w:basedOn w:val="VerbatimChar"/>
     <w:rPr>
+      <w:rFonts w:eastAsia="黑体"/>
       <w:i/>
       <w:color w:val="60a0b0"/>
     </w:rPr>
@@ -14956,6 +15643,7 @@
     <w:name w:val="DocumentationTok"/>
     <w:basedOn w:val="VerbatimChar"/>
     <w:rPr>
+      <w:rFonts w:eastAsia="黑体"/>
       <w:i/>
       <w:color w:val="ba2121"/>
     </w:rPr>
@@ -14964,6 +15652,7 @@
     <w:name w:val="AnnotationTok"/>
     <w:basedOn w:val="VerbatimChar"/>
     <w:rPr>
+      <w:rFonts w:eastAsia="黑体"/>
       <w:b/>
       <w:i/>
       <w:color w:val="60a0b0"/>
@@ -14973,6 +15662,7 @@
     <w:name w:val="CommentVarTok"/>
     <w:basedOn w:val="VerbatimChar"/>
     <w:rPr>
+      <w:rFonts w:eastAsia="黑体"/>
       <w:b/>
       <w:i/>
       <w:color w:val="60a0b0"/>
@@ -14982,6 +15672,7 @@
     <w:name w:val="OtherTok"/>
     <w:basedOn w:val="VerbatimChar"/>
     <w:rPr>
+      <w:rFonts w:eastAsia="黑体"/>
       <w:color w:val="007020"/>
     </w:rPr>
   </w:style>
@@ -14989,6 +15680,7 @@
     <w:name w:val="FunctionTok"/>
     <w:basedOn w:val="VerbatimChar"/>
     <w:rPr>
+      <w:rFonts w:eastAsia="黑体"/>
       <w:color w:val="06287e"/>
     </w:rPr>
   </w:style>
@@ -14996,6 +15688,7 @@
     <w:name w:val="VariableTok"/>
     <w:basedOn w:val="VerbatimChar"/>
     <w:rPr>
+      <w:rFonts w:eastAsia="黑体"/>
       <w:color w:val="19177c"/>
     </w:rPr>
   </w:style>
@@ -15003,6 +15696,7 @@
     <w:name w:val="ControlFlowTok"/>
     <w:basedOn w:val="VerbatimChar"/>
     <w:rPr>
+      <w:rFonts w:eastAsia="黑体"/>
       <w:b/>
       <w:color w:val="007020"/>
     </w:rPr>
@@ -15011,6 +15705,7 @@
     <w:name w:val="OperatorTok"/>
     <w:basedOn w:val="VerbatimChar"/>
     <w:rPr>
+      <w:rFonts w:eastAsia="黑体"/>
       <w:color w:val="666666"/>
     </w:rPr>
   </w:style>
@@ -15018,18 +15713,22 @@
     <w:name w:val="BuiltInTok"/>
     <w:basedOn w:val="VerbatimChar"/>
     <w:rPr>
+      <w:rFonts w:eastAsia="黑体"/>
       <w:color w:val="008000"/>
     </w:rPr>
   </w:style>
   <w:style w:type="character" w:customStyle="1" w:styleId="ExtensionTok">
     <w:name w:val="ExtensionTok"/>
     <w:basedOn w:val="VerbatimChar"/>
-    <w:rPr/>
+    <w:rPr>
+      <w:rFonts w:eastAsia="黑体"/>
+    </w:rPr>
   </w:style>
   <w:style w:type="character" w:customStyle="1" w:styleId="PreprocessorTok">
     <w:name w:val="PreprocessorTok"/>
     <w:basedOn w:val="VerbatimChar"/>
     <w:rPr>
+      <w:rFonts w:eastAsia="黑体"/>
       <w:color w:val="bc7a00"/>
     </w:rPr>
   </w:style>
@@ -15037,18 +15736,22 @@
     <w:name w:val="AttributeTok"/>
     <w:basedOn w:val="VerbatimChar"/>
     <w:rPr>
+      <w:rFonts w:eastAsia="黑体"/>
       <w:color w:val="7d9029"/>
     </w:rPr>
   </w:style>
   <w:style w:type="character" w:customStyle="1" w:styleId="RegionMarkerTok">
     <w:name w:val="RegionMarkerTok"/>
     <w:basedOn w:val="VerbatimChar"/>
-    <w:rPr/>
+    <w:rPr>
+      <w:rFonts w:eastAsia="黑体"/>
+    </w:rPr>
   </w:style>
   <w:style w:type="character" w:customStyle="1" w:styleId="InformationTok">
     <w:name w:val="InformationTok"/>
     <w:basedOn w:val="VerbatimChar"/>
     <w:rPr>
+      <w:rFonts w:eastAsia="黑体"/>
       <w:b/>
       <w:i/>
       <w:color w:val="60a0b0"/>
@@ -15058,6 +15761,7 @@
     <w:name w:val="WarningTok"/>
     <w:basedOn w:val="VerbatimChar"/>
     <w:rPr>
+      <w:rFonts w:eastAsia="黑体"/>
       <w:b/>
       <w:i/>
       <w:color w:val="60a0b0"/>
@@ -15067,6 +15771,7 @@
     <w:name w:val="AlertTok"/>
     <w:basedOn w:val="VerbatimChar"/>
     <w:rPr>
+      <w:rFonts w:eastAsia="黑体"/>
       <w:b/>
       <w:color w:val="ff0000"/>
     </w:rPr>
@@ -15075,6 +15780,7 @@
     <w:name w:val="ErrorTok"/>
     <w:basedOn w:val="VerbatimChar"/>
     <w:rPr>
+      <w:rFonts w:eastAsia="黑体"/>
       <w:b/>
       <w:color w:val="ff0000"/>
     </w:rPr>
@@ -15082,7 +15788,9 @@
   <w:style w:type="character" w:customStyle="1" w:styleId="NormalTok">
     <w:name w:val="NormalTok"/>
     <w:basedOn w:val="VerbatimChar"/>
-    <w:rPr/>
+    <w:rPr>
+      <w:rFonts w:eastAsia="黑体"/>
+    </w:rPr>
   </w:style>
 </w:styles>
 </file>
@@ -15131,12 +15839,12 @@
     <a:fontScheme name="Office">
       <a:majorFont>
         <a:latin typeface="Calibri"/>
-        <a:ea typeface=""/>
+        <a:ea typeface="黑体"/>
         <a:cs typeface=""/>
         <a:font script="Jpan" typeface="ＭＳ ゴシック"/>
         <a:font script="Hang" typeface="맑은 고딕"/>
-        <a:font script="Hans" typeface="宋体"/>
-        <a:font script="Hant" typeface="新細明體"/>
+        <a:font script="Hans" typeface="黑体"/>
+        <a:font script="Hant" typeface="黑体"/>
         <a:font script="Arab" typeface="Times New Roman"/>
         <a:font script="Hebr" typeface="Times New Roman"/>
         <a:font script="Thai" typeface="Angsana New"/>
@@ -15166,12 +15874,12 @@
       </a:majorFont>
       <a:minorFont>
         <a:latin typeface="Cambria"/>
-        <a:ea typeface=""/>
+        <a:ea typeface="黑体"/>
         <a:cs typeface=""/>
         <a:font script="Jpan" typeface="ＭＳ 明朝"/>
         <a:font script="Hang" typeface="맑은 고딕"/>
-        <a:font script="Hans" typeface="宋体"/>
-        <a:font script="Hant" typeface="新細明體"/>
+        <a:font script="Hans" typeface="黑体"/>
+        <a:font script="Hant" typeface="黑体"/>
         <a:font script="Arab" typeface="Arial"/>
         <a:font script="Hebr" typeface="Arial"/>
         <a:font script="Thai" typeface="Cordia New"/>

--- a/05-数字电路/02-时序逻辑电路/RS触发器电路/RS触发器电路.docx
+++ b/05-数字电路/02-时序逻辑电路/RS触发器电路/RS触发器电路.docx
@@ -2768,7 +2768,7 @@
           <w:color w:val="555555"/>
           <w:sz w:val="21"/>
         </w:rPr>
-        <w:t>材料收集者：杜文杰，WX手机：19519196569，QQ:3478827729</w:t>
+        <w:t>材料收集者：杜文杰，微信/手机：19519196569，QQ:3478827729</w:t>
       </w:r>
     </w:p>
     <w:sectPr>
